--- a/docs/metodichka/STRUKTURA.docx
+++ b/docs/metodichka/STRUKTURA.docx
@@ -38,7 +38,7 @@
           <w:sz w:val="20"/>
           <w:szCs w:val="20"/>
         </w:rPr>
-        <w:t xml:space="preserve">Рабочий документ для преподавателя. Версия 0.1 от 17.10.2026. Заменяет план издания из концепции (</w:t>
+        <w:t xml:space="preserve">Рабочий документ для преподавателя. Версия 0.2 от 17.10.2026, утверждена преподавателем. Заменяет план издания из концепции (</w:t>
       </w:r>
       <w:r>
         <w:rPr>
@@ -11909,7 +11909,7 @@
           <w:sz w:val="20"/>
           <w:szCs w:val="20"/>
         </w:rPr>
-        <w:t xml:space="preserve">Расхождение с черновиком РПД.</w:t>
+        <w:t xml:space="preserve">РПД приведена в соответствие (17.10):</w:t>
       </w:r>
       <w:r>
         <w:rPr>
@@ -11922,7 +11922,7 @@
           <w:sz w:val="20"/>
           <w:szCs w:val="20"/>
         </w:rPr>
-        <w:t xml:space="preserve"> В РПД пять разделов: исполнение и контроль там вместе. Чтобы книга и РПД совпадали, раздел 4 РПД можно разделить на «Исполнение» (практики 9–10) и «Мониторинг и контроль» (практики 11–13). Часы при этом не меняются, только перераспределяются между строками таблицы 3.</w:t>
+        <w:t xml:space="preserve"> в черновике РПД тоже шесть разделов, исполнение (практики 9–10) и мониторинг и контроль (практики 11–13) разделены; часы те же.</w:t>
       </w:r>
     </w:p>
     <w:sectPr>

--- a/docs/metodichka/STRUKTURA.docx
+++ b/docs/metodichka/STRUKTURA.docx
@@ -38,7 +38,33 @@
           <w:sz w:val="20"/>
           <w:szCs w:val="20"/>
         </w:rPr>
-        <w:t xml:space="preserve">Рабочий документ для преподавателя. Версия 0.2 от 17.10.2026, утверждена преподавателем. Заменяет план издания из концепции (</w:t>
+        <w:t xml:space="preserve">Рабочий документ для преподавателя. Версия 0.3 от 17.10.2026: утверждённая версия 0.2, термины приведены к русской адаптации (решения преподавателя 17.10, </w:t>
+      </w:r>
+      <w:r>
+        <w:rPr>
+          <w:rFonts w:ascii="Courier New" w:cs="Courier New" w:eastAsia="Courier New" w:hAnsi="Courier New"/>
+          <w:b w:val="false"/>
+          <w:bCs w:val="false"/>
+          <w:i w:val="false"/>
+          <w:iCs w:val="false"/>
+          <w:color w:val="1A1A1A"/>
+          <w:sz w:val="20"/>
+          <w:szCs w:val="20"/>
+        </w:rPr>
+        <w:t xml:space="preserve">PRAVILA_KONTENTA.md</w:t>
+      </w:r>
+      <w:r>
+        <w:rPr>
+          <w:rFonts w:ascii="Arial" w:cs="Arial" w:eastAsia="Arial" w:hAnsi="Arial"/>
+          <w:b w:val="false"/>
+          <w:bCs w:val="false"/>
+          <w:i w:val="false"/>
+          <w:iCs w:val="false"/>
+          <w:color w:val="1A1A1A"/>
+          <w:sz w:val="20"/>
+          <w:szCs w:val="20"/>
+        </w:rPr>
+        <w:t xml:space="preserve">, разделы 1 и 3). Заменяет план издания из концепции (</w:t>
       </w:r>
       <w:r>
         <w:rPr>
@@ -295,20 +321,20 @@
                 <w:sz w:val="18"/>
                 <w:szCs w:val="18"/>
               </w:rPr>
-              <w:t xml:space="preserve">Области фокуса</w:t>
-            </w:r>
-            <w:r>
-              <w:rPr>
-                <w:rFonts w:ascii="Arial" w:cs="Arial" w:eastAsia="Arial" w:hAnsi="Arial"/>
-                <w:b w:val="false"/>
-                <w:bCs w:val="false"/>
-                <w:i w:val="false"/>
-                <w:iCs w:val="false"/>
-                <w:color w:val="1A1A1A"/>
-                <w:sz w:val="18"/>
-                <w:szCs w:val="18"/>
-              </w:rPr>
-              <w:t xml:space="preserve"> (focus areas): инициация, планирование, исполнение, мониторинг и контроль, завершение</w:t>
+              <w:t xml:space="preserve">Фокусные области</w:t>
+            </w:r>
+            <w:r>
+              <w:rPr>
+                <w:rFonts w:ascii="Arial" w:cs="Arial" w:eastAsia="Arial" w:hAnsi="Arial"/>
+                <w:b w:val="false"/>
+                <w:bCs w:val="false"/>
+                <w:i w:val="false"/>
+                <w:iCs w:val="false"/>
+                <w:color w:val="1A1A1A"/>
+                <w:sz w:val="18"/>
+                <w:szCs w:val="18"/>
+              </w:rPr>
+              <w:t xml:space="preserve"> (focus areas): инициация, планирование, исполнение, мониторинг и контроль, закрытие</w:t>
             </w:r>
           </w:p>
         </w:tc>
@@ -357,7 +383,7 @@
                 <w:sz w:val="18"/>
                 <w:szCs w:val="18"/>
               </w:rPr>
-              <w:t xml:space="preserve"> — пять фаз жизненного цикла, которые студенты услышали на первом занятии</w:t>
+              <w:t xml:space="preserve"> — пять фаз жизненного цикла, которые студенты услышали на первом занятии (последняя там называлась «завершение»)</w:t>
             </w:r>
           </w:p>
         </w:tc>
@@ -431,20 +457,20 @@
                 <w:sz w:val="18"/>
                 <w:szCs w:val="18"/>
               </w:rPr>
-              <w:t xml:space="preserve">Домены практики</w:t>
-            </w:r>
-            <w:r>
-              <w:rPr>
-                <w:rFonts w:ascii="Arial" w:cs="Arial" w:eastAsia="Arial" w:hAnsi="Arial"/>
-                <w:b w:val="false"/>
-                <w:bCs w:val="false"/>
-                <w:i w:val="false"/>
-                <w:iCs w:val="false"/>
-                <w:color w:val="1A1A1A"/>
-                <w:sz w:val="18"/>
-                <w:szCs w:val="18"/>
-              </w:rPr>
-              <w:t xml:space="preserve"> (performance domains): управление и надзор (Governance), содержание (Scope), расписание (Schedule), финансы (Finance), заинтересованные стороны (Stakeholders), ресурсы (Resources), риски (Risk)</w:t>
+              <w:t xml:space="preserve">Домены исполнения</w:t>
+            </w:r>
+            <w:r>
+              <w:rPr>
+                <w:rFonts w:ascii="Arial" w:cs="Arial" w:eastAsia="Arial" w:hAnsi="Arial"/>
+                <w:b w:val="false"/>
+                <w:bCs w:val="false"/>
+                <w:i w:val="false"/>
+                <w:iCs w:val="false"/>
+                <w:color w:val="1A1A1A"/>
+                <w:sz w:val="18"/>
+                <w:szCs w:val="18"/>
+              </w:rPr>
+              <w:t xml:space="preserve"> (performance domains): руководство (Governance), содержание (Scope), расписание (Schedule), финансы (Finance), заинтересованные стороны (Stakeholders), ресурсы (Resources), риски (Risk)</w:t>
             </w:r>
           </w:p>
         </w:tc>
@@ -665,6 +691,50 @@
           <w:sz w:val="20"/>
           <w:szCs w:val="20"/>
         </w:rPr>
+        <w:t xml:space="preserve">Английские названия в этом документе — для сверки с оригиналом. В тексте книги английский оригинал дают один раз в главе, в скобках «(англ. …)», дальше — только русский термин (</w:t>
+      </w:r>
+      <w:r>
+        <w:rPr>
+          <w:rFonts w:ascii="Courier New" w:cs="Courier New" w:eastAsia="Courier New" w:hAnsi="Courier New"/>
+          <w:b w:val="false"/>
+          <w:bCs w:val="false"/>
+          <w:i w:val="false"/>
+          <w:iCs w:val="false"/>
+          <w:color w:val="1A1A1A"/>
+          <w:sz w:val="20"/>
+          <w:szCs w:val="20"/>
+        </w:rPr>
+        <w:t xml:space="preserve">PRAVILA_KONTENTA.md</w:t>
+      </w:r>
+      <w:r>
+        <w:rPr>
+          <w:rFonts w:ascii="Arial" w:cs="Arial" w:eastAsia="Arial" w:hAnsi="Arial"/>
+          <w:b w:val="false"/>
+          <w:bCs w:val="false"/>
+          <w:i w:val="false"/>
+          <w:iCs w:val="false"/>
+          <w:color w:val="1A1A1A"/>
+          <w:sz w:val="20"/>
+          <w:szCs w:val="20"/>
+        </w:rPr>
+        <w:t xml:space="preserve">, раздел 3).</w:t>
+      </w:r>
+    </w:p>
+    <w:p>
+      <w:pPr>
+        <w:spacing w:after="140" w:before="0" w:line="276"/>
+      </w:pPr>
+      <w:r>
+        <w:rPr>
+          <w:rFonts w:ascii="Arial" w:cs="Arial" w:eastAsia="Arial" w:hAnsi="Arial"/>
+          <w:b w:val="false"/>
+          <w:bCs w:val="false"/>
+          <w:i w:val="false"/>
+          <w:iCs w:val="false"/>
+          <w:color w:val="1A1A1A"/>
+          <w:sz w:val="20"/>
+          <w:szCs w:val="20"/>
+        </w:rPr>
         <w:t xml:space="preserve">Внутри каждого шага — </w:t>
       </w:r>
       <w:r>
@@ -870,7 +940,7 @@
           <w:sz w:val="20"/>
           <w:szCs w:val="20"/>
         </w:rPr>
-        <w:t xml:space="preserve"> Зачем курс и чему он учит. Как устроена книга: области фокуса, домены и принципы — одной картой. Как пользоваться печатной и цифровой версиями, рабочей тетрадью, QR-кодами. Виды самостоятельной работы. Как оценивается работа: вехи, тесты, защита (без баллов — их называет преподаватель).</w:t>
+        <w:t xml:space="preserve"> Зачем курс и чему он учит. Как устроена книга: фокусные области, домены исполнения и принципы — одной картой. Как пользоваться печатной и цифровой версиями, рабочей тетрадью, QR-кодами. Виды самостоятельной работы. Как оценивается работа: вехи, тесты, защита (без баллов — их называет преподаватель).</w:t>
       </w:r>
     </w:p>
     <w:p>
@@ -901,7 +971,7 @@
           <w:sz w:val="20"/>
           <w:szCs w:val="20"/>
         </w:rPr>
-        <w:t xml:space="preserve"> (WBS, PMBOK, SMART, PEST, SWOT, ИИ и др.).</w:t>
+        <w:t xml:space="preserve"> (PMBOK, SMART, PEST, SWOT, ИИ и др.; английские термины в нём не нужны — они в списке терминов).</w:t>
       </w:r>
     </w:p>
     <w:p>
@@ -1028,19 +1098,6 @@
         </w:rPr>
         <w:t xml:space="preserve">Глава 2. Инициация: от идеи к паспорту</w:t>
       </w:r>
-      <w:r>
-        <w:rPr>
-          <w:rFonts w:ascii="Arial" w:cs="Arial" w:eastAsia="Arial" w:hAnsi="Arial"/>
-          <w:b w:val="false"/>
-          <w:bCs w:val="false"/>
-          <w:i w:val="false"/>
-          <w:iCs w:val="false"/>
-          <w:color w:val="1A1A1A"/>
-          <w:sz w:val="20"/>
-          <w:szCs w:val="20"/>
-        </w:rPr>
-        <w:t xml:space="preserve"> (Initiating)</w:t>
-      </w:r>
     </w:p>
     <w:p>
       <w:pPr>
@@ -1154,19 +1211,6 @@
         </w:rPr>
         <w:t xml:space="preserve">Глава 3. Планирование: от цели к плану</w:t>
       </w:r>
-      <w:r>
-        <w:rPr>
-          <w:rFonts w:ascii="Arial" w:cs="Arial" w:eastAsia="Arial" w:hAnsi="Arial"/>
-          <w:b w:val="false"/>
-          <w:bCs w:val="false"/>
-          <w:i w:val="false"/>
-          <w:iCs w:val="false"/>
-          <w:color w:val="1A1A1A"/>
-          <w:sz w:val="20"/>
-          <w:szCs w:val="20"/>
-        </w:rPr>
-        <w:t xml:space="preserve"> (Planning)</w:t>
-      </w:r>
     </w:p>
     <w:p>
       <w:pPr>
@@ -1203,7 +1247,7 @@
           <w:sz w:val="20"/>
           <w:szCs w:val="20"/>
         </w:rPr>
-        <w:t xml:space="preserve">•  3.2. Иерархическая структура работ (WBS) — </w:t>
+        <w:t xml:space="preserve">•  3.2. Иерархическая структура работ — </w:t>
       </w:r>
       <w:r>
         <w:rPr>
@@ -1312,19 +1356,6 @@
         </w:rPr>
         <w:t xml:space="preserve">Глава 4. Исполнение: команда за работой</w:t>
       </w:r>
-      <w:r>
-        <w:rPr>
-          <w:rFonts w:ascii="Arial" w:cs="Arial" w:eastAsia="Arial" w:hAnsi="Arial"/>
-          <w:b w:val="false"/>
-          <w:bCs w:val="false"/>
-          <w:i w:val="false"/>
-          <w:iCs w:val="false"/>
-          <w:color w:val="1A1A1A"/>
-          <w:sz w:val="20"/>
-          <w:szCs w:val="20"/>
-        </w:rPr>
-        <w:t xml:space="preserve"> (Executing)</w:t>
-      </w:r>
     </w:p>
     <w:p>
       <w:pPr>
@@ -1381,19 +1412,6 @@
         </w:rPr>
         <w:t xml:space="preserve">Глава 5. Мониторинг и контроль: план против факта</w:t>
       </w:r>
-      <w:r>
-        <w:rPr>
-          <w:rFonts w:ascii="Arial" w:cs="Arial" w:eastAsia="Arial" w:hAnsi="Arial"/>
-          <w:b w:val="false"/>
-          <w:bCs w:val="false"/>
-          <w:i w:val="false"/>
-          <w:iCs w:val="false"/>
-          <w:color w:val="1A1A1A"/>
-          <w:sz w:val="20"/>
-          <w:szCs w:val="20"/>
-        </w:rPr>
-        <w:t xml:space="preserve"> (Monitoring and Controlling)</w:t>
-      </w:r>
     </w:p>
     <w:p>
       <w:pPr>
@@ -1448,20 +1466,7 @@
           <w:sz w:val="20"/>
           <w:szCs w:val="20"/>
         </w:rPr>
-        <w:t xml:space="preserve">Глава 6. Завершение: результат, отчёт, защита</w:t>
-      </w:r>
-      <w:r>
-        <w:rPr>
-          <w:rFonts w:ascii="Arial" w:cs="Arial" w:eastAsia="Arial" w:hAnsi="Arial"/>
-          <w:b w:val="false"/>
-          <w:bCs w:val="false"/>
-          <w:i w:val="false"/>
-          <w:iCs w:val="false"/>
-          <w:color w:val="1A1A1A"/>
-          <w:sz w:val="20"/>
-          <w:szCs w:val="20"/>
-        </w:rPr>
-        <w:t xml:space="preserve"> (Closing)</w:t>
+        <w:t xml:space="preserve">Глава 6. Закрытие: результат, отчёт, защита</w:t>
       </w:r>
     </w:p>
     <w:p>
@@ -1738,6 +1743,25 @@
           <w:szCs w:val="20"/>
         </w:rPr>
         <w:t xml:space="preserve">•  Г. Преподавателю: как вести курс по этой книге</w:t>
+      </w:r>
+    </w:p>
+    <w:p>
+      <w:pPr>
+        <w:spacing w:after="80" w:before="0" w:line="276"/>
+        <w:ind w:left="360" w:hanging="240"/>
+      </w:pPr>
+      <w:r>
+        <w:rPr>
+          <w:rFonts w:ascii="Arial" w:cs="Arial" w:eastAsia="Arial" w:hAnsi="Arial"/>
+          <w:b w:val="false"/>
+          <w:bCs w:val="false"/>
+          <w:i w:val="false"/>
+          <w:iCs w:val="false"/>
+          <w:color w:val="1A1A1A"/>
+          <w:sz w:val="20"/>
+          <w:szCs w:val="20"/>
+        </w:rPr>
+        <w:t xml:space="preserve">•  Д. Ответы к самопроверке — по всем шагам (решение 17.10)</w:t>
       </w:r>
     </w:p>
     <w:p>
@@ -1807,7 +1831,7 @@
           <w:sz w:val="20"/>
           <w:szCs w:val="20"/>
         </w:rPr>
-        <w:t xml:space="preserve">Колонки: область фокуса задаёт глава; </w:t>
+        <w:t xml:space="preserve">Колонки: фокусную область задаёт глава; </w:t>
       </w:r>
       <w:r>
         <w:rPr>
@@ -1833,7 +1857,7 @@
           <w:sz w:val="20"/>
           <w:szCs w:val="20"/>
         </w:rPr>
-        <w:t xml:space="preserve"> — главный домен PMBOK 8 шага; </w:t>
+        <w:t xml:space="preserve"> — главный домен исполнения PMBOK 8 для шага; </w:t>
       </w:r>
       <w:r>
         <w:rPr>
@@ -1859,7 +1883,7 @@
           <w:sz w:val="20"/>
           <w:szCs w:val="20"/>
         </w:rPr>
-        <w:t xml:space="preserve"> — процессы, из которых взят порядок действий (номер раздела и английское название — русские названия сверить по экземпляру перевода); </w:t>
+        <w:t xml:space="preserve"> — процессы, из которых взят порядок действий (номер раздела и русское название по переводу PMBOK 6 — сверить по экземпляру; в тексте книги — только русское название); </w:t>
       </w:r>
       <w:r>
         <w:rPr>
@@ -1991,7 +2015,7 @@
         </w:tc>
         <w:tc>
           <w:tcPr>
-            <w:tcW w:type="pct" w:w="21%"/>
+            <w:tcW w:type="pct" w:w="10%"/>
             <w:tcBorders>
               <w:top w:val="single" w:color="B3B3B3" w:sz="4"/>
               <w:left w:val="single" w:color="B3B3B3" w:sz="4"/>
@@ -2028,7 +2052,7 @@
         </w:tc>
         <w:tc>
           <w:tcPr>
-            <w:tcW w:type="pct" w:w="39%"/>
+            <w:tcW w:type="pct" w:w="44%"/>
             <w:tcBorders>
               <w:top w:val="single" w:color="B3B3B3" w:sz="4"/>
               <w:left w:val="single" w:color="B3B3B3" w:sz="4"/>
@@ -2065,7 +2089,7 @@
         </w:tc>
         <w:tc>
           <w:tcPr>
-            <w:tcW w:type="pct" w:w="24%"/>
+            <w:tcW w:type="pct" w:w="27%"/>
             <w:tcBorders>
               <w:top w:val="single" w:color="B3B3B3" w:sz="4"/>
               <w:left w:val="single" w:color="B3B3B3" w:sz="4"/>
@@ -2102,7 +2126,7 @@
         </w:tc>
         <w:tc>
           <w:tcPr>
-            <w:tcW w:type="pct" w:w="13%"/>
+            <w:tcW w:type="pct" w:w="15%"/>
             <w:tcBorders>
               <w:top w:val="single" w:color="B3B3B3" w:sz="4"/>
               <w:left w:val="single" w:color="B3B3B3" w:sz="4"/>
@@ -2177,7 +2201,7 @@
         </w:tc>
         <w:tc>
           <w:tcPr>
-            <w:tcW w:type="pct" w:w="21%"/>
+            <w:tcW w:type="pct" w:w="10%"/>
             <w:tcBorders>
               <w:top w:val="single" w:color="B3B3B3" w:sz="4"/>
               <w:left w:val="single" w:color="B3B3B3" w:sz="4"/>
@@ -2213,43 +2237,43 @@
         </w:tc>
         <w:tc>
           <w:tcPr>
-            <w:tcW w:type="pct" w:w="39%"/>
-            <w:tcBorders>
-              <w:top w:val="single" w:color="B3B3B3" w:sz="4"/>
-              <w:left w:val="single" w:color="B3B3B3" w:sz="4"/>
-              <w:bottom w:val="single" w:color="B3B3B3" w:sz="4"/>
-              <w:right w:val="single" w:color="B3B3B3" w:sz="4"/>
-            </w:tcBorders>
-            <w:tcMar>
-              <w:top w:type="dxa" w:w="60"/>
-              <w:left w:type="dxa" w:w="100"/>
-              <w:bottom w:type="dxa" w:w="60"/>
-              <w:right w:type="dxa" w:w="100"/>
-            </w:tcMar>
-            <w:vAlign w:val="center"/>
-          </w:tcPr>
-          <w:p>
-            <w:pPr>
-              <w:spacing w:after="0" w:line="250"/>
-            </w:pPr>
-            <w:r>
-              <w:rPr>
-                <w:rFonts w:ascii="Arial" w:cs="Arial" w:eastAsia="Arial" w:hAnsi="Arial"/>
-                <w:b w:val="false"/>
-                <w:bCs w:val="false"/>
-                <w:i w:val="false"/>
-                <w:iCs w:val="false"/>
-                <w:color w:val="1A1A1A"/>
-                <w:sz w:val="18"/>
-                <w:szCs w:val="18"/>
-              </w:rPr>
-              <w:t xml:space="preserve">PMBOK: определение проекта, четыре признака; железный треугольник; пять фаз = области фокуса</w:t>
-            </w:r>
-          </w:p>
-        </w:tc>
-        <w:tc>
-          <w:tcPr>
-            <w:tcW w:type="pct" w:w="24%"/>
+            <w:tcW w:type="pct" w:w="44%"/>
+            <w:tcBorders>
+              <w:top w:val="single" w:color="B3B3B3" w:sz="4"/>
+              <w:left w:val="single" w:color="B3B3B3" w:sz="4"/>
+              <w:bottom w:val="single" w:color="B3B3B3" w:sz="4"/>
+              <w:right w:val="single" w:color="B3B3B3" w:sz="4"/>
+            </w:tcBorders>
+            <w:tcMar>
+              <w:top w:type="dxa" w:w="60"/>
+              <w:left w:type="dxa" w:w="100"/>
+              <w:bottom w:type="dxa" w:w="60"/>
+              <w:right w:type="dxa" w:w="100"/>
+            </w:tcMar>
+            <w:vAlign w:val="center"/>
+          </w:tcPr>
+          <w:p>
+            <w:pPr>
+              <w:spacing w:after="0" w:line="250"/>
+            </w:pPr>
+            <w:r>
+              <w:rPr>
+                <w:rFonts w:ascii="Arial" w:cs="Arial" w:eastAsia="Arial" w:hAnsi="Arial"/>
+                <w:b w:val="false"/>
+                <w:bCs w:val="false"/>
+                <w:i w:val="false"/>
+                <w:iCs w:val="false"/>
+                <w:color w:val="1A1A1A"/>
+                <w:sz w:val="18"/>
+                <w:szCs w:val="18"/>
+              </w:rPr>
+              <w:t xml:space="preserve">PMBOK: определение проекта, четыре признака; железный треугольник; пять фаз = фокусные области</w:t>
+            </w:r>
+          </w:p>
+        </w:tc>
+        <w:tc>
+          <w:tcPr>
+            <w:tcW w:type="pct" w:w="27%"/>
             <w:tcBorders>
               <w:top w:val="single" w:color="B3B3B3" w:sz="4"/>
               <w:left w:val="single" w:color="B3B3B3" w:sz="4"/>
@@ -2285,7 +2309,7 @@
         </w:tc>
         <w:tc>
           <w:tcPr>
-            <w:tcW w:type="pct" w:w="13%"/>
+            <w:tcW w:type="pct" w:w="15%"/>
             <w:tcBorders>
               <w:top w:val="single" w:color="B3B3B3" w:sz="4"/>
               <w:left w:val="single" w:color="B3B3B3" w:sz="4"/>
@@ -2359,79 +2383,79 @@
         </w:tc>
         <w:tc>
           <w:tcPr>
-            <w:tcW w:type="pct" w:w="21%"/>
-            <w:tcBorders>
-              <w:top w:val="single" w:color="B3B3B3" w:sz="4"/>
-              <w:left w:val="single" w:color="B3B3B3" w:sz="4"/>
-              <w:bottom w:val="single" w:color="B3B3B3" w:sz="4"/>
-              <w:right w:val="single" w:color="B3B3B3" w:sz="4"/>
-            </w:tcBorders>
-            <w:tcMar>
-              <w:top w:type="dxa" w:w="60"/>
-              <w:left w:type="dxa" w:w="100"/>
-              <w:bottom w:type="dxa" w:w="60"/>
-              <w:right w:type="dxa" w:w="100"/>
-            </w:tcMar>
-            <w:vAlign w:val="center"/>
-          </w:tcPr>
-          <w:p>
-            <w:pPr>
-              <w:spacing w:after="0" w:line="250"/>
-            </w:pPr>
-            <w:r>
-              <w:rPr>
-                <w:rFonts w:ascii="Arial" w:cs="Arial" w:eastAsia="Arial" w:hAnsi="Arial"/>
-                <w:b w:val="false"/>
-                <w:bCs w:val="false"/>
-                <w:i w:val="false"/>
-                <w:iCs w:val="false"/>
-                <w:color w:val="1A1A1A"/>
-                <w:sz w:val="18"/>
-                <w:szCs w:val="18"/>
-              </w:rPr>
-              <w:t xml:space="preserve">Управление и надзор (Governance)</w:t>
-            </w:r>
-          </w:p>
-        </w:tc>
-        <w:tc>
-          <w:tcPr>
-            <w:tcW w:type="pct" w:w="39%"/>
-            <w:tcBorders>
-              <w:top w:val="single" w:color="B3B3B3" w:sz="4"/>
-              <w:left w:val="single" w:color="B3B3B3" w:sz="4"/>
-              <w:bottom w:val="single" w:color="B3B3B3" w:sz="4"/>
-              <w:right w:val="single" w:color="B3B3B3" w:sz="4"/>
-            </w:tcBorders>
-            <w:tcMar>
-              <w:top w:type="dxa" w:w="60"/>
-              <w:left w:type="dxa" w:w="100"/>
-              <w:bottom w:type="dxa" w:w="60"/>
-              <w:right w:type="dxa" w:w="100"/>
-            </w:tcMar>
-            <w:vAlign w:val="center"/>
-          </w:tcPr>
-          <w:p>
-            <w:pPr>
-              <w:spacing w:after="0" w:line="250"/>
-            </w:pPr>
-            <w:r>
-              <w:rPr>
-                <w:rFonts w:ascii="Arial" w:cs="Arial" w:eastAsia="Arial" w:hAnsi="Arial"/>
-                <w:b w:val="false"/>
-                <w:bCs w:val="false"/>
-                <w:i w:val="false"/>
-                <w:iCs w:val="false"/>
-                <w:color w:val="1A1A1A"/>
-                <w:sz w:val="18"/>
-                <w:szCs w:val="18"/>
-              </w:rPr>
-              <w:t xml:space="preserve">PMBOK 8: адаптация подхода под проект (tailoring); предиктивный, адаптивный, гибридный подходы</w:t>
-            </w:r>
-          </w:p>
-        </w:tc>
-        <w:tc>
-          <w:tcPr>
-            <w:tcW w:type="pct" w:w="24%"/>
+            <w:tcW w:type="pct" w:w="10%"/>
+            <w:tcBorders>
+              <w:top w:val="single" w:color="B3B3B3" w:sz="4"/>
+              <w:left w:val="single" w:color="B3B3B3" w:sz="4"/>
+              <w:bottom w:val="single" w:color="B3B3B3" w:sz="4"/>
+              <w:right w:val="single" w:color="B3B3B3" w:sz="4"/>
+            </w:tcBorders>
+            <w:tcMar>
+              <w:top w:type="dxa" w:w="60"/>
+              <w:left w:type="dxa" w:w="100"/>
+              <w:bottom w:type="dxa" w:w="60"/>
+              <w:right w:type="dxa" w:w="100"/>
+            </w:tcMar>
+            <w:vAlign w:val="center"/>
+          </w:tcPr>
+          <w:p>
+            <w:pPr>
+              <w:spacing w:after="0" w:line="250"/>
+            </w:pPr>
+            <w:r>
+              <w:rPr>
+                <w:rFonts w:ascii="Arial" w:cs="Arial" w:eastAsia="Arial" w:hAnsi="Arial"/>
+                <w:b w:val="false"/>
+                <w:bCs w:val="false"/>
+                <w:i w:val="false"/>
+                <w:iCs w:val="false"/>
+                <w:color w:val="1A1A1A"/>
+                <w:sz w:val="18"/>
+                <w:szCs w:val="18"/>
+              </w:rPr>
+              <w:t xml:space="preserve">Руководство</w:t>
+            </w:r>
+          </w:p>
+        </w:tc>
+        <w:tc>
+          <w:tcPr>
+            <w:tcW w:type="pct" w:w="44%"/>
+            <w:tcBorders>
+              <w:top w:val="single" w:color="B3B3B3" w:sz="4"/>
+              <w:left w:val="single" w:color="B3B3B3" w:sz="4"/>
+              <w:bottom w:val="single" w:color="B3B3B3" w:sz="4"/>
+              <w:right w:val="single" w:color="B3B3B3" w:sz="4"/>
+            </w:tcBorders>
+            <w:tcMar>
+              <w:top w:type="dxa" w:w="60"/>
+              <w:left w:type="dxa" w:w="100"/>
+              <w:bottom w:type="dxa" w:w="60"/>
+              <w:right w:type="dxa" w:w="100"/>
+            </w:tcMar>
+            <w:vAlign w:val="center"/>
+          </w:tcPr>
+          <w:p>
+            <w:pPr>
+              <w:spacing w:after="0" w:line="250"/>
+            </w:pPr>
+            <w:r>
+              <w:rPr>
+                <w:rFonts w:ascii="Arial" w:cs="Arial" w:eastAsia="Arial" w:hAnsi="Arial"/>
+                <w:b w:val="false"/>
+                <w:bCs w:val="false"/>
+                <w:i w:val="false"/>
+                <w:iCs w:val="false"/>
+                <w:color w:val="1A1A1A"/>
+                <w:sz w:val="18"/>
+                <w:szCs w:val="18"/>
+              </w:rPr>
+              <w:t xml:space="preserve">PMBOK 8: адаптация подхода под проект (англ. tailoring); предиктивный, адаптивный, гибридный подходы</w:t>
+            </w:r>
+          </w:p>
+        </w:tc>
+        <w:tc>
+          <w:tcPr>
+            <w:tcW w:type="pct" w:w="27%"/>
             <w:tcBorders>
               <w:top w:val="single" w:color="B3B3B3" w:sz="4"/>
               <w:left w:val="single" w:color="B3B3B3" w:sz="4"/>
@@ -2467,7 +2491,7 @@
         </w:tc>
         <w:tc>
           <w:tcPr>
-            <w:tcW w:type="pct" w:w="13%"/>
+            <w:tcW w:type="pct" w:w="15%"/>
             <w:tcBorders>
               <w:top w:val="single" w:color="B3B3B3" w:sz="4"/>
               <w:left w:val="single" w:color="B3B3B3" w:sz="4"/>
@@ -2541,7 +2565,7 @@
         </w:tc>
         <w:tc>
           <w:tcPr>
-            <w:tcW w:type="pct" w:w="21%"/>
+            <w:tcW w:type="pct" w:w="10%"/>
             <w:tcBorders>
               <w:top w:val="single" w:color="B3B3B3" w:sz="4"/>
               <w:left w:val="single" w:color="B3B3B3" w:sz="4"/>
@@ -2577,7 +2601,7 @@
         </w:tc>
         <w:tc>
           <w:tcPr>
-            <w:tcW w:type="pct" w:w="39%"/>
+            <w:tcW w:type="pct" w:w="44%"/>
             <w:tcBorders>
               <w:top w:val="single" w:color="B3B3B3" w:sz="4"/>
               <w:left w:val="single" w:color="B3B3B3" w:sz="4"/>
@@ -2613,7 +2637,7 @@
         </w:tc>
         <w:tc>
           <w:tcPr>
-            <w:tcW w:type="pct" w:w="24%"/>
+            <w:tcW w:type="pct" w:w="27%"/>
             <w:tcBorders>
               <w:top w:val="single" w:color="B3B3B3" w:sz="4"/>
               <w:left w:val="single" w:color="B3B3B3" w:sz="4"/>
@@ -2649,7 +2673,7 @@
         </w:tc>
         <w:tc>
           <w:tcPr>
-            <w:tcW w:type="pct" w:w="13%"/>
+            <w:tcW w:type="pct" w:w="15%"/>
             <w:tcBorders>
               <w:top w:val="single" w:color="B3B3B3" w:sz="4"/>
               <w:left w:val="single" w:color="B3B3B3" w:sz="4"/>
@@ -2723,43 +2747,43 @@
         </w:tc>
         <w:tc>
           <w:tcPr>
-            <w:tcW w:type="pct" w:w="21%"/>
-            <w:tcBorders>
-              <w:top w:val="single" w:color="B3B3B3" w:sz="4"/>
-              <w:left w:val="single" w:color="B3B3B3" w:sz="4"/>
-              <w:bottom w:val="single" w:color="B3B3B3" w:sz="4"/>
-              <w:right w:val="single" w:color="B3B3B3" w:sz="4"/>
-            </w:tcBorders>
-            <w:tcMar>
-              <w:top w:type="dxa" w:w="60"/>
-              <w:left w:type="dxa" w:w="100"/>
-              <w:bottom w:type="dxa" w:w="60"/>
-              <w:right w:type="dxa" w:w="100"/>
-            </w:tcMar>
-            <w:vAlign w:val="center"/>
-          </w:tcPr>
-          <w:p>
-            <w:pPr>
-              <w:spacing w:after="0" w:line="250"/>
-            </w:pPr>
-            <w:r>
-              <w:rPr>
-                <w:rFonts w:ascii="Arial" w:cs="Arial" w:eastAsia="Arial" w:hAnsi="Arial"/>
-                <w:b w:val="false"/>
-                <w:bCs w:val="false"/>
-                <w:i w:val="false"/>
-                <w:iCs w:val="false"/>
-                <w:color w:val="1A1A1A"/>
-                <w:sz w:val="18"/>
-                <w:szCs w:val="18"/>
-              </w:rPr>
-              <w:t xml:space="preserve">Ресурсы (Resources)</w:t>
-            </w:r>
-          </w:p>
-        </w:tc>
-        <w:tc>
-          <w:tcPr>
-            <w:tcW w:type="pct" w:w="39%"/>
+            <w:tcW w:type="pct" w:w="10%"/>
+            <w:tcBorders>
+              <w:top w:val="single" w:color="B3B3B3" w:sz="4"/>
+              <w:left w:val="single" w:color="B3B3B3" w:sz="4"/>
+              <w:bottom w:val="single" w:color="B3B3B3" w:sz="4"/>
+              <w:right w:val="single" w:color="B3B3B3" w:sz="4"/>
+            </w:tcBorders>
+            <w:tcMar>
+              <w:top w:type="dxa" w:w="60"/>
+              <w:left w:type="dxa" w:w="100"/>
+              <w:bottom w:type="dxa" w:w="60"/>
+              <w:right w:type="dxa" w:w="100"/>
+            </w:tcMar>
+            <w:vAlign w:val="center"/>
+          </w:tcPr>
+          <w:p>
+            <w:pPr>
+              <w:spacing w:after="0" w:line="250"/>
+            </w:pPr>
+            <w:r>
+              <w:rPr>
+                <w:rFonts w:ascii="Arial" w:cs="Arial" w:eastAsia="Arial" w:hAnsi="Arial"/>
+                <w:b w:val="false"/>
+                <w:bCs w:val="false"/>
+                <w:i w:val="false"/>
+                <w:iCs w:val="false"/>
+                <w:color w:val="1A1A1A"/>
+                <w:sz w:val="18"/>
+                <w:szCs w:val="18"/>
+              </w:rPr>
+              <w:t xml:space="preserve">Ресурсы</w:t>
+            </w:r>
+          </w:p>
+        </w:tc>
+        <w:tc>
+          <w:tcPr>
+            <w:tcW w:type="pct" w:w="44%"/>
             <w:tcBorders>
               <w:top w:val="single" w:color="B3B3B3" w:sz="4"/>
               <w:left w:val="single" w:color="B3B3B3" w:sz="4"/>
@@ -2795,7 +2819,7 @@
         </w:tc>
         <w:tc>
           <w:tcPr>
-            <w:tcW w:type="pct" w:w="24%"/>
+            <w:tcW w:type="pct" w:w="27%"/>
             <w:tcBorders>
               <w:top w:val="single" w:color="B3B3B3" w:sz="4"/>
               <w:left w:val="single" w:color="B3B3B3" w:sz="4"/>
@@ -2831,7 +2855,7 @@
         </w:tc>
         <w:tc>
           <w:tcPr>
-            <w:tcW w:type="pct" w:w="13%"/>
+            <w:tcW w:type="pct" w:w="15%"/>
             <w:tcBorders>
               <w:top w:val="single" w:color="B3B3B3" w:sz="4"/>
               <w:left w:val="single" w:color="B3B3B3" w:sz="4"/>
@@ -2923,7 +2947,7 @@
       <w:tr>
         <w:tc>
           <w:tcPr>
-            <w:tcW w:type="pct" w:w="21%"/>
+            <w:tcW w:type="pct" w:w="31%"/>
             <w:tcBorders>
               <w:top w:val="single" w:color="B3B3B3" w:sz="4"/>
               <w:left w:val="single" w:color="B3B3B3" w:sz="4"/>
@@ -2960,7 +2984,7 @@
         </w:tc>
         <w:tc>
           <w:tcPr>
-            <w:tcW w:type="pct" w:w="30%"/>
+            <w:tcW w:type="pct" w:w="31%"/>
             <w:tcBorders>
               <w:top w:val="single" w:color="B3B3B3" w:sz="4"/>
               <w:left w:val="single" w:color="B3B3B3" w:sz="4"/>
@@ -2997,7 +3021,7 @@
         </w:tc>
         <w:tc>
           <w:tcPr>
-            <w:tcW w:type="pct" w:w="49%"/>
+            <w:tcW w:type="pct" w:w="38%"/>
             <w:tcBorders>
               <w:top w:val="single" w:color="B3B3B3" w:sz="4"/>
               <w:left w:val="single" w:color="B3B3B3" w:sz="4"/>
@@ -3036,7 +3060,7 @@
       <w:tr>
         <w:tc>
           <w:tcPr>
-            <w:tcW w:type="pct" w:w="21%"/>
+            <w:tcW w:type="pct" w:w="31%"/>
             <w:tcBorders>
               <w:top w:val="single" w:color="B3B3B3" w:sz="4"/>
               <w:left w:val="single" w:color="B3B3B3" w:sz="4"/>
@@ -3072,43 +3096,43 @@
         </w:tc>
         <w:tc>
           <w:tcPr>
-            <w:tcW w:type="pct" w:w="30%"/>
-            <w:tcBorders>
-              <w:top w:val="single" w:color="B3B3B3" w:sz="4"/>
-              <w:left w:val="single" w:color="B3B3B3" w:sz="4"/>
-              <w:bottom w:val="single" w:color="B3B3B3" w:sz="4"/>
-              <w:right w:val="single" w:color="B3B3B3" w:sz="4"/>
-            </w:tcBorders>
-            <w:tcMar>
-              <w:top w:type="dxa" w:w="60"/>
-              <w:left w:type="dxa" w:w="100"/>
-              <w:bottom w:type="dxa" w:w="60"/>
-              <w:right w:type="dxa" w:w="100"/>
-            </w:tcMar>
-            <w:vAlign w:val="center"/>
-          </w:tcPr>
-          <w:p>
-            <w:pPr>
-              <w:spacing w:after="0" w:line="250"/>
-            </w:pPr>
-            <w:r>
-              <w:rPr>
-                <w:rFonts w:ascii="Arial" w:cs="Arial" w:eastAsia="Arial" w:hAnsi="Arial"/>
-                <w:b w:val="false"/>
-                <w:bCs w:val="false"/>
-                <w:i w:val="false"/>
-                <w:iCs w:val="false"/>
-                <w:color w:val="1A1A1A"/>
-                <w:sz w:val="18"/>
-                <w:szCs w:val="18"/>
-              </w:rPr>
-              <w:t xml:space="preserve">целостный взгляд</w:t>
-            </w:r>
-          </w:p>
-        </w:tc>
-        <w:tc>
-          <w:tcPr>
-            <w:tcW w:type="pct" w:w="49%"/>
+            <w:tcW w:type="pct" w:w="31%"/>
+            <w:tcBorders>
+              <w:top w:val="single" w:color="B3B3B3" w:sz="4"/>
+              <w:left w:val="single" w:color="B3B3B3" w:sz="4"/>
+              <w:bottom w:val="single" w:color="B3B3B3" w:sz="4"/>
+              <w:right w:val="single" w:color="B3B3B3" w:sz="4"/>
+            </w:tcBorders>
+            <w:tcMar>
+              <w:top w:type="dxa" w:w="60"/>
+              <w:left w:type="dxa" w:w="100"/>
+              <w:bottom w:type="dxa" w:w="60"/>
+              <w:right w:type="dxa" w:w="100"/>
+            </w:tcMar>
+            <w:vAlign w:val="center"/>
+          </w:tcPr>
+          <w:p>
+            <w:pPr>
+              <w:spacing w:after="0" w:line="250"/>
+            </w:pPr>
+            <w:r>
+              <w:rPr>
+                <w:rFonts w:ascii="Arial" w:cs="Arial" w:eastAsia="Arial" w:hAnsi="Arial"/>
+                <w:b w:val="false"/>
+                <w:bCs w:val="false"/>
+                <w:i w:val="false"/>
+                <w:iCs w:val="false"/>
+                <w:color w:val="1A1A1A"/>
+                <w:sz w:val="18"/>
+                <w:szCs w:val="18"/>
+              </w:rPr>
+              <w:t xml:space="preserve">принимать целостный взгляд</w:t>
+            </w:r>
+          </w:p>
+        </w:tc>
+        <w:tc>
+          <w:tcPr>
+            <w:tcW w:type="pct" w:w="38%"/>
             <w:tcBorders>
               <w:top w:val="single" w:color="B3B3B3" w:sz="4"/>
               <w:left w:val="single" w:color="B3B3B3" w:sz="4"/>
@@ -3146,7 +3170,7 @@
       <w:tr>
         <w:tc>
           <w:tcPr>
-            <w:tcW w:type="pct" w:w="21%"/>
+            <w:tcW w:type="pct" w:w="31%"/>
             <w:tcBorders>
               <w:top w:val="single" w:color="B3B3B3" w:sz="4"/>
               <w:left w:val="single" w:color="B3B3B3" w:sz="4"/>
@@ -3182,43 +3206,43 @@
         </w:tc>
         <w:tc>
           <w:tcPr>
-            <w:tcW w:type="pct" w:w="30%"/>
-            <w:tcBorders>
-              <w:top w:val="single" w:color="B3B3B3" w:sz="4"/>
-              <w:left w:val="single" w:color="B3B3B3" w:sz="4"/>
-              <w:bottom w:val="single" w:color="B3B3B3" w:sz="4"/>
-              <w:right w:val="single" w:color="B3B3B3" w:sz="4"/>
-            </w:tcBorders>
-            <w:tcMar>
-              <w:top w:type="dxa" w:w="60"/>
-              <w:left w:type="dxa" w:w="100"/>
-              <w:bottom w:type="dxa" w:w="60"/>
-              <w:right w:type="dxa" w:w="100"/>
-            </w:tcMar>
-            <w:vAlign w:val="center"/>
-          </w:tcPr>
-          <w:p>
-            <w:pPr>
-              <w:spacing w:after="0" w:line="250"/>
-            </w:pPr>
-            <w:r>
-              <w:rPr>
-                <w:rFonts w:ascii="Arial" w:cs="Arial" w:eastAsia="Arial" w:hAnsi="Arial"/>
-                <w:b w:val="false"/>
-                <w:bCs w:val="false"/>
-                <w:i w:val="false"/>
-                <w:iCs w:val="false"/>
-                <w:color w:val="1A1A1A"/>
-                <w:sz w:val="18"/>
-                <w:szCs w:val="18"/>
-              </w:rPr>
-              <w:t xml:space="preserve">ориентация на ценность</w:t>
-            </w:r>
-          </w:p>
-        </w:tc>
-        <w:tc>
-          <w:tcPr>
-            <w:tcW w:type="pct" w:w="49%"/>
+            <w:tcW w:type="pct" w:w="31%"/>
+            <w:tcBorders>
+              <w:top w:val="single" w:color="B3B3B3" w:sz="4"/>
+              <w:left w:val="single" w:color="B3B3B3" w:sz="4"/>
+              <w:bottom w:val="single" w:color="B3B3B3" w:sz="4"/>
+              <w:right w:val="single" w:color="B3B3B3" w:sz="4"/>
+            </w:tcBorders>
+            <w:tcMar>
+              <w:top w:type="dxa" w:w="60"/>
+              <w:left w:type="dxa" w:w="100"/>
+              <w:bottom w:type="dxa" w:w="60"/>
+              <w:right w:type="dxa" w:w="100"/>
+            </w:tcMar>
+            <w:vAlign w:val="center"/>
+          </w:tcPr>
+          <w:p>
+            <w:pPr>
+              <w:spacing w:after="0" w:line="250"/>
+            </w:pPr>
+            <w:r>
+              <w:rPr>
+                <w:rFonts w:ascii="Arial" w:cs="Arial" w:eastAsia="Arial" w:hAnsi="Arial"/>
+                <w:b w:val="false"/>
+                <w:bCs w:val="false"/>
+                <w:i w:val="false"/>
+                <w:iCs w:val="false"/>
+                <w:color w:val="1A1A1A"/>
+                <w:sz w:val="18"/>
+                <w:szCs w:val="18"/>
+              </w:rPr>
+              <w:t xml:space="preserve">фокусироваться на ценности</w:t>
+            </w:r>
+          </w:p>
+        </w:tc>
+        <w:tc>
+          <w:tcPr>
+            <w:tcW w:type="pct" w:w="38%"/>
             <w:tcBorders>
               <w:top w:val="single" w:color="B3B3B3" w:sz="4"/>
               <w:left w:val="single" w:color="B3B3B3" w:sz="4"/>
@@ -3256,79 +3280,79 @@
       <w:tr>
         <w:tc>
           <w:tcPr>
-            <w:tcW w:type="pct" w:w="21%"/>
-            <w:tcBorders>
-              <w:top w:val="single" w:color="B3B3B3" w:sz="4"/>
-              <w:left w:val="single" w:color="B3B3B3" w:sz="4"/>
-              <w:bottom w:val="single" w:color="B3B3B3" w:sz="4"/>
-              <w:right w:val="single" w:color="B3B3B3" w:sz="4"/>
-            </w:tcBorders>
-            <w:tcMar>
-              <w:top w:type="dxa" w:w="60"/>
-              <w:left w:type="dxa" w:w="100"/>
-              <w:bottom w:type="dxa" w:w="60"/>
-              <w:right w:type="dxa" w:w="100"/>
-            </w:tcMar>
-            <w:vAlign w:val="center"/>
-          </w:tcPr>
-          <w:p>
-            <w:pPr>
-              <w:spacing w:after="0" w:line="250"/>
-            </w:pPr>
-            <w:r>
-              <w:rPr>
-                <w:rFonts w:ascii="Arial" w:cs="Arial" w:eastAsia="Arial" w:hAnsi="Arial"/>
-                <w:b w:val="false"/>
-                <w:bCs w:val="false"/>
-                <w:i w:val="false"/>
-                <w:iCs w:val="false"/>
-                <w:color w:val="1A1A1A"/>
-                <w:sz w:val="18"/>
-                <w:szCs w:val="18"/>
-              </w:rPr>
-              <w:t xml:space="preserve">Embed Quality</w:t>
-            </w:r>
-          </w:p>
-        </w:tc>
-        <w:tc>
-          <w:tcPr>
-            <w:tcW w:type="pct" w:w="30%"/>
-            <w:tcBorders>
-              <w:top w:val="single" w:color="B3B3B3" w:sz="4"/>
-              <w:left w:val="single" w:color="B3B3B3" w:sz="4"/>
-              <w:bottom w:val="single" w:color="B3B3B3" w:sz="4"/>
-              <w:right w:val="single" w:color="B3B3B3" w:sz="4"/>
-            </w:tcBorders>
-            <w:tcMar>
-              <w:top w:type="dxa" w:w="60"/>
-              <w:left w:type="dxa" w:w="100"/>
-              <w:bottom w:type="dxa" w:w="60"/>
-              <w:right w:type="dxa" w:w="100"/>
-            </w:tcMar>
-            <w:vAlign w:val="center"/>
-          </w:tcPr>
-          <w:p>
-            <w:pPr>
-              <w:spacing w:after="0" w:line="250"/>
-            </w:pPr>
-            <w:r>
-              <w:rPr>
-                <w:rFonts w:ascii="Arial" w:cs="Arial" w:eastAsia="Arial" w:hAnsi="Arial"/>
-                <w:b w:val="false"/>
-                <w:bCs w:val="false"/>
-                <w:i w:val="false"/>
-                <w:iCs w:val="false"/>
-                <w:color w:val="1A1A1A"/>
-                <w:sz w:val="18"/>
-                <w:szCs w:val="18"/>
-              </w:rPr>
-              <w:t xml:space="preserve">встроенное качество</w:t>
-            </w:r>
-          </w:p>
-        </w:tc>
-        <w:tc>
-          <w:tcPr>
-            <w:tcW w:type="pct" w:w="49%"/>
+            <w:tcW w:type="pct" w:w="31%"/>
+            <w:tcBorders>
+              <w:top w:val="single" w:color="B3B3B3" w:sz="4"/>
+              <w:left w:val="single" w:color="B3B3B3" w:sz="4"/>
+              <w:bottom w:val="single" w:color="B3B3B3" w:sz="4"/>
+              <w:right w:val="single" w:color="B3B3B3" w:sz="4"/>
+            </w:tcBorders>
+            <w:tcMar>
+              <w:top w:type="dxa" w:w="60"/>
+              <w:left w:type="dxa" w:w="100"/>
+              <w:bottom w:type="dxa" w:w="60"/>
+              <w:right w:type="dxa" w:w="100"/>
+            </w:tcMar>
+            <w:vAlign w:val="center"/>
+          </w:tcPr>
+          <w:p>
+            <w:pPr>
+              <w:spacing w:after="0" w:line="250"/>
+            </w:pPr>
+            <w:r>
+              <w:rPr>
+                <w:rFonts w:ascii="Arial" w:cs="Arial" w:eastAsia="Arial" w:hAnsi="Arial"/>
+                <w:b w:val="false"/>
+                <w:bCs w:val="false"/>
+                <w:i w:val="false"/>
+                <w:iCs w:val="false"/>
+                <w:color w:val="1A1A1A"/>
+                <w:sz w:val="18"/>
+                <w:szCs w:val="18"/>
+              </w:rPr>
+              <w:t xml:space="preserve">Embed Quality Into Processes and Deliverables</w:t>
+            </w:r>
+          </w:p>
+        </w:tc>
+        <w:tc>
+          <w:tcPr>
+            <w:tcW w:type="pct" w:w="31%"/>
+            <w:tcBorders>
+              <w:top w:val="single" w:color="B3B3B3" w:sz="4"/>
+              <w:left w:val="single" w:color="B3B3B3" w:sz="4"/>
+              <w:bottom w:val="single" w:color="B3B3B3" w:sz="4"/>
+              <w:right w:val="single" w:color="B3B3B3" w:sz="4"/>
+            </w:tcBorders>
+            <w:tcMar>
+              <w:top w:type="dxa" w:w="60"/>
+              <w:left w:type="dxa" w:w="100"/>
+              <w:bottom w:type="dxa" w:w="60"/>
+              <w:right w:type="dxa" w:w="100"/>
+            </w:tcMar>
+            <w:vAlign w:val="center"/>
+          </w:tcPr>
+          <w:p>
+            <w:pPr>
+              <w:spacing w:after="0" w:line="250"/>
+            </w:pPr>
+            <w:r>
+              <w:rPr>
+                <w:rFonts w:ascii="Arial" w:cs="Arial" w:eastAsia="Arial" w:hAnsi="Arial"/>
+                <w:b w:val="false"/>
+                <w:bCs w:val="false"/>
+                <w:i w:val="false"/>
+                <w:iCs w:val="false"/>
+                <w:color w:val="1A1A1A"/>
+                <w:sz w:val="18"/>
+                <w:szCs w:val="18"/>
+              </w:rPr>
+              <w:t xml:space="preserve">встраивать качество в процессы и результаты</w:t>
+            </w:r>
+          </w:p>
+        </w:tc>
+        <w:tc>
+          <w:tcPr>
+            <w:tcW w:type="pct" w:w="38%"/>
             <w:tcBorders>
               <w:top w:val="single" w:color="B3B3B3" w:sz="4"/>
               <w:left w:val="single" w:color="B3B3B3" w:sz="4"/>
@@ -3366,7 +3390,7 @@
       <w:tr>
         <w:tc>
           <w:tcPr>
-            <w:tcW w:type="pct" w:w="21%"/>
+            <w:tcW w:type="pct" w:w="31%"/>
             <w:tcBorders>
               <w:top w:val="single" w:color="B3B3B3" w:sz="4"/>
               <w:left w:val="single" w:color="B3B3B3" w:sz="4"/>
@@ -3402,43 +3426,43 @@
         </w:tc>
         <w:tc>
           <w:tcPr>
-            <w:tcW w:type="pct" w:w="30%"/>
-            <w:tcBorders>
-              <w:top w:val="single" w:color="B3B3B3" w:sz="4"/>
-              <w:left w:val="single" w:color="B3B3B3" w:sz="4"/>
-              <w:bottom w:val="single" w:color="B3B3B3" w:sz="4"/>
-              <w:right w:val="single" w:color="B3B3B3" w:sz="4"/>
-            </w:tcBorders>
-            <w:tcMar>
-              <w:top w:type="dxa" w:w="60"/>
-              <w:left w:type="dxa" w:w="100"/>
-              <w:bottom w:type="dxa" w:w="60"/>
-              <w:right w:type="dxa" w:w="100"/>
-            </w:tcMar>
-            <w:vAlign w:val="center"/>
-          </w:tcPr>
-          <w:p>
-            <w:pPr>
-              <w:spacing w:after="0" w:line="250"/>
-            </w:pPr>
-            <w:r>
-              <w:rPr>
-                <w:rFonts w:ascii="Arial" w:cs="Arial" w:eastAsia="Arial" w:hAnsi="Arial"/>
-                <w:b w:val="false"/>
-                <w:bCs w:val="false"/>
-                <w:i w:val="false"/>
-                <w:iCs w:val="false"/>
-                <w:color w:val="1A1A1A"/>
-                <w:sz w:val="18"/>
-                <w:szCs w:val="18"/>
-              </w:rPr>
-              <w:t xml:space="preserve">ответственное лидерство</w:t>
-            </w:r>
-          </w:p>
-        </w:tc>
-        <w:tc>
-          <w:tcPr>
-            <w:tcW w:type="pct" w:w="49%"/>
+            <w:tcW w:type="pct" w:w="31%"/>
+            <w:tcBorders>
+              <w:top w:val="single" w:color="B3B3B3" w:sz="4"/>
+              <w:left w:val="single" w:color="B3B3B3" w:sz="4"/>
+              <w:bottom w:val="single" w:color="B3B3B3" w:sz="4"/>
+              <w:right w:val="single" w:color="B3B3B3" w:sz="4"/>
+            </w:tcBorders>
+            <w:tcMar>
+              <w:top w:type="dxa" w:w="60"/>
+              <w:left w:type="dxa" w:w="100"/>
+              <w:bottom w:type="dxa" w:w="60"/>
+              <w:right w:type="dxa" w:w="100"/>
+            </w:tcMar>
+            <w:vAlign w:val="center"/>
+          </w:tcPr>
+          <w:p>
+            <w:pPr>
+              <w:spacing w:after="0" w:line="250"/>
+            </w:pPr>
+            <w:r>
+              <w:rPr>
+                <w:rFonts w:ascii="Arial" w:cs="Arial" w:eastAsia="Arial" w:hAnsi="Arial"/>
+                <w:b w:val="false"/>
+                <w:bCs w:val="false"/>
+                <w:i w:val="false"/>
+                <w:iCs w:val="false"/>
+                <w:color w:val="1A1A1A"/>
+                <w:sz w:val="18"/>
+                <w:szCs w:val="18"/>
+              </w:rPr>
+              <w:t xml:space="preserve">быть подотчётным лидером</w:t>
+            </w:r>
+          </w:p>
+        </w:tc>
+        <w:tc>
+          <w:tcPr>
+            <w:tcW w:type="pct" w:w="38%"/>
             <w:tcBorders>
               <w:top w:val="single" w:color="B3B3B3" w:sz="4"/>
               <w:left w:val="single" w:color="B3B3B3" w:sz="4"/>
@@ -3476,79 +3500,79 @@
       <w:tr>
         <w:tc>
           <w:tcPr>
-            <w:tcW w:type="pct" w:w="21%"/>
-            <w:tcBorders>
-              <w:top w:val="single" w:color="B3B3B3" w:sz="4"/>
-              <w:left w:val="single" w:color="B3B3B3" w:sz="4"/>
-              <w:bottom w:val="single" w:color="B3B3B3" w:sz="4"/>
-              <w:right w:val="single" w:color="B3B3B3" w:sz="4"/>
-            </w:tcBorders>
-            <w:tcMar>
-              <w:top w:type="dxa" w:w="60"/>
-              <w:left w:type="dxa" w:w="100"/>
-              <w:bottom w:type="dxa" w:w="60"/>
-              <w:right w:type="dxa" w:w="100"/>
-            </w:tcMar>
-            <w:vAlign w:val="center"/>
-          </w:tcPr>
-          <w:p>
-            <w:pPr>
-              <w:spacing w:after="0" w:line="250"/>
-            </w:pPr>
-            <w:r>
-              <w:rPr>
-                <w:rFonts w:ascii="Arial" w:cs="Arial" w:eastAsia="Arial" w:hAnsi="Arial"/>
-                <w:b w:val="false"/>
-                <w:bCs w:val="false"/>
-                <w:i w:val="false"/>
-                <w:iCs w:val="false"/>
-                <w:color w:val="1A1A1A"/>
-                <w:sz w:val="18"/>
-                <w:szCs w:val="18"/>
-              </w:rPr>
-              <w:t xml:space="preserve">Integrate Sustainability</w:t>
-            </w:r>
-          </w:p>
-        </w:tc>
-        <w:tc>
-          <w:tcPr>
-            <w:tcW w:type="pct" w:w="30%"/>
-            <w:tcBorders>
-              <w:top w:val="single" w:color="B3B3B3" w:sz="4"/>
-              <w:left w:val="single" w:color="B3B3B3" w:sz="4"/>
-              <w:bottom w:val="single" w:color="B3B3B3" w:sz="4"/>
-              <w:right w:val="single" w:color="B3B3B3" w:sz="4"/>
-            </w:tcBorders>
-            <w:tcMar>
-              <w:top w:type="dxa" w:w="60"/>
-              <w:left w:type="dxa" w:w="100"/>
-              <w:bottom w:type="dxa" w:w="60"/>
-              <w:right w:type="dxa" w:w="100"/>
-            </w:tcMar>
-            <w:vAlign w:val="center"/>
-          </w:tcPr>
-          <w:p>
-            <w:pPr>
-              <w:spacing w:after="0" w:line="250"/>
-            </w:pPr>
-            <w:r>
-              <w:rPr>
-                <w:rFonts w:ascii="Arial" w:cs="Arial" w:eastAsia="Arial" w:hAnsi="Arial"/>
-                <w:b w:val="false"/>
-                <w:bCs w:val="false"/>
-                <w:i w:val="false"/>
-                <w:iCs w:val="false"/>
-                <w:color w:val="1A1A1A"/>
-                <w:sz w:val="18"/>
-                <w:szCs w:val="18"/>
-              </w:rPr>
-              <w:t xml:space="preserve">учёт устойчивого развития</w:t>
-            </w:r>
-          </w:p>
-        </w:tc>
-        <w:tc>
-          <w:tcPr>
-            <w:tcW w:type="pct" w:w="49%"/>
+            <w:tcW w:type="pct" w:w="31%"/>
+            <w:tcBorders>
+              <w:top w:val="single" w:color="B3B3B3" w:sz="4"/>
+              <w:left w:val="single" w:color="B3B3B3" w:sz="4"/>
+              <w:bottom w:val="single" w:color="B3B3B3" w:sz="4"/>
+              <w:right w:val="single" w:color="B3B3B3" w:sz="4"/>
+            </w:tcBorders>
+            <w:tcMar>
+              <w:top w:type="dxa" w:w="60"/>
+              <w:left w:type="dxa" w:w="100"/>
+              <w:bottom w:type="dxa" w:w="60"/>
+              <w:right w:type="dxa" w:w="100"/>
+            </w:tcMar>
+            <w:vAlign w:val="center"/>
+          </w:tcPr>
+          <w:p>
+            <w:pPr>
+              <w:spacing w:after="0" w:line="250"/>
+            </w:pPr>
+            <w:r>
+              <w:rPr>
+                <w:rFonts w:ascii="Arial" w:cs="Arial" w:eastAsia="Arial" w:hAnsi="Arial"/>
+                <w:b w:val="false"/>
+                <w:bCs w:val="false"/>
+                <w:i w:val="false"/>
+                <w:iCs w:val="false"/>
+                <w:color w:val="1A1A1A"/>
+                <w:sz w:val="18"/>
+                <w:szCs w:val="18"/>
+              </w:rPr>
+              <w:t xml:space="preserve">Integrate Sustainability Within All Project Areas</w:t>
+            </w:r>
+          </w:p>
+        </w:tc>
+        <w:tc>
+          <w:tcPr>
+            <w:tcW w:type="pct" w:w="31%"/>
+            <w:tcBorders>
+              <w:top w:val="single" w:color="B3B3B3" w:sz="4"/>
+              <w:left w:val="single" w:color="B3B3B3" w:sz="4"/>
+              <w:bottom w:val="single" w:color="B3B3B3" w:sz="4"/>
+              <w:right w:val="single" w:color="B3B3B3" w:sz="4"/>
+            </w:tcBorders>
+            <w:tcMar>
+              <w:top w:type="dxa" w:w="60"/>
+              <w:left w:type="dxa" w:w="100"/>
+              <w:bottom w:type="dxa" w:w="60"/>
+              <w:right w:type="dxa" w:w="100"/>
+            </w:tcMar>
+            <w:vAlign w:val="center"/>
+          </w:tcPr>
+          <w:p>
+            <w:pPr>
+              <w:spacing w:after="0" w:line="250"/>
+            </w:pPr>
+            <w:r>
+              <w:rPr>
+                <w:rFonts w:ascii="Arial" w:cs="Arial" w:eastAsia="Arial" w:hAnsi="Arial"/>
+                <w:b w:val="false"/>
+                <w:bCs w:val="false"/>
+                <w:i w:val="false"/>
+                <w:iCs w:val="false"/>
+                <w:color w:val="1A1A1A"/>
+                <w:sz w:val="18"/>
+                <w:szCs w:val="18"/>
+              </w:rPr>
+              <w:t xml:space="preserve">интегрировать устойчивость во все области проекта</w:t>
+            </w:r>
+          </w:p>
+        </w:tc>
+        <w:tc>
+          <w:tcPr>
+            <w:tcW w:type="pct" w:w="38%"/>
             <w:tcBorders>
               <w:top w:val="single" w:color="B3B3B3" w:sz="4"/>
               <w:left w:val="single" w:color="B3B3B3" w:sz="4"/>
@@ -3586,7 +3610,7 @@
       <w:tr>
         <w:tc>
           <w:tcPr>
-            <w:tcW w:type="pct" w:w="21%"/>
+            <w:tcW w:type="pct" w:w="31%"/>
             <w:tcBorders>
               <w:top w:val="single" w:color="B3B3B3" w:sz="4"/>
               <w:left w:val="single" w:color="B3B3B3" w:sz="4"/>
@@ -3622,43 +3646,43 @@
         </w:tc>
         <w:tc>
           <w:tcPr>
-            <w:tcW w:type="pct" w:w="30%"/>
-            <w:tcBorders>
-              <w:top w:val="single" w:color="B3B3B3" w:sz="4"/>
-              <w:left w:val="single" w:color="B3B3B3" w:sz="4"/>
-              <w:bottom w:val="single" w:color="B3B3B3" w:sz="4"/>
-              <w:right w:val="single" w:color="B3B3B3" w:sz="4"/>
-            </w:tcBorders>
-            <w:tcMar>
-              <w:top w:type="dxa" w:w="60"/>
-              <w:left w:type="dxa" w:w="100"/>
-              <w:bottom w:type="dxa" w:w="60"/>
-              <w:right w:type="dxa" w:w="100"/>
-            </w:tcMar>
-            <w:vAlign w:val="center"/>
-          </w:tcPr>
-          <w:p>
-            <w:pPr>
-              <w:spacing w:after="0" w:line="250"/>
-            </w:pPr>
-            <w:r>
-              <w:rPr>
-                <w:rFonts w:ascii="Arial" w:cs="Arial" w:eastAsia="Arial" w:hAnsi="Arial"/>
-                <w:b w:val="false"/>
-                <w:bCs w:val="false"/>
-                <w:i w:val="false"/>
-                <w:iCs w:val="false"/>
-                <w:color w:val="1A1A1A"/>
-                <w:sz w:val="18"/>
-                <w:szCs w:val="18"/>
-              </w:rPr>
-              <w:t xml:space="preserve">культура доверия и самостоятельности</w:t>
-            </w:r>
-          </w:p>
-        </w:tc>
-        <w:tc>
-          <w:tcPr>
-            <w:tcW w:type="pct" w:w="49%"/>
+            <w:tcW w:type="pct" w:w="31%"/>
+            <w:tcBorders>
+              <w:top w:val="single" w:color="B3B3B3" w:sz="4"/>
+              <w:left w:val="single" w:color="B3B3B3" w:sz="4"/>
+              <w:bottom w:val="single" w:color="B3B3B3" w:sz="4"/>
+              <w:right w:val="single" w:color="B3B3B3" w:sz="4"/>
+            </w:tcBorders>
+            <w:tcMar>
+              <w:top w:type="dxa" w:w="60"/>
+              <w:left w:type="dxa" w:w="100"/>
+              <w:bottom w:type="dxa" w:w="60"/>
+              <w:right w:type="dxa" w:w="100"/>
+            </w:tcMar>
+            <w:vAlign w:val="center"/>
+          </w:tcPr>
+          <w:p>
+            <w:pPr>
+              <w:spacing w:after="0" w:line="250"/>
+            </w:pPr>
+            <w:r>
+              <w:rPr>
+                <w:rFonts w:ascii="Arial" w:cs="Arial" w:eastAsia="Arial" w:hAnsi="Arial"/>
+                <w:b w:val="false"/>
+                <w:bCs w:val="false"/>
+                <w:i w:val="false"/>
+                <w:iCs w:val="false"/>
+                <w:color w:val="1A1A1A"/>
+                <w:sz w:val="18"/>
+                <w:szCs w:val="18"/>
+              </w:rPr>
+              <w:t xml:space="preserve">формировать культуру полномочий</w:t>
+            </w:r>
+          </w:p>
+        </w:tc>
+        <w:tc>
+          <w:tcPr>
+            <w:tcW w:type="pct" w:w="38%"/>
             <w:tcBorders>
               <w:top w:val="single" w:color="B3B3B3" w:sz="4"/>
               <w:left w:val="single" w:color="B3B3B3" w:sz="4"/>
@@ -3838,7 +3862,7 @@
         </w:tc>
         <w:tc>
           <w:tcPr>
-            <w:tcW w:type="pct" w:w="25%"/>
+            <w:tcW w:type="pct" w:w="17%"/>
             <w:tcBorders>
               <w:top w:val="single" w:color="B3B3B3" w:sz="4"/>
               <w:left w:val="single" w:color="B3B3B3" w:sz="4"/>
@@ -3875,7 +3899,7 @@
         </w:tc>
         <w:tc>
           <w:tcPr>
-            <w:tcW w:type="pct" w:w="38%"/>
+            <w:tcW w:type="pct" w:w="42%"/>
             <w:tcBorders>
               <w:top w:val="single" w:color="B3B3B3" w:sz="4"/>
               <w:left w:val="single" w:color="B3B3B3" w:sz="4"/>
@@ -3912,7 +3936,7 @@
         </w:tc>
         <w:tc>
           <w:tcPr>
-            <w:tcW w:type="pct" w:w="20%"/>
+            <w:tcW w:type="pct" w:w="22%"/>
             <w:tcBorders>
               <w:top w:val="single" w:color="B3B3B3" w:sz="4"/>
               <w:left w:val="single" w:color="B3B3B3" w:sz="4"/>
@@ -3949,7 +3973,7 @@
         </w:tc>
         <w:tc>
           <w:tcPr>
-            <w:tcW w:type="pct" w:w="13%"/>
+            <w:tcW w:type="pct" w:w="15%"/>
             <w:tcBorders>
               <w:top w:val="single" w:color="B3B3B3" w:sz="4"/>
               <w:left w:val="single" w:color="B3B3B3" w:sz="4"/>
@@ -4024,79 +4048,79 @@
         </w:tc>
         <w:tc>
           <w:tcPr>
-            <w:tcW w:type="pct" w:w="25%"/>
-            <w:tcBorders>
-              <w:top w:val="single" w:color="B3B3B3" w:sz="4"/>
-              <w:left w:val="single" w:color="B3B3B3" w:sz="4"/>
-              <w:bottom w:val="single" w:color="B3B3B3" w:sz="4"/>
-              <w:right w:val="single" w:color="B3B3B3" w:sz="4"/>
-            </w:tcBorders>
-            <w:tcMar>
-              <w:top w:type="dxa" w:w="60"/>
-              <w:left w:type="dxa" w:w="100"/>
-              <w:bottom w:type="dxa" w:w="60"/>
-              <w:right w:type="dxa" w:w="100"/>
-            </w:tcMar>
-            <w:vAlign w:val="center"/>
-          </w:tcPr>
-          <w:p>
-            <w:pPr>
-              <w:spacing w:after="0" w:line="250"/>
-            </w:pPr>
-            <w:r>
-              <w:rPr>
-                <w:rFonts w:ascii="Arial" w:cs="Arial" w:eastAsia="Arial" w:hAnsi="Arial"/>
-                <w:b w:val="false"/>
-                <w:bCs w:val="false"/>
-                <w:i w:val="false"/>
-                <w:iCs w:val="false"/>
-                <w:color w:val="1A1A1A"/>
-                <w:sz w:val="18"/>
-                <w:szCs w:val="18"/>
-              </w:rPr>
-              <w:t xml:space="preserve">Содержание (Scope)</w:t>
-            </w:r>
-          </w:p>
-        </w:tc>
-        <w:tc>
-          <w:tcPr>
-            <w:tcW w:type="pct" w:w="38%"/>
-            <w:tcBorders>
-              <w:top w:val="single" w:color="B3B3B3" w:sz="4"/>
-              <w:left w:val="single" w:color="B3B3B3" w:sz="4"/>
-              <w:bottom w:val="single" w:color="B3B3B3" w:sz="4"/>
-              <w:right w:val="single" w:color="B3B3B3" w:sz="4"/>
-            </w:tcBorders>
-            <w:tcMar>
-              <w:top w:type="dxa" w:w="60"/>
-              <w:left w:type="dxa" w:w="100"/>
-              <w:bottom w:type="dxa" w:w="60"/>
-              <w:right w:type="dxa" w:w="100"/>
-            </w:tcMar>
-            <w:vAlign w:val="center"/>
-          </w:tcPr>
-          <w:p>
-            <w:pPr>
-              <w:spacing w:after="0" w:line="250"/>
-            </w:pPr>
-            <w:r>
-              <w:rPr>
-                <w:rFonts w:ascii="Arial" w:cs="Arial" w:eastAsia="Arial" w:hAnsi="Arial"/>
-                <w:b w:val="false"/>
-                <w:bCs w:val="false"/>
-                <w:i w:val="false"/>
-                <w:iCs w:val="false"/>
-                <w:color w:val="1A1A1A"/>
-                <w:sz w:val="18"/>
-                <w:szCs w:val="18"/>
-              </w:rPr>
-              <w:t xml:space="preserve">ценностное предложение (Osterwalder &amp; Pigneur); выбор по четырём критериям со шкалой 0–2</w:t>
-            </w:r>
-          </w:p>
-        </w:tc>
-        <w:tc>
-          <w:tcPr>
-            <w:tcW w:type="pct" w:w="20%"/>
+            <w:tcW w:type="pct" w:w="17%"/>
+            <w:tcBorders>
+              <w:top w:val="single" w:color="B3B3B3" w:sz="4"/>
+              <w:left w:val="single" w:color="B3B3B3" w:sz="4"/>
+              <w:bottom w:val="single" w:color="B3B3B3" w:sz="4"/>
+              <w:right w:val="single" w:color="B3B3B3" w:sz="4"/>
+            </w:tcBorders>
+            <w:tcMar>
+              <w:top w:type="dxa" w:w="60"/>
+              <w:left w:type="dxa" w:w="100"/>
+              <w:bottom w:type="dxa" w:w="60"/>
+              <w:right w:type="dxa" w:w="100"/>
+            </w:tcMar>
+            <w:vAlign w:val="center"/>
+          </w:tcPr>
+          <w:p>
+            <w:pPr>
+              <w:spacing w:after="0" w:line="250"/>
+            </w:pPr>
+            <w:r>
+              <w:rPr>
+                <w:rFonts w:ascii="Arial" w:cs="Arial" w:eastAsia="Arial" w:hAnsi="Arial"/>
+                <w:b w:val="false"/>
+                <w:bCs w:val="false"/>
+                <w:i w:val="false"/>
+                <w:iCs w:val="false"/>
+                <w:color w:val="1A1A1A"/>
+                <w:sz w:val="18"/>
+                <w:szCs w:val="18"/>
+              </w:rPr>
+              <w:t xml:space="preserve">Содержание</w:t>
+            </w:r>
+          </w:p>
+        </w:tc>
+        <w:tc>
+          <w:tcPr>
+            <w:tcW w:type="pct" w:w="42%"/>
+            <w:tcBorders>
+              <w:top w:val="single" w:color="B3B3B3" w:sz="4"/>
+              <w:left w:val="single" w:color="B3B3B3" w:sz="4"/>
+              <w:bottom w:val="single" w:color="B3B3B3" w:sz="4"/>
+              <w:right w:val="single" w:color="B3B3B3" w:sz="4"/>
+            </w:tcBorders>
+            <w:tcMar>
+              <w:top w:type="dxa" w:w="60"/>
+              <w:left w:type="dxa" w:w="100"/>
+              <w:bottom w:type="dxa" w:w="60"/>
+              <w:right w:type="dxa" w:w="100"/>
+            </w:tcMar>
+            <w:vAlign w:val="center"/>
+          </w:tcPr>
+          <w:p>
+            <w:pPr>
+              <w:spacing w:after="0" w:line="250"/>
+            </w:pPr>
+            <w:r>
+              <w:rPr>
+                <w:rFonts w:ascii="Arial" w:cs="Arial" w:eastAsia="Arial" w:hAnsi="Arial"/>
+                <w:b w:val="false"/>
+                <w:bCs w:val="false"/>
+                <w:i w:val="false"/>
+                <w:iCs w:val="false"/>
+                <w:color w:val="1A1A1A"/>
+                <w:sz w:val="18"/>
+                <w:szCs w:val="18"/>
+              </w:rPr>
+              <w:t xml:space="preserve">ценностное предложение (А. Остервальдер, И. Пинье); выбор по четырём критериям со шкалой 0–2</w:t>
+            </w:r>
+          </w:p>
+        </w:tc>
+        <w:tc>
+          <w:tcPr>
+            <w:tcW w:type="pct" w:w="22%"/>
             <w:tcBorders>
               <w:top w:val="single" w:color="B3B3B3" w:sz="4"/>
               <w:left w:val="single" w:color="B3B3B3" w:sz="4"/>
@@ -4132,7 +4156,7 @@
         </w:tc>
         <w:tc>
           <w:tcPr>
-            <w:tcW w:type="pct" w:w="13%"/>
+            <w:tcW w:type="pct" w:w="15%"/>
             <w:tcBorders>
               <w:top w:val="single" w:color="B3B3B3" w:sz="4"/>
               <w:left w:val="single" w:color="B3B3B3" w:sz="4"/>
@@ -4206,79 +4230,79 @@
         </w:tc>
         <w:tc>
           <w:tcPr>
-            <w:tcW w:type="pct" w:w="25%"/>
-            <w:tcBorders>
-              <w:top w:val="single" w:color="B3B3B3" w:sz="4"/>
-              <w:left w:val="single" w:color="B3B3B3" w:sz="4"/>
-              <w:bottom w:val="single" w:color="B3B3B3" w:sz="4"/>
-              <w:right w:val="single" w:color="B3B3B3" w:sz="4"/>
-            </w:tcBorders>
-            <w:tcMar>
-              <w:top w:type="dxa" w:w="60"/>
-              <w:left w:type="dxa" w:w="100"/>
-              <w:bottom w:type="dxa" w:w="60"/>
-              <w:right w:type="dxa" w:w="100"/>
-            </w:tcMar>
-            <w:vAlign w:val="center"/>
-          </w:tcPr>
-          <w:p>
-            <w:pPr>
-              <w:spacing w:after="0" w:line="250"/>
-            </w:pPr>
-            <w:r>
-              <w:rPr>
-                <w:rFonts w:ascii="Arial" w:cs="Arial" w:eastAsia="Arial" w:hAnsi="Arial"/>
-                <w:b w:val="false"/>
-                <w:bCs w:val="false"/>
-                <w:i w:val="false"/>
-                <w:iCs w:val="false"/>
-                <w:color w:val="1A1A1A"/>
-                <w:sz w:val="18"/>
-                <w:szCs w:val="18"/>
-              </w:rPr>
-              <w:t xml:space="preserve">Содержание (Scope)</w:t>
-            </w:r>
-          </w:p>
-        </w:tc>
-        <w:tc>
-          <w:tcPr>
-            <w:tcW w:type="pct" w:w="38%"/>
-            <w:tcBorders>
-              <w:top w:val="single" w:color="B3B3B3" w:sz="4"/>
-              <w:left w:val="single" w:color="B3B3B3" w:sz="4"/>
-              <w:bottom w:val="single" w:color="B3B3B3" w:sz="4"/>
-              <w:right w:val="single" w:color="B3B3B3" w:sz="4"/>
-            </w:tcBorders>
-            <w:tcMar>
-              <w:top w:type="dxa" w:w="60"/>
-              <w:left w:type="dxa" w:w="100"/>
-              <w:bottom w:type="dxa" w:w="60"/>
-              <w:right w:type="dxa" w:w="100"/>
-            </w:tcMar>
-            <w:vAlign w:val="center"/>
-          </w:tcPr>
-          <w:p>
-            <w:pPr>
-              <w:spacing w:after="0" w:line="250"/>
-            </w:pPr>
-            <w:r>
-              <w:rPr>
-                <w:rFonts w:ascii="Arial" w:cs="Arial" w:eastAsia="Arial" w:hAnsi="Arial"/>
-                <w:b w:val="false"/>
-                <w:bCs w:val="false"/>
-                <w:i w:val="false"/>
-                <w:iCs w:val="false"/>
-                <w:color w:val="1A1A1A"/>
-                <w:sz w:val="18"/>
-                <w:szCs w:val="18"/>
-              </w:rPr>
-              <w:t xml:space="preserve">SMART (Doran, 1981); запасная мнемоника ЧИСТО</w:t>
-            </w:r>
-          </w:p>
-        </w:tc>
-        <w:tc>
-          <w:tcPr>
-            <w:tcW w:type="pct" w:w="20%"/>
+            <w:tcW w:type="pct" w:w="17%"/>
+            <w:tcBorders>
+              <w:top w:val="single" w:color="B3B3B3" w:sz="4"/>
+              <w:left w:val="single" w:color="B3B3B3" w:sz="4"/>
+              <w:bottom w:val="single" w:color="B3B3B3" w:sz="4"/>
+              <w:right w:val="single" w:color="B3B3B3" w:sz="4"/>
+            </w:tcBorders>
+            <w:tcMar>
+              <w:top w:type="dxa" w:w="60"/>
+              <w:left w:type="dxa" w:w="100"/>
+              <w:bottom w:type="dxa" w:w="60"/>
+              <w:right w:type="dxa" w:w="100"/>
+            </w:tcMar>
+            <w:vAlign w:val="center"/>
+          </w:tcPr>
+          <w:p>
+            <w:pPr>
+              <w:spacing w:after="0" w:line="250"/>
+            </w:pPr>
+            <w:r>
+              <w:rPr>
+                <w:rFonts w:ascii="Arial" w:cs="Arial" w:eastAsia="Arial" w:hAnsi="Arial"/>
+                <w:b w:val="false"/>
+                <w:bCs w:val="false"/>
+                <w:i w:val="false"/>
+                <w:iCs w:val="false"/>
+                <w:color w:val="1A1A1A"/>
+                <w:sz w:val="18"/>
+                <w:szCs w:val="18"/>
+              </w:rPr>
+              <w:t xml:space="preserve">Содержание</w:t>
+            </w:r>
+          </w:p>
+        </w:tc>
+        <w:tc>
+          <w:tcPr>
+            <w:tcW w:type="pct" w:w="42%"/>
+            <w:tcBorders>
+              <w:top w:val="single" w:color="B3B3B3" w:sz="4"/>
+              <w:left w:val="single" w:color="B3B3B3" w:sz="4"/>
+              <w:bottom w:val="single" w:color="B3B3B3" w:sz="4"/>
+              <w:right w:val="single" w:color="B3B3B3" w:sz="4"/>
+            </w:tcBorders>
+            <w:tcMar>
+              <w:top w:type="dxa" w:w="60"/>
+              <w:left w:type="dxa" w:w="100"/>
+              <w:bottom w:type="dxa" w:w="60"/>
+              <w:right w:type="dxa" w:w="100"/>
+            </w:tcMar>
+            <w:vAlign w:val="center"/>
+          </w:tcPr>
+          <w:p>
+            <w:pPr>
+              <w:spacing w:after="0" w:line="250"/>
+            </w:pPr>
+            <w:r>
+              <w:rPr>
+                <w:rFonts w:ascii="Arial" w:cs="Arial" w:eastAsia="Arial" w:hAnsi="Arial"/>
+                <w:b w:val="false"/>
+                <w:bCs w:val="false"/>
+                <w:i w:val="false"/>
+                <w:iCs w:val="false"/>
+                <w:color w:val="1A1A1A"/>
+                <w:sz w:val="18"/>
+                <w:szCs w:val="18"/>
+              </w:rPr>
+              <w:t xml:space="preserve">SMART (Дж. Доран, 1981); запасная мнемоника ЧИСТО</w:t>
+            </w:r>
+          </w:p>
+        </w:tc>
+        <w:tc>
+          <w:tcPr>
+            <w:tcW w:type="pct" w:w="22%"/>
             <w:tcBorders>
               <w:top w:val="single" w:color="B3B3B3" w:sz="4"/>
               <w:left w:val="single" w:color="B3B3B3" w:sz="4"/>
@@ -4314,7 +4338,7 @@
         </w:tc>
         <w:tc>
           <w:tcPr>
-            <w:tcW w:type="pct" w:w="13%"/>
+            <w:tcW w:type="pct" w:w="15%"/>
             <w:tcBorders>
               <w:top w:val="single" w:color="B3B3B3" w:sz="4"/>
               <w:left w:val="single" w:color="B3B3B3" w:sz="4"/>
@@ -4388,79 +4412,79 @@
         </w:tc>
         <w:tc>
           <w:tcPr>
-            <w:tcW w:type="pct" w:w="25%"/>
-            <w:tcBorders>
-              <w:top w:val="single" w:color="B3B3B3" w:sz="4"/>
-              <w:left w:val="single" w:color="B3B3B3" w:sz="4"/>
-              <w:bottom w:val="single" w:color="B3B3B3" w:sz="4"/>
-              <w:right w:val="single" w:color="B3B3B3" w:sz="4"/>
-            </w:tcBorders>
-            <w:tcMar>
-              <w:top w:type="dxa" w:w="60"/>
-              <w:left w:type="dxa" w:w="100"/>
-              <w:bottom w:type="dxa" w:w="60"/>
-              <w:right w:type="dxa" w:w="100"/>
-            </w:tcMar>
-            <w:vAlign w:val="center"/>
-          </w:tcPr>
-          <w:p>
-            <w:pPr>
-              <w:spacing w:after="0" w:line="250"/>
-            </w:pPr>
-            <w:r>
-              <w:rPr>
-                <w:rFonts w:ascii="Arial" w:cs="Arial" w:eastAsia="Arial" w:hAnsi="Arial"/>
-                <w:b w:val="false"/>
-                <w:bCs w:val="false"/>
-                <w:i w:val="false"/>
-                <w:iCs w:val="false"/>
-                <w:color w:val="1A1A1A"/>
-                <w:sz w:val="18"/>
-                <w:szCs w:val="18"/>
-              </w:rPr>
-              <w:t xml:space="preserve">Управление и надзор (Governance)</w:t>
-            </w:r>
-          </w:p>
-        </w:tc>
-        <w:tc>
-          <w:tcPr>
-            <w:tcW w:type="pct" w:w="38%"/>
-            <w:tcBorders>
-              <w:top w:val="single" w:color="B3B3B3" w:sz="4"/>
-              <w:left w:val="single" w:color="B3B3B3" w:sz="4"/>
-              <w:bottom w:val="single" w:color="B3B3B3" w:sz="4"/>
-              <w:right w:val="single" w:color="B3B3B3" w:sz="4"/>
-            </w:tcBorders>
-            <w:tcMar>
-              <w:top w:type="dxa" w:w="60"/>
-              <w:left w:type="dxa" w:w="100"/>
-              <w:bottom w:type="dxa" w:w="60"/>
-              <w:right w:type="dxa" w:w="100"/>
-            </w:tcMar>
-            <w:vAlign w:val="center"/>
-          </w:tcPr>
-          <w:p>
-            <w:pPr>
-              <w:spacing w:after="0" w:line="250"/>
-            </w:pPr>
-            <w:r>
-              <w:rPr>
-                <w:rFonts w:ascii="Arial" w:cs="Arial" w:eastAsia="Arial" w:hAnsi="Arial"/>
-                <w:b w:val="false"/>
-                <w:bCs w:val="false"/>
-                <w:i w:val="false"/>
-                <w:iCs w:val="false"/>
-                <w:color w:val="1A1A1A"/>
-                <w:sz w:val="18"/>
-                <w:szCs w:val="18"/>
-              </w:rPr>
-              <w:t xml:space="preserve">4.1 Develop Project Charter — устав проекта</w:t>
-            </w:r>
-          </w:p>
-        </w:tc>
-        <w:tc>
-          <w:tcPr>
-            <w:tcW w:type="pct" w:w="20%"/>
+            <w:tcW w:type="pct" w:w="17%"/>
+            <w:tcBorders>
+              <w:top w:val="single" w:color="B3B3B3" w:sz="4"/>
+              <w:left w:val="single" w:color="B3B3B3" w:sz="4"/>
+              <w:bottom w:val="single" w:color="B3B3B3" w:sz="4"/>
+              <w:right w:val="single" w:color="B3B3B3" w:sz="4"/>
+            </w:tcBorders>
+            <w:tcMar>
+              <w:top w:type="dxa" w:w="60"/>
+              <w:left w:type="dxa" w:w="100"/>
+              <w:bottom w:type="dxa" w:w="60"/>
+              <w:right w:type="dxa" w:w="100"/>
+            </w:tcMar>
+            <w:vAlign w:val="center"/>
+          </w:tcPr>
+          <w:p>
+            <w:pPr>
+              <w:spacing w:after="0" w:line="250"/>
+            </w:pPr>
+            <w:r>
+              <w:rPr>
+                <w:rFonts w:ascii="Arial" w:cs="Arial" w:eastAsia="Arial" w:hAnsi="Arial"/>
+                <w:b w:val="false"/>
+                <w:bCs w:val="false"/>
+                <w:i w:val="false"/>
+                <w:iCs w:val="false"/>
+                <w:color w:val="1A1A1A"/>
+                <w:sz w:val="18"/>
+                <w:szCs w:val="18"/>
+              </w:rPr>
+              <w:t xml:space="preserve">Руководство</w:t>
+            </w:r>
+          </w:p>
+        </w:tc>
+        <w:tc>
+          <w:tcPr>
+            <w:tcW w:type="pct" w:w="42%"/>
+            <w:tcBorders>
+              <w:top w:val="single" w:color="B3B3B3" w:sz="4"/>
+              <w:left w:val="single" w:color="B3B3B3" w:sz="4"/>
+              <w:bottom w:val="single" w:color="B3B3B3" w:sz="4"/>
+              <w:right w:val="single" w:color="B3B3B3" w:sz="4"/>
+            </w:tcBorders>
+            <w:tcMar>
+              <w:top w:type="dxa" w:w="60"/>
+              <w:left w:type="dxa" w:w="100"/>
+              <w:bottom w:type="dxa" w:w="60"/>
+              <w:right w:type="dxa" w:w="100"/>
+            </w:tcMar>
+            <w:vAlign w:val="center"/>
+          </w:tcPr>
+          <w:p>
+            <w:pPr>
+              <w:spacing w:after="0" w:line="250"/>
+            </w:pPr>
+            <w:r>
+              <w:rPr>
+                <w:rFonts w:ascii="Arial" w:cs="Arial" w:eastAsia="Arial" w:hAnsi="Arial"/>
+                <w:b w:val="false"/>
+                <w:bCs w:val="false"/>
+                <w:i w:val="false"/>
+                <w:iCs w:val="false"/>
+                <w:color w:val="1A1A1A"/>
+                <w:sz w:val="18"/>
+                <w:szCs w:val="18"/>
+              </w:rPr>
+              <w:t xml:space="preserve">4.1 Разработка устава проекта</w:t>
+            </w:r>
+          </w:p>
+        </w:tc>
+        <w:tc>
+          <w:tcPr>
+            <w:tcW w:type="pct" w:w="22%"/>
             <w:tcBorders>
               <w:top w:val="single" w:color="B3B3B3" w:sz="4"/>
               <w:left w:val="single" w:color="B3B3B3" w:sz="4"/>
@@ -4496,7 +4520,7 @@
         </w:tc>
         <w:tc>
           <w:tcPr>
-            <w:tcW w:type="pct" w:w="13%"/>
+            <w:tcW w:type="pct" w:w="15%"/>
             <w:tcBorders>
               <w:top w:val="single" w:color="B3B3B3" w:sz="4"/>
               <w:left w:val="single" w:color="B3B3B3" w:sz="4"/>
@@ -4570,79 +4594,79 @@
         </w:tc>
         <w:tc>
           <w:tcPr>
-            <w:tcW w:type="pct" w:w="25%"/>
-            <w:tcBorders>
-              <w:top w:val="single" w:color="B3B3B3" w:sz="4"/>
-              <w:left w:val="single" w:color="B3B3B3" w:sz="4"/>
-              <w:bottom w:val="single" w:color="B3B3B3" w:sz="4"/>
-              <w:right w:val="single" w:color="B3B3B3" w:sz="4"/>
-            </w:tcBorders>
-            <w:tcMar>
-              <w:top w:type="dxa" w:w="60"/>
-              <w:left w:type="dxa" w:w="100"/>
-              <w:bottom w:type="dxa" w:w="60"/>
-              <w:right w:type="dxa" w:w="100"/>
-            </w:tcMar>
-            <w:vAlign w:val="center"/>
-          </w:tcPr>
-          <w:p>
-            <w:pPr>
-              <w:spacing w:after="0" w:line="250"/>
-            </w:pPr>
-            <w:r>
-              <w:rPr>
-                <w:rFonts w:ascii="Arial" w:cs="Arial" w:eastAsia="Arial" w:hAnsi="Arial"/>
-                <w:b w:val="false"/>
-                <w:bCs w:val="false"/>
-                <w:i w:val="false"/>
-                <w:iCs w:val="false"/>
-                <w:color w:val="1A1A1A"/>
-                <w:sz w:val="18"/>
-                <w:szCs w:val="18"/>
-              </w:rPr>
-              <w:t xml:space="preserve">Заинтересованные стороны (Stakeholders)</w:t>
-            </w:r>
-          </w:p>
-        </w:tc>
-        <w:tc>
-          <w:tcPr>
-            <w:tcW w:type="pct" w:w="38%"/>
-            <w:tcBorders>
-              <w:top w:val="single" w:color="B3B3B3" w:sz="4"/>
-              <w:left w:val="single" w:color="B3B3B3" w:sz="4"/>
-              <w:bottom w:val="single" w:color="B3B3B3" w:sz="4"/>
-              <w:right w:val="single" w:color="B3B3B3" w:sz="4"/>
-            </w:tcBorders>
-            <w:tcMar>
-              <w:top w:type="dxa" w:w="60"/>
-              <w:left w:type="dxa" w:w="100"/>
-              <w:bottom w:type="dxa" w:w="60"/>
-              <w:right w:type="dxa" w:w="100"/>
-            </w:tcMar>
-            <w:vAlign w:val="center"/>
-          </w:tcPr>
-          <w:p>
-            <w:pPr>
-              <w:spacing w:after="0" w:line="250"/>
-            </w:pPr>
-            <w:r>
-              <w:rPr>
-                <w:rFonts w:ascii="Arial" w:cs="Arial" w:eastAsia="Arial" w:hAnsi="Arial"/>
-                <w:b w:val="false"/>
-                <w:bCs w:val="false"/>
-                <w:i w:val="false"/>
-                <w:iCs w:val="false"/>
-                <w:color w:val="1A1A1A"/>
-                <w:sz w:val="18"/>
-                <w:szCs w:val="18"/>
-              </w:rPr>
-              <w:t xml:space="preserve">13.1 Identify Stakeholders; матрица «влияние × заинтересованность» (Mendelow)</w:t>
-            </w:r>
-          </w:p>
-        </w:tc>
-        <w:tc>
-          <w:tcPr>
-            <w:tcW w:type="pct" w:w="20%"/>
+            <w:tcW w:type="pct" w:w="17%"/>
+            <w:tcBorders>
+              <w:top w:val="single" w:color="B3B3B3" w:sz="4"/>
+              <w:left w:val="single" w:color="B3B3B3" w:sz="4"/>
+              <w:bottom w:val="single" w:color="B3B3B3" w:sz="4"/>
+              <w:right w:val="single" w:color="B3B3B3" w:sz="4"/>
+            </w:tcBorders>
+            <w:tcMar>
+              <w:top w:type="dxa" w:w="60"/>
+              <w:left w:type="dxa" w:w="100"/>
+              <w:bottom w:type="dxa" w:w="60"/>
+              <w:right w:type="dxa" w:w="100"/>
+            </w:tcMar>
+            <w:vAlign w:val="center"/>
+          </w:tcPr>
+          <w:p>
+            <w:pPr>
+              <w:spacing w:after="0" w:line="250"/>
+            </w:pPr>
+            <w:r>
+              <w:rPr>
+                <w:rFonts w:ascii="Arial" w:cs="Arial" w:eastAsia="Arial" w:hAnsi="Arial"/>
+                <w:b w:val="false"/>
+                <w:bCs w:val="false"/>
+                <w:i w:val="false"/>
+                <w:iCs w:val="false"/>
+                <w:color w:val="1A1A1A"/>
+                <w:sz w:val="18"/>
+                <w:szCs w:val="18"/>
+              </w:rPr>
+              <w:t xml:space="preserve">Заинтересованные стороны</w:t>
+            </w:r>
+          </w:p>
+        </w:tc>
+        <w:tc>
+          <w:tcPr>
+            <w:tcW w:type="pct" w:w="42%"/>
+            <w:tcBorders>
+              <w:top w:val="single" w:color="B3B3B3" w:sz="4"/>
+              <w:left w:val="single" w:color="B3B3B3" w:sz="4"/>
+              <w:bottom w:val="single" w:color="B3B3B3" w:sz="4"/>
+              <w:right w:val="single" w:color="B3B3B3" w:sz="4"/>
+            </w:tcBorders>
+            <w:tcMar>
+              <w:top w:type="dxa" w:w="60"/>
+              <w:left w:type="dxa" w:w="100"/>
+              <w:bottom w:type="dxa" w:w="60"/>
+              <w:right w:type="dxa" w:w="100"/>
+            </w:tcMar>
+            <w:vAlign w:val="center"/>
+          </w:tcPr>
+          <w:p>
+            <w:pPr>
+              <w:spacing w:after="0" w:line="250"/>
+            </w:pPr>
+            <w:r>
+              <w:rPr>
+                <w:rFonts w:ascii="Arial" w:cs="Arial" w:eastAsia="Arial" w:hAnsi="Arial"/>
+                <w:b w:val="false"/>
+                <w:bCs w:val="false"/>
+                <w:i w:val="false"/>
+                <w:iCs w:val="false"/>
+                <w:color w:val="1A1A1A"/>
+                <w:sz w:val="18"/>
+                <w:szCs w:val="18"/>
+              </w:rPr>
+              <w:t xml:space="preserve">13.1 Идентификация заинтересованных сторон; матрица «влияние × заинтересованность» (О. Менделоу)</w:t>
+            </w:r>
+          </w:p>
+        </w:tc>
+        <w:tc>
+          <w:tcPr>
+            <w:tcW w:type="pct" w:w="22%"/>
             <w:tcBorders>
               <w:top w:val="single" w:color="B3B3B3" w:sz="4"/>
               <w:left w:val="single" w:color="B3B3B3" w:sz="4"/>
@@ -4678,7 +4702,7 @@
         </w:tc>
         <w:tc>
           <w:tcPr>
-            <w:tcW w:type="pct" w:w="13%"/>
+            <w:tcW w:type="pct" w:w="15%"/>
             <w:tcBorders>
               <w:top w:val="single" w:color="B3B3B3" w:sz="4"/>
               <w:left w:val="single" w:color="B3B3B3" w:sz="4"/>
@@ -4752,43 +4776,43 @@
         </w:tc>
         <w:tc>
           <w:tcPr>
-            <w:tcW w:type="pct" w:w="25%"/>
-            <w:tcBorders>
-              <w:top w:val="single" w:color="B3B3B3" w:sz="4"/>
-              <w:left w:val="single" w:color="B3B3B3" w:sz="4"/>
-              <w:bottom w:val="single" w:color="B3B3B3" w:sz="4"/>
-              <w:right w:val="single" w:color="B3B3B3" w:sz="4"/>
-            </w:tcBorders>
-            <w:tcMar>
-              <w:top w:type="dxa" w:w="60"/>
-              <w:left w:type="dxa" w:w="100"/>
-              <w:bottom w:type="dxa" w:w="60"/>
-              <w:right w:type="dxa" w:w="100"/>
-            </w:tcMar>
-            <w:vAlign w:val="center"/>
-          </w:tcPr>
-          <w:p>
-            <w:pPr>
-              <w:spacing w:after="0" w:line="250"/>
-            </w:pPr>
-            <w:r>
-              <w:rPr>
-                <w:rFonts w:ascii="Arial" w:cs="Arial" w:eastAsia="Arial" w:hAnsi="Arial"/>
-                <w:b w:val="false"/>
-                <w:bCs w:val="false"/>
-                <w:i w:val="false"/>
-                <w:iCs w:val="false"/>
-                <w:color w:val="1A1A1A"/>
-                <w:sz w:val="18"/>
-                <w:szCs w:val="18"/>
-              </w:rPr>
-              <w:t xml:space="preserve">Управление и надзор (Governance)</w:t>
-            </w:r>
-          </w:p>
-        </w:tc>
-        <w:tc>
-          <w:tcPr>
-            <w:tcW w:type="pct" w:w="38%"/>
+            <w:tcW w:type="pct" w:w="17%"/>
+            <w:tcBorders>
+              <w:top w:val="single" w:color="B3B3B3" w:sz="4"/>
+              <w:left w:val="single" w:color="B3B3B3" w:sz="4"/>
+              <w:bottom w:val="single" w:color="B3B3B3" w:sz="4"/>
+              <w:right w:val="single" w:color="B3B3B3" w:sz="4"/>
+            </w:tcBorders>
+            <w:tcMar>
+              <w:top w:type="dxa" w:w="60"/>
+              <w:left w:type="dxa" w:w="100"/>
+              <w:bottom w:type="dxa" w:w="60"/>
+              <w:right w:type="dxa" w:w="100"/>
+            </w:tcMar>
+            <w:vAlign w:val="center"/>
+          </w:tcPr>
+          <w:p>
+            <w:pPr>
+              <w:spacing w:after="0" w:line="250"/>
+            </w:pPr>
+            <w:r>
+              <w:rPr>
+                <w:rFonts w:ascii="Arial" w:cs="Arial" w:eastAsia="Arial" w:hAnsi="Arial"/>
+                <w:b w:val="false"/>
+                <w:bCs w:val="false"/>
+                <w:i w:val="false"/>
+                <w:iCs w:val="false"/>
+                <w:color w:val="1A1A1A"/>
+                <w:sz w:val="18"/>
+                <w:szCs w:val="18"/>
+              </w:rPr>
+              <w:t xml:space="preserve">Руководство</w:t>
+            </w:r>
+          </w:p>
+        </w:tc>
+        <w:tc>
+          <w:tcPr>
+            <w:tcW w:type="pct" w:w="42%"/>
             <w:tcBorders>
               <w:top w:val="single" w:color="B3B3B3" w:sz="4"/>
               <w:left w:val="single" w:color="B3B3B3" w:sz="4"/>
@@ -4824,7 +4848,7 @@
         </w:tc>
         <w:tc>
           <w:tcPr>
-            <w:tcW w:type="pct" w:w="20%"/>
+            <w:tcW w:type="pct" w:w="22%"/>
             <w:tcBorders>
               <w:top w:val="single" w:color="B3B3B3" w:sz="4"/>
               <w:left w:val="single" w:color="B3B3B3" w:sz="4"/>
@@ -4860,7 +4884,7 @@
         </w:tc>
         <w:tc>
           <w:tcPr>
-            <w:tcW w:type="pct" w:w="13%"/>
+            <w:tcW w:type="pct" w:w="15%"/>
             <w:tcBorders>
               <w:top w:val="single" w:color="B3B3B3" w:sz="4"/>
               <w:left w:val="single" w:color="B3B3B3" w:sz="4"/>
@@ -4929,7 +4953,7 @@
           <w:sz w:val="20"/>
           <w:szCs w:val="20"/>
         </w:rPr>
-        <w:t xml:space="preserve">Опорные принципы: 2.1 — ориентация на ценность; 2.3 и 2.5 — ответственное лидерство; 2.4 — целостный взгляд.</w:t>
+        <w:t xml:space="preserve">Опорные принципы: 2.1 — фокусироваться на ценности; 2.3 и 2.5 — быть подотчётным лидером; 2.4 — принимать целостный взгляд.</w:t>
       </w:r>
     </w:p>
     <w:p>
@@ -4960,7 +4984,7 @@
           <w:sz w:val="20"/>
           <w:szCs w:val="20"/>
         </w:rPr>
-        <w:t xml:space="preserve"> Пройти путь «проблема → ценностное предложение → SMART-цель → паспорт → стейкхолдеры» на своём проекте; поговорить с тремя будущими пользователями до вехи «Паспорт».</w:t>
+        <w:t xml:space="preserve"> Пройти путь «проблема → ценностное предложение → SMART-цель → паспорт → заинтересованные стороны» на своём проекте; поговорить с тремя будущими пользователями до вехи «Паспорт».</w:t>
       </w:r>
     </w:p>
     <w:p>
@@ -4991,7 +5015,7 @@
           <w:sz w:val="20"/>
           <w:szCs w:val="20"/>
         </w:rPr>
-        <w:t xml:space="preserve"> Первая попытка листа у большинства команд встречается со сложностями — так и задумано (Kapur, 2008). На следующей паре назвать замысел, разобрать сложности и их причины, дать вторую версию листа с чистого бланка.</w:t>
+        <w:t xml:space="preserve"> Первая попытка листа у большинства команд встречается со сложностями — так и задумано (М. Капур, 2008). На следующей паре назвать замысел, разобрать сложности и их причины, дать вторую версию листа с чистого бланка.</w:t>
       </w:r>
     </w:p>
     <w:p>
@@ -5071,7 +5095,7 @@
         </w:tc>
         <w:tc>
           <w:tcPr>
-            <w:tcW w:type="pct" w:w="23%"/>
+            <w:tcW w:type="pct" w:w="11%"/>
             <w:tcBorders>
               <w:top w:val="single" w:color="B3B3B3" w:sz="4"/>
               <w:left w:val="single" w:color="B3B3B3" w:sz="4"/>
@@ -5108,7 +5132,7 @@
         </w:tc>
         <w:tc>
           <w:tcPr>
-            <w:tcW w:type="pct" w:w="36%"/>
+            <w:tcW w:type="pct" w:w="41%"/>
             <w:tcBorders>
               <w:top w:val="single" w:color="B3B3B3" w:sz="4"/>
               <w:left w:val="single" w:color="B3B3B3" w:sz="4"/>
@@ -5145,7 +5169,7 @@
         </w:tc>
         <w:tc>
           <w:tcPr>
-            <w:tcW w:type="pct" w:w="27%"/>
+            <w:tcW w:type="pct" w:w="32%"/>
             <w:tcBorders>
               <w:top w:val="single" w:color="B3B3B3" w:sz="4"/>
               <w:left w:val="single" w:color="B3B3B3" w:sz="4"/>
@@ -5182,7 +5206,7 @@
         </w:tc>
         <w:tc>
           <w:tcPr>
-            <w:tcW w:type="pct" w:w="11%"/>
+            <w:tcW w:type="pct" w:w="12%"/>
             <w:tcBorders>
               <w:top w:val="single" w:color="B3B3B3" w:sz="4"/>
               <w:left w:val="single" w:color="B3B3B3" w:sz="4"/>
@@ -5257,79 +5281,79 @@
         </w:tc>
         <w:tc>
           <w:tcPr>
-            <w:tcW w:type="pct" w:w="23%"/>
-            <w:tcBorders>
-              <w:top w:val="single" w:color="B3B3B3" w:sz="4"/>
-              <w:left w:val="single" w:color="B3B3B3" w:sz="4"/>
-              <w:bottom w:val="single" w:color="B3B3B3" w:sz="4"/>
-              <w:right w:val="single" w:color="B3B3B3" w:sz="4"/>
-            </w:tcBorders>
-            <w:tcMar>
-              <w:top w:type="dxa" w:w="60"/>
-              <w:left w:type="dxa" w:w="100"/>
-              <w:bottom w:type="dxa" w:w="60"/>
-              <w:right w:type="dxa" w:w="100"/>
-            </w:tcMar>
-            <w:vAlign w:val="center"/>
-          </w:tcPr>
-          <w:p>
-            <w:pPr>
-              <w:spacing w:after="0" w:line="250"/>
-            </w:pPr>
-            <w:r>
-              <w:rPr>
-                <w:rFonts w:ascii="Arial" w:cs="Arial" w:eastAsia="Arial" w:hAnsi="Arial"/>
-                <w:b w:val="false"/>
-                <w:bCs w:val="false"/>
-                <w:i w:val="false"/>
-                <w:iCs w:val="false"/>
-                <w:color w:val="1A1A1A"/>
-                <w:sz w:val="18"/>
-                <w:szCs w:val="18"/>
-              </w:rPr>
-              <w:t xml:space="preserve">Содержание (Scope)</w:t>
-            </w:r>
-          </w:p>
-        </w:tc>
-        <w:tc>
-          <w:tcPr>
-            <w:tcW w:type="pct" w:w="36%"/>
-            <w:tcBorders>
-              <w:top w:val="single" w:color="B3B3B3" w:sz="4"/>
-              <w:left w:val="single" w:color="B3B3B3" w:sz="4"/>
-              <w:bottom w:val="single" w:color="B3B3B3" w:sz="4"/>
-              <w:right w:val="single" w:color="B3B3B3" w:sz="4"/>
-            </w:tcBorders>
-            <w:tcMar>
-              <w:top w:type="dxa" w:w="60"/>
-              <w:left w:type="dxa" w:w="100"/>
-              <w:bottom w:type="dxa" w:w="60"/>
-              <w:right w:type="dxa" w:w="100"/>
-            </w:tcMar>
-            <w:vAlign w:val="center"/>
-          </w:tcPr>
-          <w:p>
-            <w:pPr>
-              <w:spacing w:after="0" w:line="250"/>
-            </w:pPr>
-            <w:r>
-              <w:rPr>
-                <w:rFonts w:ascii="Arial" w:cs="Arial" w:eastAsia="Arial" w:hAnsi="Arial"/>
-                <w:b w:val="false"/>
-                <w:bCs w:val="false"/>
-                <w:i w:val="false"/>
-                <w:iCs w:val="false"/>
-                <w:color w:val="1A1A1A"/>
-                <w:sz w:val="18"/>
-                <w:szCs w:val="18"/>
-              </w:rPr>
-              <w:t xml:space="preserve">5.2 Collect Requirements, 5.3 Define Scope; дерево проблем и дерево целей</w:t>
-            </w:r>
-          </w:p>
-        </w:tc>
-        <w:tc>
-          <w:tcPr>
-            <w:tcW w:type="pct" w:w="27%"/>
+            <w:tcW w:type="pct" w:w="11%"/>
+            <w:tcBorders>
+              <w:top w:val="single" w:color="B3B3B3" w:sz="4"/>
+              <w:left w:val="single" w:color="B3B3B3" w:sz="4"/>
+              <w:bottom w:val="single" w:color="B3B3B3" w:sz="4"/>
+              <w:right w:val="single" w:color="B3B3B3" w:sz="4"/>
+            </w:tcBorders>
+            <w:tcMar>
+              <w:top w:type="dxa" w:w="60"/>
+              <w:left w:type="dxa" w:w="100"/>
+              <w:bottom w:type="dxa" w:w="60"/>
+              <w:right w:type="dxa" w:w="100"/>
+            </w:tcMar>
+            <w:vAlign w:val="center"/>
+          </w:tcPr>
+          <w:p>
+            <w:pPr>
+              <w:spacing w:after="0" w:line="250"/>
+            </w:pPr>
+            <w:r>
+              <w:rPr>
+                <w:rFonts w:ascii="Arial" w:cs="Arial" w:eastAsia="Arial" w:hAnsi="Arial"/>
+                <w:b w:val="false"/>
+                <w:bCs w:val="false"/>
+                <w:i w:val="false"/>
+                <w:iCs w:val="false"/>
+                <w:color w:val="1A1A1A"/>
+                <w:sz w:val="18"/>
+                <w:szCs w:val="18"/>
+              </w:rPr>
+              <w:t xml:space="preserve">Содержание</w:t>
+            </w:r>
+          </w:p>
+        </w:tc>
+        <w:tc>
+          <w:tcPr>
+            <w:tcW w:type="pct" w:w="41%"/>
+            <w:tcBorders>
+              <w:top w:val="single" w:color="B3B3B3" w:sz="4"/>
+              <w:left w:val="single" w:color="B3B3B3" w:sz="4"/>
+              <w:bottom w:val="single" w:color="B3B3B3" w:sz="4"/>
+              <w:right w:val="single" w:color="B3B3B3" w:sz="4"/>
+            </w:tcBorders>
+            <w:tcMar>
+              <w:top w:type="dxa" w:w="60"/>
+              <w:left w:type="dxa" w:w="100"/>
+              <w:bottom w:type="dxa" w:w="60"/>
+              <w:right w:type="dxa" w:w="100"/>
+            </w:tcMar>
+            <w:vAlign w:val="center"/>
+          </w:tcPr>
+          <w:p>
+            <w:pPr>
+              <w:spacing w:after="0" w:line="250"/>
+            </w:pPr>
+            <w:r>
+              <w:rPr>
+                <w:rFonts w:ascii="Arial" w:cs="Arial" w:eastAsia="Arial" w:hAnsi="Arial"/>
+                <w:b w:val="false"/>
+                <w:bCs w:val="false"/>
+                <w:i w:val="false"/>
+                <w:iCs w:val="false"/>
+                <w:color w:val="1A1A1A"/>
+                <w:sz w:val="18"/>
+                <w:szCs w:val="18"/>
+              </w:rPr>
+              <w:t xml:space="preserve">5.2 Сбор требований, 5.3 Определение содержания; дерево проблем и дерево целей</w:t>
+            </w:r>
+          </w:p>
+        </w:tc>
+        <w:tc>
+          <w:tcPr>
+            <w:tcW w:type="pct" w:w="32%"/>
             <w:tcBorders>
               <w:top w:val="single" w:color="B3B3B3" w:sz="4"/>
               <w:left w:val="single" w:color="B3B3B3" w:sz="4"/>
@@ -5365,7 +5389,7 @@
         </w:tc>
         <w:tc>
           <w:tcPr>
-            <w:tcW w:type="pct" w:w="11%"/>
+            <w:tcW w:type="pct" w:w="12%"/>
             <w:tcBorders>
               <w:top w:val="single" w:color="B3B3B3" w:sz="4"/>
               <w:left w:val="single" w:color="B3B3B3" w:sz="4"/>
@@ -5439,115 +5463,115 @@
         </w:tc>
         <w:tc>
           <w:tcPr>
-            <w:tcW w:type="pct" w:w="23%"/>
-            <w:tcBorders>
-              <w:top w:val="single" w:color="B3B3B3" w:sz="4"/>
-              <w:left w:val="single" w:color="B3B3B3" w:sz="4"/>
-              <w:bottom w:val="single" w:color="B3B3B3" w:sz="4"/>
-              <w:right w:val="single" w:color="B3B3B3" w:sz="4"/>
-            </w:tcBorders>
-            <w:tcMar>
-              <w:top w:type="dxa" w:w="60"/>
-              <w:left w:type="dxa" w:w="100"/>
-              <w:bottom w:type="dxa" w:w="60"/>
-              <w:right w:type="dxa" w:w="100"/>
-            </w:tcMar>
-            <w:vAlign w:val="center"/>
-          </w:tcPr>
-          <w:p>
-            <w:pPr>
-              <w:spacing w:after="0" w:line="250"/>
-            </w:pPr>
-            <w:r>
-              <w:rPr>
-                <w:rFonts w:ascii="Arial" w:cs="Arial" w:eastAsia="Arial" w:hAnsi="Arial"/>
-                <w:b w:val="false"/>
-                <w:bCs w:val="false"/>
-                <w:i w:val="false"/>
-                <w:iCs w:val="false"/>
-                <w:color w:val="1A1A1A"/>
-                <w:sz w:val="18"/>
-                <w:szCs w:val="18"/>
-              </w:rPr>
-              <w:t xml:space="preserve">Содержание (Scope)</w:t>
-            </w:r>
-          </w:p>
-        </w:tc>
-        <w:tc>
-          <w:tcPr>
-            <w:tcW w:type="pct" w:w="36%"/>
-            <w:tcBorders>
-              <w:top w:val="single" w:color="B3B3B3" w:sz="4"/>
-              <w:left w:val="single" w:color="B3B3B3" w:sz="4"/>
-              <w:bottom w:val="single" w:color="B3B3B3" w:sz="4"/>
-              <w:right w:val="single" w:color="B3B3B3" w:sz="4"/>
-            </w:tcBorders>
-            <w:tcMar>
-              <w:top w:type="dxa" w:w="60"/>
-              <w:left w:type="dxa" w:w="100"/>
-              <w:bottom w:type="dxa" w:w="60"/>
-              <w:right w:type="dxa" w:w="100"/>
-            </w:tcMar>
-            <w:vAlign w:val="center"/>
-          </w:tcPr>
-          <w:p>
-            <w:pPr>
-              <w:spacing w:after="0" w:line="250"/>
-            </w:pPr>
-            <w:r>
-              <w:rPr>
-                <w:rFonts w:ascii="Arial" w:cs="Arial" w:eastAsia="Arial" w:hAnsi="Arial"/>
-                <w:b w:val="false"/>
-                <w:bCs w:val="false"/>
-                <w:i w:val="false"/>
-                <w:iCs w:val="false"/>
-                <w:color w:val="1A1A1A"/>
-                <w:sz w:val="18"/>
-                <w:szCs w:val="18"/>
-              </w:rPr>
-              <w:t xml:space="preserve">5.4 Create WBS</w:t>
-            </w:r>
-          </w:p>
-        </w:tc>
-        <w:tc>
-          <w:tcPr>
-            <w:tcW w:type="pct" w:w="27%"/>
-            <w:tcBorders>
-              <w:top w:val="single" w:color="B3B3B3" w:sz="4"/>
-              <w:left w:val="single" w:color="B3B3B3" w:sz="4"/>
-              <w:bottom w:val="single" w:color="B3B3B3" w:sz="4"/>
-              <w:right w:val="single" w:color="B3B3B3" w:sz="4"/>
-            </w:tcBorders>
-            <w:tcMar>
-              <w:top w:type="dxa" w:w="60"/>
-              <w:left w:type="dxa" w:w="100"/>
-              <w:bottom w:type="dxa" w:w="60"/>
-              <w:right w:type="dxa" w:w="100"/>
-            </w:tcMar>
-            <w:vAlign w:val="center"/>
-          </w:tcPr>
-          <w:p>
-            <w:pPr>
-              <w:spacing w:after="0" w:line="250"/>
-            </w:pPr>
-            <w:r>
-              <w:rPr>
-                <w:rFonts w:ascii="Arial" w:cs="Arial" w:eastAsia="Arial" w:hAnsi="Arial"/>
-                <w:b w:val="false"/>
-                <w:bCs w:val="false"/>
-                <w:i w:val="false"/>
-                <w:iCs w:val="false"/>
-                <w:color w:val="1A1A1A"/>
-                <w:sz w:val="18"/>
-                <w:szCs w:val="18"/>
-              </w:rPr>
-              <w:t xml:space="preserve">дерево WBS и таблица пакетов</w:t>
-            </w:r>
-          </w:p>
-        </w:tc>
-        <w:tc>
-          <w:tcPr>
             <w:tcW w:type="pct" w:w="11%"/>
+            <w:tcBorders>
+              <w:top w:val="single" w:color="B3B3B3" w:sz="4"/>
+              <w:left w:val="single" w:color="B3B3B3" w:sz="4"/>
+              <w:bottom w:val="single" w:color="B3B3B3" w:sz="4"/>
+              <w:right w:val="single" w:color="B3B3B3" w:sz="4"/>
+            </w:tcBorders>
+            <w:tcMar>
+              <w:top w:type="dxa" w:w="60"/>
+              <w:left w:type="dxa" w:w="100"/>
+              <w:bottom w:type="dxa" w:w="60"/>
+              <w:right w:type="dxa" w:w="100"/>
+            </w:tcMar>
+            <w:vAlign w:val="center"/>
+          </w:tcPr>
+          <w:p>
+            <w:pPr>
+              <w:spacing w:after="0" w:line="250"/>
+            </w:pPr>
+            <w:r>
+              <w:rPr>
+                <w:rFonts w:ascii="Arial" w:cs="Arial" w:eastAsia="Arial" w:hAnsi="Arial"/>
+                <w:b w:val="false"/>
+                <w:bCs w:val="false"/>
+                <w:i w:val="false"/>
+                <w:iCs w:val="false"/>
+                <w:color w:val="1A1A1A"/>
+                <w:sz w:val="18"/>
+                <w:szCs w:val="18"/>
+              </w:rPr>
+              <w:t xml:space="preserve">Содержание</w:t>
+            </w:r>
+          </w:p>
+        </w:tc>
+        <w:tc>
+          <w:tcPr>
+            <w:tcW w:type="pct" w:w="41%"/>
+            <w:tcBorders>
+              <w:top w:val="single" w:color="B3B3B3" w:sz="4"/>
+              <w:left w:val="single" w:color="B3B3B3" w:sz="4"/>
+              <w:bottom w:val="single" w:color="B3B3B3" w:sz="4"/>
+              <w:right w:val="single" w:color="B3B3B3" w:sz="4"/>
+            </w:tcBorders>
+            <w:tcMar>
+              <w:top w:type="dxa" w:w="60"/>
+              <w:left w:type="dxa" w:w="100"/>
+              <w:bottom w:type="dxa" w:w="60"/>
+              <w:right w:type="dxa" w:w="100"/>
+            </w:tcMar>
+            <w:vAlign w:val="center"/>
+          </w:tcPr>
+          <w:p>
+            <w:pPr>
+              <w:spacing w:after="0" w:line="250"/>
+            </w:pPr>
+            <w:r>
+              <w:rPr>
+                <w:rFonts w:ascii="Arial" w:cs="Arial" w:eastAsia="Arial" w:hAnsi="Arial"/>
+                <w:b w:val="false"/>
+                <w:bCs w:val="false"/>
+                <w:i w:val="false"/>
+                <w:iCs w:val="false"/>
+                <w:color w:val="1A1A1A"/>
+                <w:sz w:val="18"/>
+                <w:szCs w:val="18"/>
+              </w:rPr>
+              <w:t xml:space="preserve">5.4 Создание иерархической структуры работ</w:t>
+            </w:r>
+          </w:p>
+        </w:tc>
+        <w:tc>
+          <w:tcPr>
+            <w:tcW w:type="pct" w:w="32%"/>
+            <w:tcBorders>
+              <w:top w:val="single" w:color="B3B3B3" w:sz="4"/>
+              <w:left w:val="single" w:color="B3B3B3" w:sz="4"/>
+              <w:bottom w:val="single" w:color="B3B3B3" w:sz="4"/>
+              <w:right w:val="single" w:color="B3B3B3" w:sz="4"/>
+            </w:tcBorders>
+            <w:tcMar>
+              <w:top w:type="dxa" w:w="60"/>
+              <w:left w:type="dxa" w:w="100"/>
+              <w:bottom w:type="dxa" w:w="60"/>
+              <w:right w:type="dxa" w:w="100"/>
+            </w:tcMar>
+            <w:vAlign w:val="center"/>
+          </w:tcPr>
+          <w:p>
+            <w:pPr>
+              <w:spacing w:after="0" w:line="250"/>
+            </w:pPr>
+            <w:r>
+              <w:rPr>
+                <w:rFonts w:ascii="Arial" w:cs="Arial" w:eastAsia="Arial" w:hAnsi="Arial"/>
+                <w:b w:val="false"/>
+                <w:bCs w:val="false"/>
+                <w:i w:val="false"/>
+                <w:iCs w:val="false"/>
+                <w:color w:val="1A1A1A"/>
+                <w:sz w:val="18"/>
+                <w:szCs w:val="18"/>
+              </w:rPr>
+              <w:t xml:space="preserve">дерево структуры работ и таблица пакетов</w:t>
+            </w:r>
+          </w:p>
+        </w:tc>
+        <w:tc>
+          <w:tcPr>
+            <w:tcW w:type="pct" w:w="12%"/>
             <w:tcBorders>
               <w:top w:val="single" w:color="B3B3B3" w:sz="4"/>
               <w:left w:val="single" w:color="B3B3B3" w:sz="4"/>
@@ -5621,79 +5645,79 @@
         </w:tc>
         <w:tc>
           <w:tcPr>
-            <w:tcW w:type="pct" w:w="23%"/>
-            <w:tcBorders>
-              <w:top w:val="single" w:color="B3B3B3" w:sz="4"/>
-              <w:left w:val="single" w:color="B3B3B3" w:sz="4"/>
-              <w:bottom w:val="single" w:color="B3B3B3" w:sz="4"/>
-              <w:right w:val="single" w:color="B3B3B3" w:sz="4"/>
-            </w:tcBorders>
-            <w:tcMar>
-              <w:top w:type="dxa" w:w="60"/>
-              <w:left w:type="dxa" w:w="100"/>
-              <w:bottom w:type="dxa" w:w="60"/>
-              <w:right w:type="dxa" w:w="100"/>
-            </w:tcMar>
-            <w:vAlign w:val="center"/>
-          </w:tcPr>
-          <w:p>
-            <w:pPr>
-              <w:spacing w:after="0" w:line="250"/>
-            </w:pPr>
-            <w:r>
-              <w:rPr>
-                <w:rFonts w:ascii="Arial" w:cs="Arial" w:eastAsia="Arial" w:hAnsi="Arial"/>
-                <w:b w:val="false"/>
-                <w:bCs w:val="false"/>
-                <w:i w:val="false"/>
-                <w:iCs w:val="false"/>
-                <w:color w:val="1A1A1A"/>
-                <w:sz w:val="18"/>
-                <w:szCs w:val="18"/>
-              </w:rPr>
-              <w:t xml:space="preserve">Расписание (Schedule)</w:t>
-            </w:r>
-          </w:p>
-        </w:tc>
-        <w:tc>
-          <w:tcPr>
-            <w:tcW w:type="pct" w:w="36%"/>
-            <w:tcBorders>
-              <w:top w:val="single" w:color="B3B3B3" w:sz="4"/>
-              <w:left w:val="single" w:color="B3B3B3" w:sz="4"/>
-              <w:bottom w:val="single" w:color="B3B3B3" w:sz="4"/>
-              <w:right w:val="single" w:color="B3B3B3" w:sz="4"/>
-            </w:tcBorders>
-            <w:tcMar>
-              <w:top w:type="dxa" w:w="60"/>
-              <w:left w:type="dxa" w:w="100"/>
-              <w:bottom w:type="dxa" w:w="60"/>
-              <w:right w:type="dxa" w:w="100"/>
-            </w:tcMar>
-            <w:vAlign w:val="center"/>
-          </w:tcPr>
-          <w:p>
-            <w:pPr>
-              <w:spacing w:after="0" w:line="250"/>
-            </w:pPr>
-            <w:r>
-              <w:rPr>
-                <w:rFonts w:ascii="Arial" w:cs="Arial" w:eastAsia="Arial" w:hAnsi="Arial"/>
-                <w:b w:val="false"/>
-                <w:bCs w:val="false"/>
-                <w:i w:val="false"/>
-                <w:iCs w:val="false"/>
-                <w:color w:val="1A1A1A"/>
-                <w:sz w:val="18"/>
-                <w:szCs w:val="18"/>
-              </w:rPr>
-              <w:t xml:space="preserve">6.2 Define Activities, 6.3 Sequence Activities, 6.4 Estimate Activity Durations, 6.5 Develop Schedule</w:t>
-            </w:r>
-          </w:p>
-        </w:tc>
-        <w:tc>
-          <w:tcPr>
-            <w:tcW w:type="pct" w:w="27%"/>
+            <w:tcW w:type="pct" w:w="11%"/>
+            <w:tcBorders>
+              <w:top w:val="single" w:color="B3B3B3" w:sz="4"/>
+              <w:left w:val="single" w:color="B3B3B3" w:sz="4"/>
+              <w:bottom w:val="single" w:color="B3B3B3" w:sz="4"/>
+              <w:right w:val="single" w:color="B3B3B3" w:sz="4"/>
+            </w:tcBorders>
+            <w:tcMar>
+              <w:top w:type="dxa" w:w="60"/>
+              <w:left w:type="dxa" w:w="100"/>
+              <w:bottom w:type="dxa" w:w="60"/>
+              <w:right w:type="dxa" w:w="100"/>
+            </w:tcMar>
+            <w:vAlign w:val="center"/>
+          </w:tcPr>
+          <w:p>
+            <w:pPr>
+              <w:spacing w:after="0" w:line="250"/>
+            </w:pPr>
+            <w:r>
+              <w:rPr>
+                <w:rFonts w:ascii="Arial" w:cs="Arial" w:eastAsia="Arial" w:hAnsi="Arial"/>
+                <w:b w:val="false"/>
+                <w:bCs w:val="false"/>
+                <w:i w:val="false"/>
+                <w:iCs w:val="false"/>
+                <w:color w:val="1A1A1A"/>
+                <w:sz w:val="18"/>
+                <w:szCs w:val="18"/>
+              </w:rPr>
+              <w:t xml:space="preserve">Расписание</w:t>
+            </w:r>
+          </w:p>
+        </w:tc>
+        <w:tc>
+          <w:tcPr>
+            <w:tcW w:type="pct" w:w="41%"/>
+            <w:tcBorders>
+              <w:top w:val="single" w:color="B3B3B3" w:sz="4"/>
+              <w:left w:val="single" w:color="B3B3B3" w:sz="4"/>
+              <w:bottom w:val="single" w:color="B3B3B3" w:sz="4"/>
+              <w:right w:val="single" w:color="B3B3B3" w:sz="4"/>
+            </w:tcBorders>
+            <w:tcMar>
+              <w:top w:type="dxa" w:w="60"/>
+              <w:left w:type="dxa" w:w="100"/>
+              <w:bottom w:type="dxa" w:w="60"/>
+              <w:right w:type="dxa" w:w="100"/>
+            </w:tcMar>
+            <w:vAlign w:val="center"/>
+          </w:tcPr>
+          <w:p>
+            <w:pPr>
+              <w:spacing w:after="0" w:line="250"/>
+            </w:pPr>
+            <w:r>
+              <w:rPr>
+                <w:rFonts w:ascii="Arial" w:cs="Arial" w:eastAsia="Arial" w:hAnsi="Arial"/>
+                <w:b w:val="false"/>
+                <w:bCs w:val="false"/>
+                <w:i w:val="false"/>
+                <w:iCs w:val="false"/>
+                <w:color w:val="1A1A1A"/>
+                <w:sz w:val="18"/>
+                <w:szCs w:val="18"/>
+              </w:rPr>
+              <w:t xml:space="preserve">6.2 Определение операций, 6.3 Определение последовательности операций, 6.4 Оценка длительности операций, 6.5 Разработка расписания</w:t>
+            </w:r>
+          </w:p>
+        </w:tc>
+        <w:tc>
+          <w:tcPr>
+            <w:tcW w:type="pct" w:w="32%"/>
             <w:tcBorders>
               <w:top w:val="single" w:color="B3B3B3" w:sz="4"/>
               <w:left w:val="single" w:color="B3B3B3" w:sz="4"/>
@@ -5729,7 +5753,7 @@
         </w:tc>
         <w:tc>
           <w:tcPr>
-            <w:tcW w:type="pct" w:w="11%"/>
+            <w:tcW w:type="pct" w:w="12%"/>
             <w:tcBorders>
               <w:top w:val="single" w:color="B3B3B3" w:sz="4"/>
               <w:left w:val="single" w:color="B3B3B3" w:sz="4"/>
@@ -5803,79 +5827,79 @@
         </w:tc>
         <w:tc>
           <w:tcPr>
-            <w:tcW w:type="pct" w:w="23%"/>
-            <w:tcBorders>
-              <w:top w:val="single" w:color="B3B3B3" w:sz="4"/>
-              <w:left w:val="single" w:color="B3B3B3" w:sz="4"/>
-              <w:bottom w:val="single" w:color="B3B3B3" w:sz="4"/>
-              <w:right w:val="single" w:color="B3B3B3" w:sz="4"/>
-            </w:tcBorders>
-            <w:tcMar>
-              <w:top w:type="dxa" w:w="60"/>
-              <w:left w:type="dxa" w:w="100"/>
-              <w:bottom w:type="dxa" w:w="60"/>
-              <w:right w:type="dxa" w:w="100"/>
-            </w:tcMar>
-            <w:vAlign w:val="center"/>
-          </w:tcPr>
-          <w:p>
-            <w:pPr>
-              <w:spacing w:after="0" w:line="250"/>
-            </w:pPr>
-            <w:r>
-              <w:rPr>
-                <w:rFonts w:ascii="Arial" w:cs="Arial" w:eastAsia="Arial" w:hAnsi="Arial"/>
-                <w:b w:val="false"/>
-                <w:bCs w:val="false"/>
-                <w:i w:val="false"/>
-                <w:iCs w:val="false"/>
-                <w:color w:val="1A1A1A"/>
-                <w:sz w:val="18"/>
-                <w:szCs w:val="18"/>
-              </w:rPr>
-              <w:t xml:space="preserve">Ресурсы (Resources), финансы (Finance)</w:t>
-            </w:r>
-          </w:p>
-        </w:tc>
-        <w:tc>
-          <w:tcPr>
-            <w:tcW w:type="pct" w:w="36%"/>
-            <w:tcBorders>
-              <w:top w:val="single" w:color="B3B3B3" w:sz="4"/>
-              <w:left w:val="single" w:color="B3B3B3" w:sz="4"/>
-              <w:bottom w:val="single" w:color="B3B3B3" w:sz="4"/>
-              <w:right w:val="single" w:color="B3B3B3" w:sz="4"/>
-            </w:tcBorders>
-            <w:tcMar>
-              <w:top w:type="dxa" w:w="60"/>
-              <w:left w:type="dxa" w:w="100"/>
-              <w:bottom w:type="dxa" w:w="60"/>
-              <w:right w:type="dxa" w:w="100"/>
-            </w:tcMar>
-            <w:vAlign w:val="center"/>
-          </w:tcPr>
-          <w:p>
-            <w:pPr>
-              <w:spacing w:after="0" w:line="250"/>
-            </w:pPr>
-            <w:r>
-              <w:rPr>
-                <w:rFonts w:ascii="Arial" w:cs="Arial" w:eastAsia="Arial" w:hAnsi="Arial"/>
-                <w:b w:val="false"/>
-                <w:bCs w:val="false"/>
-                <w:i w:val="false"/>
-                <w:iCs w:val="false"/>
-                <w:color w:val="1A1A1A"/>
-                <w:sz w:val="18"/>
-                <w:szCs w:val="18"/>
-              </w:rPr>
-              <w:t xml:space="preserve">9.2 Estimate Activity Resources, 7.2 Estimate Costs, 7.3 Determine Budget</w:t>
-            </w:r>
-          </w:p>
-        </w:tc>
-        <w:tc>
-          <w:tcPr>
-            <w:tcW w:type="pct" w:w="27%"/>
+            <w:tcW w:type="pct" w:w="11%"/>
+            <w:tcBorders>
+              <w:top w:val="single" w:color="B3B3B3" w:sz="4"/>
+              <w:left w:val="single" w:color="B3B3B3" w:sz="4"/>
+              <w:bottom w:val="single" w:color="B3B3B3" w:sz="4"/>
+              <w:right w:val="single" w:color="B3B3B3" w:sz="4"/>
+            </w:tcBorders>
+            <w:tcMar>
+              <w:top w:type="dxa" w:w="60"/>
+              <w:left w:type="dxa" w:w="100"/>
+              <w:bottom w:type="dxa" w:w="60"/>
+              <w:right w:type="dxa" w:w="100"/>
+            </w:tcMar>
+            <w:vAlign w:val="center"/>
+          </w:tcPr>
+          <w:p>
+            <w:pPr>
+              <w:spacing w:after="0" w:line="250"/>
+            </w:pPr>
+            <w:r>
+              <w:rPr>
+                <w:rFonts w:ascii="Arial" w:cs="Arial" w:eastAsia="Arial" w:hAnsi="Arial"/>
+                <w:b w:val="false"/>
+                <w:bCs w:val="false"/>
+                <w:i w:val="false"/>
+                <w:iCs w:val="false"/>
+                <w:color w:val="1A1A1A"/>
+                <w:sz w:val="18"/>
+                <w:szCs w:val="18"/>
+              </w:rPr>
+              <w:t xml:space="preserve">Ресурсы, финансы</w:t>
+            </w:r>
+          </w:p>
+        </w:tc>
+        <w:tc>
+          <w:tcPr>
+            <w:tcW w:type="pct" w:w="41%"/>
+            <w:tcBorders>
+              <w:top w:val="single" w:color="B3B3B3" w:sz="4"/>
+              <w:left w:val="single" w:color="B3B3B3" w:sz="4"/>
+              <w:bottom w:val="single" w:color="B3B3B3" w:sz="4"/>
+              <w:right w:val="single" w:color="B3B3B3" w:sz="4"/>
+            </w:tcBorders>
+            <w:tcMar>
+              <w:top w:type="dxa" w:w="60"/>
+              <w:left w:type="dxa" w:w="100"/>
+              <w:bottom w:type="dxa" w:w="60"/>
+              <w:right w:type="dxa" w:w="100"/>
+            </w:tcMar>
+            <w:vAlign w:val="center"/>
+          </w:tcPr>
+          <w:p>
+            <w:pPr>
+              <w:spacing w:after="0" w:line="250"/>
+            </w:pPr>
+            <w:r>
+              <w:rPr>
+                <w:rFonts w:ascii="Arial" w:cs="Arial" w:eastAsia="Arial" w:hAnsi="Arial"/>
+                <w:b w:val="false"/>
+                <w:bCs w:val="false"/>
+                <w:i w:val="false"/>
+                <w:iCs w:val="false"/>
+                <w:color w:val="1A1A1A"/>
+                <w:sz w:val="18"/>
+                <w:szCs w:val="18"/>
+              </w:rPr>
+              <w:t xml:space="preserve">9.2 Оценка ресурсов операций, 7.2 Оценка стоимости, 7.3 Определение бюджета</w:t>
+            </w:r>
+          </w:p>
+        </w:tc>
+        <w:tc>
+          <w:tcPr>
+            <w:tcW w:type="pct" w:w="32%"/>
             <w:tcBorders>
               <w:top w:val="single" w:color="B3B3B3" w:sz="4"/>
               <w:left w:val="single" w:color="B3B3B3" w:sz="4"/>
@@ -5911,7 +5935,7 @@
         </w:tc>
         <w:tc>
           <w:tcPr>
-            <w:tcW w:type="pct" w:w="11%"/>
+            <w:tcW w:type="pct" w:w="12%"/>
             <w:tcBorders>
               <w:top w:val="single" w:color="B3B3B3" w:sz="4"/>
               <w:left w:val="single" w:color="B3B3B3" w:sz="4"/>
@@ -5985,79 +6009,79 @@
         </w:tc>
         <w:tc>
           <w:tcPr>
-            <w:tcW w:type="pct" w:w="23%"/>
-            <w:tcBorders>
-              <w:top w:val="single" w:color="B3B3B3" w:sz="4"/>
-              <w:left w:val="single" w:color="B3B3B3" w:sz="4"/>
-              <w:bottom w:val="single" w:color="B3B3B3" w:sz="4"/>
-              <w:right w:val="single" w:color="B3B3B3" w:sz="4"/>
-            </w:tcBorders>
-            <w:tcMar>
-              <w:top w:type="dxa" w:w="60"/>
-              <w:left w:type="dxa" w:w="100"/>
-              <w:bottom w:type="dxa" w:w="60"/>
-              <w:right w:type="dxa" w:w="100"/>
-            </w:tcMar>
-            <w:vAlign w:val="center"/>
-          </w:tcPr>
-          <w:p>
-            <w:pPr>
-              <w:spacing w:after="0" w:line="250"/>
-            </w:pPr>
-            <w:r>
-              <w:rPr>
-                <w:rFonts w:ascii="Arial" w:cs="Arial" w:eastAsia="Arial" w:hAnsi="Arial"/>
-                <w:b w:val="false"/>
-                <w:bCs w:val="false"/>
-                <w:i w:val="false"/>
-                <w:iCs w:val="false"/>
-                <w:color w:val="1A1A1A"/>
-                <w:sz w:val="18"/>
-                <w:szCs w:val="18"/>
-              </w:rPr>
-              <w:t xml:space="preserve">Риски (Risk)</w:t>
-            </w:r>
-          </w:p>
-        </w:tc>
-        <w:tc>
-          <w:tcPr>
-            <w:tcW w:type="pct" w:w="36%"/>
-            <w:tcBorders>
-              <w:top w:val="single" w:color="B3B3B3" w:sz="4"/>
-              <w:left w:val="single" w:color="B3B3B3" w:sz="4"/>
-              <w:bottom w:val="single" w:color="B3B3B3" w:sz="4"/>
-              <w:right w:val="single" w:color="B3B3B3" w:sz="4"/>
-            </w:tcBorders>
-            <w:tcMar>
-              <w:top w:type="dxa" w:w="60"/>
-              <w:left w:type="dxa" w:w="100"/>
-              <w:bottom w:type="dxa" w:w="60"/>
-              <w:right w:type="dxa" w:w="100"/>
-            </w:tcMar>
-            <w:vAlign w:val="center"/>
-          </w:tcPr>
-          <w:p>
-            <w:pPr>
-              <w:spacing w:after="0" w:line="250"/>
-            </w:pPr>
-            <w:r>
-              <w:rPr>
-                <w:rFonts w:ascii="Arial" w:cs="Arial" w:eastAsia="Arial" w:hAnsi="Arial"/>
-                <w:b w:val="false"/>
-                <w:bCs w:val="false"/>
-                <w:i w:val="false"/>
-                <w:iCs w:val="false"/>
-                <w:color w:val="1A1A1A"/>
-                <w:sz w:val="18"/>
-                <w:szCs w:val="18"/>
-              </w:rPr>
-              <w:t xml:space="preserve">11.2 Identify Risks, 11.3 Perform Qualitative Risk Analysis, 11.5 Plan Risk Responses; PEST и SWOT как источники</w:t>
-            </w:r>
-          </w:p>
-        </w:tc>
-        <w:tc>
-          <w:tcPr>
-            <w:tcW w:type="pct" w:w="27%"/>
+            <w:tcW w:type="pct" w:w="11%"/>
+            <w:tcBorders>
+              <w:top w:val="single" w:color="B3B3B3" w:sz="4"/>
+              <w:left w:val="single" w:color="B3B3B3" w:sz="4"/>
+              <w:bottom w:val="single" w:color="B3B3B3" w:sz="4"/>
+              <w:right w:val="single" w:color="B3B3B3" w:sz="4"/>
+            </w:tcBorders>
+            <w:tcMar>
+              <w:top w:type="dxa" w:w="60"/>
+              <w:left w:type="dxa" w:w="100"/>
+              <w:bottom w:type="dxa" w:w="60"/>
+              <w:right w:type="dxa" w:w="100"/>
+            </w:tcMar>
+            <w:vAlign w:val="center"/>
+          </w:tcPr>
+          <w:p>
+            <w:pPr>
+              <w:spacing w:after="0" w:line="250"/>
+            </w:pPr>
+            <w:r>
+              <w:rPr>
+                <w:rFonts w:ascii="Arial" w:cs="Arial" w:eastAsia="Arial" w:hAnsi="Arial"/>
+                <w:b w:val="false"/>
+                <w:bCs w:val="false"/>
+                <w:i w:val="false"/>
+                <w:iCs w:val="false"/>
+                <w:color w:val="1A1A1A"/>
+                <w:sz w:val="18"/>
+                <w:szCs w:val="18"/>
+              </w:rPr>
+              <w:t xml:space="preserve">Риски</w:t>
+            </w:r>
+          </w:p>
+        </w:tc>
+        <w:tc>
+          <w:tcPr>
+            <w:tcW w:type="pct" w:w="41%"/>
+            <w:tcBorders>
+              <w:top w:val="single" w:color="B3B3B3" w:sz="4"/>
+              <w:left w:val="single" w:color="B3B3B3" w:sz="4"/>
+              <w:bottom w:val="single" w:color="B3B3B3" w:sz="4"/>
+              <w:right w:val="single" w:color="B3B3B3" w:sz="4"/>
+            </w:tcBorders>
+            <w:tcMar>
+              <w:top w:type="dxa" w:w="60"/>
+              <w:left w:type="dxa" w:w="100"/>
+              <w:bottom w:type="dxa" w:w="60"/>
+              <w:right w:type="dxa" w:w="100"/>
+            </w:tcMar>
+            <w:vAlign w:val="center"/>
+          </w:tcPr>
+          <w:p>
+            <w:pPr>
+              <w:spacing w:after="0" w:line="250"/>
+            </w:pPr>
+            <w:r>
+              <w:rPr>
+                <w:rFonts w:ascii="Arial" w:cs="Arial" w:eastAsia="Arial" w:hAnsi="Arial"/>
+                <w:b w:val="false"/>
+                <w:bCs w:val="false"/>
+                <w:i w:val="false"/>
+                <w:iCs w:val="false"/>
+                <w:color w:val="1A1A1A"/>
+                <w:sz w:val="18"/>
+                <w:szCs w:val="18"/>
+              </w:rPr>
+              <w:t xml:space="preserve">11.2 Идентификация рисков, 11.3 Качественный анализ рисков, 11.5 Планирование реагирования на риски; PEST и SWOT как источники</w:t>
+            </w:r>
+          </w:p>
+        </w:tc>
+        <w:tc>
+          <w:tcPr>
+            <w:tcW w:type="pct" w:w="32%"/>
             <w:tcBorders>
               <w:top w:val="single" w:color="B3B3B3" w:sz="4"/>
               <w:left w:val="single" w:color="B3B3B3" w:sz="4"/>
@@ -6093,7 +6117,7 @@
         </w:tc>
         <w:tc>
           <w:tcPr>
-            <w:tcW w:type="pct" w:w="11%"/>
+            <w:tcW w:type="pct" w:w="12%"/>
             <w:tcBorders>
               <w:top w:val="single" w:color="B3B3B3" w:sz="4"/>
               <w:left w:val="single" w:color="B3B3B3" w:sz="4"/>
@@ -6167,79 +6191,79 @@
         </w:tc>
         <w:tc>
           <w:tcPr>
-            <w:tcW w:type="pct" w:w="23%"/>
-            <w:tcBorders>
-              <w:top w:val="single" w:color="B3B3B3" w:sz="4"/>
-              <w:left w:val="single" w:color="B3B3B3" w:sz="4"/>
-              <w:bottom w:val="single" w:color="B3B3B3" w:sz="4"/>
-              <w:right w:val="single" w:color="B3B3B3" w:sz="4"/>
-            </w:tcBorders>
-            <w:tcMar>
-              <w:top w:type="dxa" w:w="60"/>
-              <w:left w:type="dxa" w:w="100"/>
-              <w:bottom w:type="dxa" w:w="60"/>
-              <w:right w:type="dxa" w:w="100"/>
-            </w:tcMar>
-            <w:vAlign w:val="center"/>
-          </w:tcPr>
-          <w:p>
-            <w:pPr>
-              <w:spacing w:after="0" w:line="250"/>
-            </w:pPr>
-            <w:r>
-              <w:rPr>
-                <w:rFonts w:ascii="Arial" w:cs="Arial" w:eastAsia="Arial" w:hAnsi="Arial"/>
-                <w:b w:val="false"/>
-                <w:bCs w:val="false"/>
-                <w:i w:val="false"/>
-                <w:iCs w:val="false"/>
-                <w:color w:val="1A1A1A"/>
-                <w:sz w:val="18"/>
-                <w:szCs w:val="18"/>
-              </w:rPr>
-              <w:t xml:space="preserve">Управление и надзор (Governance)</w:t>
-            </w:r>
-          </w:p>
-        </w:tc>
-        <w:tc>
-          <w:tcPr>
-            <w:tcW w:type="pct" w:w="36%"/>
-            <w:tcBorders>
-              <w:top w:val="single" w:color="B3B3B3" w:sz="4"/>
-              <w:left w:val="single" w:color="B3B3B3" w:sz="4"/>
-              <w:bottom w:val="single" w:color="B3B3B3" w:sz="4"/>
-              <w:right w:val="single" w:color="B3B3B3" w:sz="4"/>
-            </w:tcBorders>
-            <w:tcMar>
-              <w:top w:type="dxa" w:w="60"/>
-              <w:left w:type="dxa" w:w="100"/>
-              <w:bottom w:type="dxa" w:w="60"/>
-              <w:right w:type="dxa" w:w="100"/>
-            </w:tcMar>
-            <w:vAlign w:val="center"/>
-          </w:tcPr>
-          <w:p>
-            <w:pPr>
-              <w:spacing w:after="0" w:line="250"/>
-            </w:pPr>
-            <w:r>
-              <w:rPr>
-                <w:rFonts w:ascii="Arial" w:cs="Arial" w:eastAsia="Arial" w:hAnsi="Arial"/>
-                <w:b w:val="false"/>
-                <w:bCs w:val="false"/>
-                <w:i w:val="false"/>
-                <w:iCs w:val="false"/>
-                <w:color w:val="1A1A1A"/>
-                <w:sz w:val="18"/>
-                <w:szCs w:val="18"/>
-              </w:rPr>
-              <w:t xml:space="preserve">4.2 Develop Project Management Plan</w:t>
-            </w:r>
-          </w:p>
-        </w:tc>
-        <w:tc>
-          <w:tcPr>
-            <w:tcW w:type="pct" w:w="27%"/>
+            <w:tcW w:type="pct" w:w="11%"/>
+            <w:tcBorders>
+              <w:top w:val="single" w:color="B3B3B3" w:sz="4"/>
+              <w:left w:val="single" w:color="B3B3B3" w:sz="4"/>
+              <w:bottom w:val="single" w:color="B3B3B3" w:sz="4"/>
+              <w:right w:val="single" w:color="B3B3B3" w:sz="4"/>
+            </w:tcBorders>
+            <w:tcMar>
+              <w:top w:type="dxa" w:w="60"/>
+              <w:left w:type="dxa" w:w="100"/>
+              <w:bottom w:type="dxa" w:w="60"/>
+              <w:right w:type="dxa" w:w="100"/>
+            </w:tcMar>
+            <w:vAlign w:val="center"/>
+          </w:tcPr>
+          <w:p>
+            <w:pPr>
+              <w:spacing w:after="0" w:line="250"/>
+            </w:pPr>
+            <w:r>
+              <w:rPr>
+                <w:rFonts w:ascii="Arial" w:cs="Arial" w:eastAsia="Arial" w:hAnsi="Arial"/>
+                <w:b w:val="false"/>
+                <w:bCs w:val="false"/>
+                <w:i w:val="false"/>
+                <w:iCs w:val="false"/>
+                <w:color w:val="1A1A1A"/>
+                <w:sz w:val="18"/>
+                <w:szCs w:val="18"/>
+              </w:rPr>
+              <w:t xml:space="preserve">Руководство</w:t>
+            </w:r>
+          </w:p>
+        </w:tc>
+        <w:tc>
+          <w:tcPr>
+            <w:tcW w:type="pct" w:w="41%"/>
+            <w:tcBorders>
+              <w:top w:val="single" w:color="B3B3B3" w:sz="4"/>
+              <w:left w:val="single" w:color="B3B3B3" w:sz="4"/>
+              <w:bottom w:val="single" w:color="B3B3B3" w:sz="4"/>
+              <w:right w:val="single" w:color="B3B3B3" w:sz="4"/>
+            </w:tcBorders>
+            <w:tcMar>
+              <w:top w:type="dxa" w:w="60"/>
+              <w:left w:type="dxa" w:w="100"/>
+              <w:bottom w:type="dxa" w:w="60"/>
+              <w:right w:type="dxa" w:w="100"/>
+            </w:tcMar>
+            <w:vAlign w:val="center"/>
+          </w:tcPr>
+          <w:p>
+            <w:pPr>
+              <w:spacing w:after="0" w:line="250"/>
+            </w:pPr>
+            <w:r>
+              <w:rPr>
+                <w:rFonts w:ascii="Arial" w:cs="Arial" w:eastAsia="Arial" w:hAnsi="Arial"/>
+                <w:b w:val="false"/>
+                <w:bCs w:val="false"/>
+                <w:i w:val="false"/>
+                <w:iCs w:val="false"/>
+                <w:color w:val="1A1A1A"/>
+                <w:sz w:val="18"/>
+                <w:szCs w:val="18"/>
+              </w:rPr>
+              <w:t xml:space="preserve">4.2 Разработка плана управления проектом</w:t>
+            </w:r>
+          </w:p>
+        </w:tc>
+        <w:tc>
+          <w:tcPr>
+            <w:tcW w:type="pct" w:w="32%"/>
             <w:tcBorders>
               <w:top w:val="single" w:color="B3B3B3" w:sz="4"/>
               <w:left w:val="single" w:color="B3B3B3" w:sz="4"/>
@@ -6275,7 +6299,7 @@
         </w:tc>
         <w:tc>
           <w:tcPr>
-            <w:tcW w:type="pct" w:w="11%"/>
+            <w:tcW w:type="pct" w:w="12%"/>
             <w:tcBorders>
               <w:top w:val="single" w:color="B3B3B3" w:sz="4"/>
               <w:left w:val="single" w:color="B3B3B3" w:sz="4"/>
@@ -6344,7 +6368,7 @@
           <w:sz w:val="20"/>
           <w:szCs w:val="20"/>
         </w:rPr>
-        <w:t xml:space="preserve">Опорные принципы: 3.1 — ориентация на ценность; 3.2 — целостный взгляд (правило 100 %); 3.3 — ответственное лидерство (честные оценки); 3.5 — учёт устойчивого развития; 3.6 — встроенное качество.</w:t>
+        <w:t xml:space="preserve">Опорные принципы: 3.1 — фокусироваться на ценности; 3.2 — принимать целостный взгляд (правило 100 %); 3.3 — быть подотчётным лидером (честные оценки); 3.5 — интегрировать устойчивость; 3.6 — встраивать качество.</w:t>
       </w:r>
     </w:p>
     <w:p>
@@ -6375,7 +6399,7 @@
           <w:sz w:val="20"/>
           <w:szCs w:val="20"/>
         </w:rPr>
-        <w:t xml:space="preserve"> От выбранных ветвей дерева целей дойти до плана: WBS → календарный план с критическим путём → смета → реестр рисков → сводный план.</w:t>
+        <w:t xml:space="preserve"> От выбранных ветвей дерева целей дойти до плана: структура работ → календарный план с критическим путём → смета → реестр рисков → сводный план.</w:t>
       </w:r>
     </w:p>
     <w:p>
@@ -6406,7 +6430,7 @@
           <w:sz w:val="20"/>
           <w:szCs w:val="20"/>
         </w:rPr>
-        <w:t xml:space="preserve"> Глава держится на цепочке «выход шага — вход следующего». Таблица пакетов WBS сразу получает столбец «зависит от» — с ним календарный план строится за одну пару. Для Ганта подходят ProjectLibre или Google-таблица; платные программы не нужны.</w:t>
+        <w:t xml:space="preserve"> Глава держится на цепочке «выход шага — вход следующего». Таблица пакетов структуры работ сразу получает столбец «зависит от» — с ним календарный план строится за одну пару. Для диаграммы Ганта подходят ProjectLibre или Google-таблица; платные программы не нужны.</w:t>
       </w:r>
     </w:p>
     <w:p>
@@ -6449,7 +6473,7 @@
       <w:tr>
         <w:tc>
           <w:tcPr>
-            <w:tcW w:type="pct" w:w="4%"/>
+            <w:tcW w:type="pct" w:w="5%"/>
             <w:tcBorders>
               <w:top w:val="single" w:color="B3B3B3" w:sz="4"/>
               <w:left w:val="single" w:color="B3B3B3" w:sz="4"/>
@@ -6486,7 +6510,7 @@
         </w:tc>
         <w:tc>
           <w:tcPr>
-            <w:tcW w:type="pct" w:w="27%"/>
+            <w:tcW w:type="pct" w:w="18%"/>
             <w:tcBorders>
               <w:top w:val="single" w:color="B3B3B3" w:sz="4"/>
               <w:left w:val="single" w:color="B3B3B3" w:sz="4"/>
@@ -6523,7 +6547,7 @@
         </w:tc>
         <w:tc>
           <w:tcPr>
-            <w:tcW w:type="pct" w:w="41%"/>
+            <w:tcW w:type="pct" w:w="46%"/>
             <w:tcBorders>
               <w:top w:val="single" w:color="B3B3B3" w:sz="4"/>
               <w:left w:val="single" w:color="B3B3B3" w:sz="4"/>
@@ -6560,7 +6584,7 @@
         </w:tc>
         <w:tc>
           <w:tcPr>
-            <w:tcW w:type="pct" w:w="22%"/>
+            <w:tcW w:type="pct" w:w="25%"/>
             <w:tcBorders>
               <w:top w:val="single" w:color="B3B3B3" w:sz="4"/>
               <w:left w:val="single" w:color="B3B3B3" w:sz="4"/>
@@ -6636,7 +6660,7 @@
       <w:tr>
         <w:tc>
           <w:tcPr>
-            <w:tcW w:type="pct" w:w="4%"/>
+            <w:tcW w:type="pct" w:w="5%"/>
             <w:tcBorders>
               <w:top w:val="single" w:color="B3B3B3" w:sz="4"/>
               <w:left w:val="single" w:color="B3B3B3" w:sz="4"/>
@@ -6672,79 +6696,79 @@
         </w:tc>
         <w:tc>
           <w:tcPr>
-            <w:tcW w:type="pct" w:w="27%"/>
-            <w:tcBorders>
-              <w:top w:val="single" w:color="B3B3B3" w:sz="4"/>
-              <w:left w:val="single" w:color="B3B3B3" w:sz="4"/>
-              <w:bottom w:val="single" w:color="B3B3B3" w:sz="4"/>
-              <w:right w:val="single" w:color="B3B3B3" w:sz="4"/>
-            </w:tcBorders>
-            <w:tcMar>
-              <w:top w:type="dxa" w:w="60"/>
-              <w:left w:type="dxa" w:w="100"/>
-              <w:bottom w:type="dxa" w:w="60"/>
-              <w:right w:type="dxa" w:w="100"/>
-            </w:tcMar>
-            <w:vAlign w:val="center"/>
-          </w:tcPr>
-          <w:p>
-            <w:pPr>
-              <w:spacing w:after="0" w:line="250"/>
-            </w:pPr>
-            <w:r>
-              <w:rPr>
-                <w:rFonts w:ascii="Arial" w:cs="Arial" w:eastAsia="Arial" w:hAnsi="Arial"/>
-                <w:b w:val="false"/>
-                <w:bCs w:val="false"/>
-                <w:i w:val="false"/>
-                <w:iCs w:val="false"/>
-                <w:color w:val="1A1A1A"/>
-                <w:sz w:val="18"/>
-                <w:szCs w:val="18"/>
-              </w:rPr>
-              <w:t xml:space="preserve">Ресурсы (Resources)</w:t>
-            </w:r>
-          </w:p>
-        </w:tc>
-        <w:tc>
-          <w:tcPr>
-            <w:tcW w:type="pct" w:w="41%"/>
-            <w:tcBorders>
-              <w:top w:val="single" w:color="B3B3B3" w:sz="4"/>
-              <w:left w:val="single" w:color="B3B3B3" w:sz="4"/>
-              <w:bottom w:val="single" w:color="B3B3B3" w:sz="4"/>
-              <w:right w:val="single" w:color="B3B3B3" w:sz="4"/>
-            </w:tcBorders>
-            <w:tcMar>
-              <w:top w:type="dxa" w:w="60"/>
-              <w:left w:type="dxa" w:w="100"/>
-              <w:bottom w:type="dxa" w:w="60"/>
-              <w:right w:type="dxa" w:w="100"/>
-            </w:tcMar>
-            <w:vAlign w:val="center"/>
-          </w:tcPr>
-          <w:p>
-            <w:pPr>
-              <w:spacing w:after="0" w:line="250"/>
-            </w:pPr>
-            <w:r>
-              <w:rPr>
-                <w:rFonts w:ascii="Arial" w:cs="Arial" w:eastAsia="Arial" w:hAnsi="Arial"/>
-                <w:b w:val="false"/>
-                <w:bCs w:val="false"/>
-                <w:i w:val="false"/>
-                <w:iCs w:val="false"/>
-                <w:color w:val="1A1A1A"/>
-                <w:sz w:val="18"/>
-                <w:szCs w:val="18"/>
-              </w:rPr>
-              <w:t xml:space="preserve">9.4 Develop Team, 9.5 Manage Team; роли по Белбину; стадии по Такмену (Tuckman, 1965)</w:t>
-            </w:r>
-          </w:p>
-        </w:tc>
-        <w:tc>
-          <w:tcPr>
-            <w:tcW w:type="pct" w:w="22%"/>
+            <w:tcW w:type="pct" w:w="18%"/>
+            <w:tcBorders>
+              <w:top w:val="single" w:color="B3B3B3" w:sz="4"/>
+              <w:left w:val="single" w:color="B3B3B3" w:sz="4"/>
+              <w:bottom w:val="single" w:color="B3B3B3" w:sz="4"/>
+              <w:right w:val="single" w:color="B3B3B3" w:sz="4"/>
+            </w:tcBorders>
+            <w:tcMar>
+              <w:top w:type="dxa" w:w="60"/>
+              <w:left w:type="dxa" w:w="100"/>
+              <w:bottom w:type="dxa" w:w="60"/>
+              <w:right w:type="dxa" w:w="100"/>
+            </w:tcMar>
+            <w:vAlign w:val="center"/>
+          </w:tcPr>
+          <w:p>
+            <w:pPr>
+              <w:spacing w:after="0" w:line="250"/>
+            </w:pPr>
+            <w:r>
+              <w:rPr>
+                <w:rFonts w:ascii="Arial" w:cs="Arial" w:eastAsia="Arial" w:hAnsi="Arial"/>
+                <w:b w:val="false"/>
+                <w:bCs w:val="false"/>
+                <w:i w:val="false"/>
+                <w:iCs w:val="false"/>
+                <w:color w:val="1A1A1A"/>
+                <w:sz w:val="18"/>
+                <w:szCs w:val="18"/>
+              </w:rPr>
+              <w:t xml:space="preserve">Ресурсы</w:t>
+            </w:r>
+          </w:p>
+        </w:tc>
+        <w:tc>
+          <w:tcPr>
+            <w:tcW w:type="pct" w:w="46%"/>
+            <w:tcBorders>
+              <w:top w:val="single" w:color="B3B3B3" w:sz="4"/>
+              <w:left w:val="single" w:color="B3B3B3" w:sz="4"/>
+              <w:bottom w:val="single" w:color="B3B3B3" w:sz="4"/>
+              <w:right w:val="single" w:color="B3B3B3" w:sz="4"/>
+            </w:tcBorders>
+            <w:tcMar>
+              <w:top w:type="dxa" w:w="60"/>
+              <w:left w:type="dxa" w:w="100"/>
+              <w:bottom w:type="dxa" w:w="60"/>
+              <w:right w:type="dxa" w:w="100"/>
+            </w:tcMar>
+            <w:vAlign w:val="center"/>
+          </w:tcPr>
+          <w:p>
+            <w:pPr>
+              <w:spacing w:after="0" w:line="250"/>
+            </w:pPr>
+            <w:r>
+              <w:rPr>
+                <w:rFonts w:ascii="Arial" w:cs="Arial" w:eastAsia="Arial" w:hAnsi="Arial"/>
+                <w:b w:val="false"/>
+                <w:bCs w:val="false"/>
+                <w:i w:val="false"/>
+                <w:iCs w:val="false"/>
+                <w:color w:val="1A1A1A"/>
+                <w:sz w:val="18"/>
+                <w:szCs w:val="18"/>
+              </w:rPr>
+              <w:t xml:space="preserve">9.4 Развитие команды, 9.5 Управление командой; роли по Р. М. Белбину; стадии по Б. Такмену (1965)</w:t>
+            </w:r>
+          </w:p>
+        </w:tc>
+        <w:tc>
+          <w:tcPr>
+            <w:tcW w:type="pct" w:w="25%"/>
             <w:tcBorders>
               <w:top w:val="single" w:color="B3B3B3" w:sz="4"/>
               <w:left w:val="single" w:color="B3B3B3" w:sz="4"/>
@@ -6818,7 +6842,7 @@
       <w:tr>
         <w:tc>
           <w:tcPr>
-            <w:tcW w:type="pct" w:w="4%"/>
+            <w:tcW w:type="pct" w:w="5%"/>
             <w:tcBorders>
               <w:top w:val="single" w:color="B3B3B3" w:sz="4"/>
               <w:left w:val="single" w:color="B3B3B3" w:sz="4"/>
@@ -6854,79 +6878,79 @@
         </w:tc>
         <w:tc>
           <w:tcPr>
-            <w:tcW w:type="pct" w:w="27%"/>
-            <w:tcBorders>
-              <w:top w:val="single" w:color="B3B3B3" w:sz="4"/>
-              <w:left w:val="single" w:color="B3B3B3" w:sz="4"/>
-              <w:bottom w:val="single" w:color="B3B3B3" w:sz="4"/>
-              <w:right w:val="single" w:color="B3B3B3" w:sz="4"/>
-            </w:tcBorders>
-            <w:tcMar>
-              <w:top w:type="dxa" w:w="60"/>
-              <w:left w:type="dxa" w:w="100"/>
-              <w:bottom w:type="dxa" w:w="60"/>
-              <w:right w:type="dxa" w:w="100"/>
-            </w:tcMar>
-            <w:vAlign w:val="center"/>
-          </w:tcPr>
-          <w:p>
-            <w:pPr>
-              <w:spacing w:after="0" w:line="250"/>
-            </w:pPr>
-            <w:r>
-              <w:rPr>
-                <w:rFonts w:ascii="Arial" w:cs="Arial" w:eastAsia="Arial" w:hAnsi="Arial"/>
-                <w:b w:val="false"/>
-                <w:bCs w:val="false"/>
-                <w:i w:val="false"/>
-                <w:iCs w:val="false"/>
-                <w:color w:val="1A1A1A"/>
-                <w:sz w:val="18"/>
-                <w:szCs w:val="18"/>
-              </w:rPr>
-              <w:t xml:space="preserve">Заинтересованные стороны (Stakeholders)</w:t>
-            </w:r>
-          </w:p>
-        </w:tc>
-        <w:tc>
-          <w:tcPr>
-            <w:tcW w:type="pct" w:w="41%"/>
-            <w:tcBorders>
-              <w:top w:val="single" w:color="B3B3B3" w:sz="4"/>
-              <w:left w:val="single" w:color="B3B3B3" w:sz="4"/>
-              <w:bottom w:val="single" w:color="B3B3B3" w:sz="4"/>
-              <w:right w:val="single" w:color="B3B3B3" w:sz="4"/>
-            </w:tcBorders>
-            <w:tcMar>
-              <w:top w:type="dxa" w:w="60"/>
-              <w:left w:type="dxa" w:w="100"/>
-              <w:bottom w:type="dxa" w:w="60"/>
-              <w:right w:type="dxa" w:w="100"/>
-            </w:tcMar>
-            <w:vAlign w:val="center"/>
-          </w:tcPr>
-          <w:p>
-            <w:pPr>
-              <w:spacing w:after="0" w:line="250"/>
-            </w:pPr>
-            <w:r>
-              <w:rPr>
-                <w:rFonts w:ascii="Arial" w:cs="Arial" w:eastAsia="Arial" w:hAnsi="Arial"/>
-                <w:b w:val="false"/>
-                <w:bCs w:val="false"/>
-                <w:i w:val="false"/>
-                <w:iCs w:val="false"/>
-                <w:color w:val="1A1A1A"/>
-                <w:sz w:val="18"/>
-                <w:szCs w:val="18"/>
-              </w:rPr>
-              <w:t xml:space="preserve">10.1 Plan Communications Management, 4.3 Direct and Manage Project Work, 4.4 Manage Project Knowledge</w:t>
-            </w:r>
-          </w:p>
-        </w:tc>
-        <w:tc>
-          <w:tcPr>
-            <w:tcW w:type="pct" w:w="22%"/>
+            <w:tcW w:type="pct" w:w="18%"/>
+            <w:tcBorders>
+              <w:top w:val="single" w:color="B3B3B3" w:sz="4"/>
+              <w:left w:val="single" w:color="B3B3B3" w:sz="4"/>
+              <w:bottom w:val="single" w:color="B3B3B3" w:sz="4"/>
+              <w:right w:val="single" w:color="B3B3B3" w:sz="4"/>
+            </w:tcBorders>
+            <w:tcMar>
+              <w:top w:type="dxa" w:w="60"/>
+              <w:left w:type="dxa" w:w="100"/>
+              <w:bottom w:type="dxa" w:w="60"/>
+              <w:right w:type="dxa" w:w="100"/>
+            </w:tcMar>
+            <w:vAlign w:val="center"/>
+          </w:tcPr>
+          <w:p>
+            <w:pPr>
+              <w:spacing w:after="0" w:line="250"/>
+            </w:pPr>
+            <w:r>
+              <w:rPr>
+                <w:rFonts w:ascii="Arial" w:cs="Arial" w:eastAsia="Arial" w:hAnsi="Arial"/>
+                <w:b w:val="false"/>
+                <w:bCs w:val="false"/>
+                <w:i w:val="false"/>
+                <w:iCs w:val="false"/>
+                <w:color w:val="1A1A1A"/>
+                <w:sz w:val="18"/>
+                <w:szCs w:val="18"/>
+              </w:rPr>
+              <w:t xml:space="preserve">Заинтересованные стороны</w:t>
+            </w:r>
+          </w:p>
+        </w:tc>
+        <w:tc>
+          <w:tcPr>
+            <w:tcW w:type="pct" w:w="46%"/>
+            <w:tcBorders>
+              <w:top w:val="single" w:color="B3B3B3" w:sz="4"/>
+              <w:left w:val="single" w:color="B3B3B3" w:sz="4"/>
+              <w:bottom w:val="single" w:color="B3B3B3" w:sz="4"/>
+              <w:right w:val="single" w:color="B3B3B3" w:sz="4"/>
+            </w:tcBorders>
+            <w:tcMar>
+              <w:top w:type="dxa" w:w="60"/>
+              <w:left w:type="dxa" w:w="100"/>
+              <w:bottom w:type="dxa" w:w="60"/>
+              <w:right w:type="dxa" w:w="100"/>
+            </w:tcMar>
+            <w:vAlign w:val="center"/>
+          </w:tcPr>
+          <w:p>
+            <w:pPr>
+              <w:spacing w:after="0" w:line="250"/>
+            </w:pPr>
+            <w:r>
+              <w:rPr>
+                <w:rFonts w:ascii="Arial" w:cs="Arial" w:eastAsia="Arial" w:hAnsi="Arial"/>
+                <w:b w:val="false"/>
+                <w:bCs w:val="false"/>
+                <w:i w:val="false"/>
+                <w:iCs w:val="false"/>
+                <w:color w:val="1A1A1A"/>
+                <w:sz w:val="18"/>
+                <w:szCs w:val="18"/>
+              </w:rPr>
+              <w:t xml:space="preserve">10.1 Планирование управления коммуникациями, 4.3 Руководство и управление работами проекта, 4.4 Управление знаниями проекта</w:t>
+            </w:r>
+          </w:p>
+        </w:tc>
+        <w:tc>
+          <w:tcPr>
+            <w:tcW w:type="pct" w:w="25%"/>
             <w:tcBorders>
               <w:top w:val="single" w:color="B3B3B3" w:sz="4"/>
               <w:left w:val="single" w:color="B3B3B3" w:sz="4"/>
@@ -7018,7 +7042,7 @@
           <w:sz w:val="20"/>
           <w:szCs w:val="20"/>
         </w:rPr>
-        <w:t xml:space="preserve">Опорные принципы: 4.1 — культура доверия и самостоятельности; 4.2 — ответственное лидерство. Здесь же — ИИ в работе команды: что можно поручить, что проверять самим.</w:t>
+        <w:t xml:space="preserve">Опорные принципы: 4.1 — формировать культуру полномочий; 4.2 — быть подотчётным лидером. Здесь же — ИИ в работе команды: что можно поручить, что проверять самим.</w:t>
       </w:r>
     </w:p>
     <w:p>
@@ -7160,7 +7184,7 @@
         </w:tc>
         <w:tc>
           <w:tcPr>
-            <w:tcW w:type="pct" w:w="20%"/>
+            <w:tcW w:type="pct" w:w="9%"/>
             <w:tcBorders>
               <w:top w:val="single" w:color="B3B3B3" w:sz="4"/>
               <w:left w:val="single" w:color="B3B3B3" w:sz="4"/>
@@ -7197,7 +7221,7 @@
         </w:tc>
         <w:tc>
           <w:tcPr>
-            <w:tcW w:type="pct" w:w="35%"/>
+            <w:tcW w:type="pct" w:w="41%"/>
             <w:tcBorders>
               <w:top w:val="single" w:color="B3B3B3" w:sz="4"/>
               <w:left w:val="single" w:color="B3B3B3" w:sz="4"/>
@@ -7234,7 +7258,7 @@
         </w:tc>
         <w:tc>
           <w:tcPr>
-            <w:tcW w:type="pct" w:w="25%"/>
+            <w:tcW w:type="pct" w:w="28%"/>
             <w:tcBorders>
               <w:top w:val="single" w:color="B3B3B3" w:sz="4"/>
               <w:left w:val="single" w:color="B3B3B3" w:sz="4"/>
@@ -7271,7 +7295,7 @@
         </w:tc>
         <w:tc>
           <w:tcPr>
-            <w:tcW w:type="pct" w:w="16%"/>
+            <w:tcW w:type="pct" w:w="18%"/>
             <w:tcBorders>
               <w:top w:val="single" w:color="B3B3B3" w:sz="4"/>
               <w:left w:val="single" w:color="B3B3B3" w:sz="4"/>
@@ -7346,115 +7370,115 @@
         </w:tc>
         <w:tc>
           <w:tcPr>
-            <w:tcW w:type="pct" w:w="20%"/>
-            <w:tcBorders>
-              <w:top w:val="single" w:color="B3B3B3" w:sz="4"/>
-              <w:left w:val="single" w:color="B3B3B3" w:sz="4"/>
-              <w:bottom w:val="single" w:color="B3B3B3" w:sz="4"/>
-              <w:right w:val="single" w:color="B3B3B3" w:sz="4"/>
-            </w:tcBorders>
-            <w:tcMar>
-              <w:top w:type="dxa" w:w="60"/>
-              <w:left w:type="dxa" w:w="100"/>
-              <w:bottom w:type="dxa" w:w="60"/>
-              <w:right w:type="dxa" w:w="100"/>
-            </w:tcMar>
-            <w:vAlign w:val="center"/>
-          </w:tcPr>
-          <w:p>
-            <w:pPr>
-              <w:spacing w:after="0" w:line="250"/>
-            </w:pPr>
-            <w:r>
-              <w:rPr>
-                <w:rFonts w:ascii="Arial" w:cs="Arial" w:eastAsia="Arial" w:hAnsi="Arial"/>
-                <w:b w:val="false"/>
-                <w:bCs w:val="false"/>
-                <w:i w:val="false"/>
-                <w:iCs w:val="false"/>
-                <w:color w:val="1A1A1A"/>
-                <w:sz w:val="18"/>
-                <w:szCs w:val="18"/>
-              </w:rPr>
-              <w:t xml:space="preserve">Расписание (Schedule)</w:t>
-            </w:r>
-          </w:p>
-        </w:tc>
-        <w:tc>
-          <w:tcPr>
-            <w:tcW w:type="pct" w:w="35%"/>
-            <w:tcBorders>
-              <w:top w:val="single" w:color="B3B3B3" w:sz="4"/>
-              <w:left w:val="single" w:color="B3B3B3" w:sz="4"/>
-              <w:bottom w:val="single" w:color="B3B3B3" w:sz="4"/>
-              <w:right w:val="single" w:color="B3B3B3" w:sz="4"/>
-            </w:tcBorders>
-            <w:tcMar>
-              <w:top w:type="dxa" w:w="60"/>
-              <w:left w:type="dxa" w:w="100"/>
-              <w:bottom w:type="dxa" w:w="60"/>
-              <w:right w:type="dxa" w:w="100"/>
-            </w:tcMar>
-            <w:vAlign w:val="center"/>
-          </w:tcPr>
-          <w:p>
-            <w:pPr>
-              <w:spacing w:after="0" w:line="250"/>
-            </w:pPr>
-            <w:r>
-              <w:rPr>
-                <w:rFonts w:ascii="Arial" w:cs="Arial" w:eastAsia="Arial" w:hAnsi="Arial"/>
-                <w:b w:val="false"/>
-                <w:bCs w:val="false"/>
-                <w:i w:val="false"/>
-                <w:iCs w:val="false"/>
-                <w:color w:val="1A1A1A"/>
-                <w:sz w:val="18"/>
-                <w:szCs w:val="18"/>
-              </w:rPr>
-              <w:t xml:space="preserve">4.5 Monitor and Control Project Work, 6.6 Control Schedule</w:t>
-            </w:r>
-          </w:p>
-        </w:tc>
-        <w:tc>
-          <w:tcPr>
-            <w:tcW w:type="pct" w:w="25%"/>
-            <w:tcBorders>
-              <w:top w:val="single" w:color="B3B3B3" w:sz="4"/>
-              <w:left w:val="single" w:color="B3B3B3" w:sz="4"/>
-              <w:bottom w:val="single" w:color="B3B3B3" w:sz="4"/>
-              <w:right w:val="single" w:color="B3B3B3" w:sz="4"/>
-            </w:tcBorders>
-            <w:tcMar>
-              <w:top w:type="dxa" w:w="60"/>
-              <w:left w:type="dxa" w:w="100"/>
-              <w:bottom w:type="dxa" w:w="60"/>
-              <w:right w:type="dxa" w:w="100"/>
-            </w:tcMar>
-            <w:vAlign w:val="center"/>
-          </w:tcPr>
-          <w:p>
-            <w:pPr>
-              <w:spacing w:after="0" w:line="250"/>
-            </w:pPr>
-            <w:r>
-              <w:rPr>
-                <w:rFonts w:ascii="Arial" w:cs="Arial" w:eastAsia="Arial" w:hAnsi="Arial"/>
-                <w:b w:val="false"/>
-                <w:bCs w:val="false"/>
-                <w:i w:val="false"/>
-                <w:iCs w:val="false"/>
-                <w:color w:val="1A1A1A"/>
-                <w:sz w:val="18"/>
-                <w:szCs w:val="18"/>
-              </w:rPr>
-              <w:t xml:space="preserve">сверка Ганта с журналом</w:t>
-            </w:r>
-          </w:p>
-        </w:tc>
-        <w:tc>
-          <w:tcPr>
-            <w:tcW w:type="pct" w:w="16%"/>
+            <w:tcW w:type="pct" w:w="9%"/>
+            <w:tcBorders>
+              <w:top w:val="single" w:color="B3B3B3" w:sz="4"/>
+              <w:left w:val="single" w:color="B3B3B3" w:sz="4"/>
+              <w:bottom w:val="single" w:color="B3B3B3" w:sz="4"/>
+              <w:right w:val="single" w:color="B3B3B3" w:sz="4"/>
+            </w:tcBorders>
+            <w:tcMar>
+              <w:top w:type="dxa" w:w="60"/>
+              <w:left w:type="dxa" w:w="100"/>
+              <w:bottom w:type="dxa" w:w="60"/>
+              <w:right w:type="dxa" w:w="100"/>
+            </w:tcMar>
+            <w:vAlign w:val="center"/>
+          </w:tcPr>
+          <w:p>
+            <w:pPr>
+              <w:spacing w:after="0" w:line="250"/>
+            </w:pPr>
+            <w:r>
+              <w:rPr>
+                <w:rFonts w:ascii="Arial" w:cs="Arial" w:eastAsia="Arial" w:hAnsi="Arial"/>
+                <w:b w:val="false"/>
+                <w:bCs w:val="false"/>
+                <w:i w:val="false"/>
+                <w:iCs w:val="false"/>
+                <w:color w:val="1A1A1A"/>
+                <w:sz w:val="18"/>
+                <w:szCs w:val="18"/>
+              </w:rPr>
+              <w:t xml:space="preserve">Расписание</w:t>
+            </w:r>
+          </w:p>
+        </w:tc>
+        <w:tc>
+          <w:tcPr>
+            <w:tcW w:type="pct" w:w="41%"/>
+            <w:tcBorders>
+              <w:top w:val="single" w:color="B3B3B3" w:sz="4"/>
+              <w:left w:val="single" w:color="B3B3B3" w:sz="4"/>
+              <w:bottom w:val="single" w:color="B3B3B3" w:sz="4"/>
+              <w:right w:val="single" w:color="B3B3B3" w:sz="4"/>
+            </w:tcBorders>
+            <w:tcMar>
+              <w:top w:type="dxa" w:w="60"/>
+              <w:left w:type="dxa" w:w="100"/>
+              <w:bottom w:type="dxa" w:w="60"/>
+              <w:right w:type="dxa" w:w="100"/>
+            </w:tcMar>
+            <w:vAlign w:val="center"/>
+          </w:tcPr>
+          <w:p>
+            <w:pPr>
+              <w:spacing w:after="0" w:line="250"/>
+            </w:pPr>
+            <w:r>
+              <w:rPr>
+                <w:rFonts w:ascii="Arial" w:cs="Arial" w:eastAsia="Arial" w:hAnsi="Arial"/>
+                <w:b w:val="false"/>
+                <w:bCs w:val="false"/>
+                <w:i w:val="false"/>
+                <w:iCs w:val="false"/>
+                <w:color w:val="1A1A1A"/>
+                <w:sz w:val="18"/>
+                <w:szCs w:val="18"/>
+              </w:rPr>
+              <w:t xml:space="preserve">4.5 Мониторинг и контроль работ проекта, 6.6 Контроль расписания</w:t>
+            </w:r>
+          </w:p>
+        </w:tc>
+        <w:tc>
+          <w:tcPr>
+            <w:tcW w:type="pct" w:w="28%"/>
+            <w:tcBorders>
+              <w:top w:val="single" w:color="B3B3B3" w:sz="4"/>
+              <w:left w:val="single" w:color="B3B3B3" w:sz="4"/>
+              <w:bottom w:val="single" w:color="B3B3B3" w:sz="4"/>
+              <w:right w:val="single" w:color="B3B3B3" w:sz="4"/>
+            </w:tcBorders>
+            <w:tcMar>
+              <w:top w:type="dxa" w:w="60"/>
+              <w:left w:type="dxa" w:w="100"/>
+              <w:bottom w:type="dxa" w:w="60"/>
+              <w:right w:type="dxa" w:w="100"/>
+            </w:tcMar>
+            <w:vAlign w:val="center"/>
+          </w:tcPr>
+          <w:p>
+            <w:pPr>
+              <w:spacing w:after="0" w:line="250"/>
+            </w:pPr>
+            <w:r>
+              <w:rPr>
+                <w:rFonts w:ascii="Arial" w:cs="Arial" w:eastAsia="Arial" w:hAnsi="Arial"/>
+                <w:b w:val="false"/>
+                <w:bCs w:val="false"/>
+                <w:i w:val="false"/>
+                <w:iCs w:val="false"/>
+                <w:color w:val="1A1A1A"/>
+                <w:sz w:val="18"/>
+                <w:szCs w:val="18"/>
+              </w:rPr>
+              <w:t xml:space="preserve">сверка диаграммы Ганта с журналом</w:t>
+            </w:r>
+          </w:p>
+        </w:tc>
+        <w:tc>
+          <w:tcPr>
+            <w:tcW w:type="pct" w:w="18%"/>
             <w:tcBorders>
               <w:top w:val="single" w:color="B3B3B3" w:sz="4"/>
               <w:left w:val="single" w:color="B3B3B3" w:sz="4"/>
@@ -7541,79 +7565,79 @@
         </w:tc>
         <w:tc>
           <w:tcPr>
-            <w:tcW w:type="pct" w:w="20%"/>
-            <w:tcBorders>
-              <w:top w:val="single" w:color="B3B3B3" w:sz="4"/>
-              <w:left w:val="single" w:color="B3B3B3" w:sz="4"/>
-              <w:bottom w:val="single" w:color="B3B3B3" w:sz="4"/>
-              <w:right w:val="single" w:color="B3B3B3" w:sz="4"/>
-            </w:tcBorders>
-            <w:tcMar>
-              <w:top w:type="dxa" w:w="60"/>
-              <w:left w:type="dxa" w:w="100"/>
-              <w:bottom w:type="dxa" w:w="60"/>
-              <w:right w:type="dxa" w:w="100"/>
-            </w:tcMar>
-            <w:vAlign w:val="center"/>
-          </w:tcPr>
-          <w:p>
-            <w:pPr>
-              <w:spacing w:after="0" w:line="250"/>
-            </w:pPr>
-            <w:r>
-              <w:rPr>
-                <w:rFonts w:ascii="Arial" w:cs="Arial" w:eastAsia="Arial" w:hAnsi="Arial"/>
-                <w:b w:val="false"/>
-                <w:bCs w:val="false"/>
-                <w:i w:val="false"/>
-                <w:iCs w:val="false"/>
-                <w:color w:val="1A1A1A"/>
-                <w:sz w:val="18"/>
-                <w:szCs w:val="18"/>
-              </w:rPr>
-              <w:t xml:space="preserve">Управление и надзор (Governance)</w:t>
-            </w:r>
-          </w:p>
-        </w:tc>
-        <w:tc>
-          <w:tcPr>
-            <w:tcW w:type="pct" w:w="35%"/>
-            <w:tcBorders>
-              <w:top w:val="single" w:color="B3B3B3" w:sz="4"/>
-              <w:left w:val="single" w:color="B3B3B3" w:sz="4"/>
-              <w:bottom w:val="single" w:color="B3B3B3" w:sz="4"/>
-              <w:right w:val="single" w:color="B3B3B3" w:sz="4"/>
-            </w:tcBorders>
-            <w:tcMar>
-              <w:top w:type="dxa" w:w="60"/>
-              <w:left w:type="dxa" w:w="100"/>
-              <w:bottom w:type="dxa" w:w="60"/>
-              <w:right w:type="dxa" w:w="100"/>
-            </w:tcMar>
-            <w:vAlign w:val="center"/>
-          </w:tcPr>
-          <w:p>
-            <w:pPr>
-              <w:spacing w:after="0" w:line="250"/>
-            </w:pPr>
-            <w:r>
-              <w:rPr>
-                <w:rFonts w:ascii="Arial" w:cs="Arial" w:eastAsia="Arial" w:hAnsi="Arial"/>
-                <w:b w:val="false"/>
-                <w:bCs w:val="false"/>
-                <w:i w:val="false"/>
-                <w:iCs w:val="false"/>
-                <w:color w:val="1A1A1A"/>
-                <w:sz w:val="18"/>
-                <w:szCs w:val="18"/>
-              </w:rPr>
-              <w:t xml:space="preserve">4.6 Perform Integrated Change Control</w:t>
-            </w:r>
-          </w:p>
-        </w:tc>
-        <w:tc>
-          <w:tcPr>
-            <w:tcW w:type="pct" w:w="25%"/>
+            <w:tcW w:type="pct" w:w="9%"/>
+            <w:tcBorders>
+              <w:top w:val="single" w:color="B3B3B3" w:sz="4"/>
+              <w:left w:val="single" w:color="B3B3B3" w:sz="4"/>
+              <w:bottom w:val="single" w:color="B3B3B3" w:sz="4"/>
+              <w:right w:val="single" w:color="B3B3B3" w:sz="4"/>
+            </w:tcBorders>
+            <w:tcMar>
+              <w:top w:type="dxa" w:w="60"/>
+              <w:left w:type="dxa" w:w="100"/>
+              <w:bottom w:type="dxa" w:w="60"/>
+              <w:right w:type="dxa" w:w="100"/>
+            </w:tcMar>
+            <w:vAlign w:val="center"/>
+          </w:tcPr>
+          <w:p>
+            <w:pPr>
+              <w:spacing w:after="0" w:line="250"/>
+            </w:pPr>
+            <w:r>
+              <w:rPr>
+                <w:rFonts w:ascii="Arial" w:cs="Arial" w:eastAsia="Arial" w:hAnsi="Arial"/>
+                <w:b w:val="false"/>
+                <w:bCs w:val="false"/>
+                <w:i w:val="false"/>
+                <w:iCs w:val="false"/>
+                <w:color w:val="1A1A1A"/>
+                <w:sz w:val="18"/>
+                <w:szCs w:val="18"/>
+              </w:rPr>
+              <w:t xml:space="preserve">Руководство</w:t>
+            </w:r>
+          </w:p>
+        </w:tc>
+        <w:tc>
+          <w:tcPr>
+            <w:tcW w:type="pct" w:w="41%"/>
+            <w:tcBorders>
+              <w:top w:val="single" w:color="B3B3B3" w:sz="4"/>
+              <w:left w:val="single" w:color="B3B3B3" w:sz="4"/>
+              <w:bottom w:val="single" w:color="B3B3B3" w:sz="4"/>
+              <w:right w:val="single" w:color="B3B3B3" w:sz="4"/>
+            </w:tcBorders>
+            <w:tcMar>
+              <w:top w:type="dxa" w:w="60"/>
+              <w:left w:type="dxa" w:w="100"/>
+              <w:bottom w:type="dxa" w:w="60"/>
+              <w:right w:type="dxa" w:w="100"/>
+            </w:tcMar>
+            <w:vAlign w:val="center"/>
+          </w:tcPr>
+          <w:p>
+            <w:pPr>
+              <w:spacing w:after="0" w:line="250"/>
+            </w:pPr>
+            <w:r>
+              <w:rPr>
+                <w:rFonts w:ascii="Arial" w:cs="Arial" w:eastAsia="Arial" w:hAnsi="Arial"/>
+                <w:b w:val="false"/>
+                <w:bCs w:val="false"/>
+                <w:i w:val="false"/>
+                <w:iCs w:val="false"/>
+                <w:color w:val="1A1A1A"/>
+                <w:sz w:val="18"/>
+                <w:szCs w:val="18"/>
+              </w:rPr>
+              <w:t xml:space="preserve">4.6 Интегрированный контроль изменений</w:t>
+            </w:r>
+          </w:p>
+        </w:tc>
+        <w:tc>
+          <w:tcPr>
+            <w:tcW w:type="pct" w:w="28%"/>
             <w:tcBorders>
               <w:top w:val="single" w:color="B3B3B3" w:sz="4"/>
               <w:left w:val="single" w:color="B3B3B3" w:sz="4"/>
@@ -7649,7 +7673,7 @@
         </w:tc>
         <w:tc>
           <w:tcPr>
-            <w:tcW w:type="pct" w:w="16%"/>
+            <w:tcW w:type="pct" w:w="18%"/>
             <w:tcBorders>
               <w:top w:val="single" w:color="B3B3B3" w:sz="4"/>
               <w:left w:val="single" w:color="B3B3B3" w:sz="4"/>
@@ -7705,7 +7729,7 @@
           <w:sz w:val="20"/>
           <w:szCs w:val="20"/>
         </w:rPr>
-        <w:t xml:space="preserve">Опорные принципы: 5.1 — встроенное качество; 5.2 — целостный взгляд (изменение в одном месте задевает сроки, деньги и риски).</w:t>
+        <w:t xml:space="preserve">Опорные принципы: 5.1 — встраивать качество; 5.2 — принимать целостный взгляд (изменение в одном месте задевает сроки, деньги и риски).</w:t>
       </w:r>
     </w:p>
     <w:p>
@@ -7785,7 +7809,7 @@
           <w:sz w:val="22"/>
           <w:szCs w:val="22"/>
         </w:rPr>
-        <w:t xml:space="preserve">Глава 6. Завершение</w:t>
+        <w:t xml:space="preserve">Глава 6. Закрытие</w:t>
       </w:r>
     </w:p>
     <w:tbl>
@@ -7847,7 +7871,7 @@
         </w:tc>
         <w:tc>
           <w:tcPr>
-            <w:tcW w:type="pct" w:w="23%"/>
+            <w:tcW w:type="pct" w:w="16%"/>
             <w:tcBorders>
               <w:top w:val="single" w:color="B3B3B3" w:sz="4"/>
               <w:left w:val="single" w:color="B3B3B3" w:sz="4"/>
@@ -7884,7 +7908,7 @@
         </w:tc>
         <w:tc>
           <w:tcPr>
-            <w:tcW w:type="pct" w:w="36%"/>
+            <w:tcW w:type="pct" w:w="39%"/>
             <w:tcBorders>
               <w:top w:val="single" w:color="B3B3B3" w:sz="4"/>
               <w:left w:val="single" w:color="B3B3B3" w:sz="4"/>
@@ -7921,7 +7945,7 @@
         </w:tc>
         <w:tc>
           <w:tcPr>
-            <w:tcW w:type="pct" w:w="27%"/>
+            <w:tcW w:type="pct" w:w="30%"/>
             <w:tcBorders>
               <w:top w:val="single" w:color="B3B3B3" w:sz="4"/>
               <w:left w:val="single" w:color="B3B3B3" w:sz="4"/>
@@ -7958,7 +7982,7 @@
         </w:tc>
         <w:tc>
           <w:tcPr>
-            <w:tcW w:type="pct" w:w="11%"/>
+            <w:tcW w:type="pct" w:w="12%"/>
             <w:tcBorders>
               <w:top w:val="single" w:color="B3B3B3" w:sz="4"/>
               <w:left w:val="single" w:color="B3B3B3" w:sz="4"/>
@@ -8033,79 +8057,79 @@
         </w:tc>
         <w:tc>
           <w:tcPr>
-            <w:tcW w:type="pct" w:w="23%"/>
-            <w:tcBorders>
-              <w:top w:val="single" w:color="B3B3B3" w:sz="4"/>
-              <w:left w:val="single" w:color="B3B3B3" w:sz="4"/>
-              <w:bottom w:val="single" w:color="B3B3B3" w:sz="4"/>
-              <w:right w:val="single" w:color="B3B3B3" w:sz="4"/>
-            </w:tcBorders>
-            <w:tcMar>
-              <w:top w:type="dxa" w:w="60"/>
-              <w:left w:type="dxa" w:w="100"/>
-              <w:bottom w:type="dxa" w:w="60"/>
-              <w:right w:type="dxa" w:w="100"/>
-            </w:tcMar>
-            <w:vAlign w:val="center"/>
-          </w:tcPr>
-          <w:p>
-            <w:pPr>
-              <w:spacing w:after="0" w:line="250"/>
-            </w:pPr>
-            <w:r>
-              <w:rPr>
-                <w:rFonts w:ascii="Arial" w:cs="Arial" w:eastAsia="Arial" w:hAnsi="Arial"/>
-                <w:b w:val="false"/>
-                <w:bCs w:val="false"/>
-                <w:i w:val="false"/>
-                <w:iCs w:val="false"/>
-                <w:color w:val="1A1A1A"/>
-                <w:sz w:val="18"/>
-                <w:szCs w:val="18"/>
-              </w:rPr>
-              <w:t xml:space="preserve">Содержание (Scope)</w:t>
-            </w:r>
-          </w:p>
-        </w:tc>
-        <w:tc>
-          <w:tcPr>
-            <w:tcW w:type="pct" w:w="36%"/>
-            <w:tcBorders>
-              <w:top w:val="single" w:color="B3B3B3" w:sz="4"/>
-              <w:left w:val="single" w:color="B3B3B3" w:sz="4"/>
-              <w:bottom w:val="single" w:color="B3B3B3" w:sz="4"/>
-              <w:right w:val="single" w:color="B3B3B3" w:sz="4"/>
-            </w:tcBorders>
-            <w:tcMar>
-              <w:top w:type="dxa" w:w="60"/>
-              <w:left w:type="dxa" w:w="100"/>
-              <w:bottom w:type="dxa" w:w="60"/>
-              <w:right w:type="dxa" w:w="100"/>
-            </w:tcMar>
-            <w:vAlign w:val="center"/>
-          </w:tcPr>
-          <w:p>
-            <w:pPr>
-              <w:spacing w:after="0" w:line="250"/>
-            </w:pPr>
-            <w:r>
-              <w:rPr>
-                <w:rFonts w:ascii="Arial" w:cs="Arial" w:eastAsia="Arial" w:hAnsi="Arial"/>
-                <w:b w:val="false"/>
-                <w:bCs w:val="false"/>
-                <w:i w:val="false"/>
-                <w:iCs w:val="false"/>
-                <w:color w:val="1A1A1A"/>
-                <w:sz w:val="18"/>
-                <w:szCs w:val="18"/>
-              </w:rPr>
-              <w:t xml:space="preserve">5.5 Validate Scope; критерии экспертизы фондов и конкурсов</w:t>
-            </w:r>
-          </w:p>
-        </w:tc>
-        <w:tc>
-          <w:tcPr>
-            <w:tcW w:type="pct" w:w="27%"/>
+            <w:tcW w:type="pct" w:w="16%"/>
+            <w:tcBorders>
+              <w:top w:val="single" w:color="B3B3B3" w:sz="4"/>
+              <w:left w:val="single" w:color="B3B3B3" w:sz="4"/>
+              <w:bottom w:val="single" w:color="B3B3B3" w:sz="4"/>
+              <w:right w:val="single" w:color="B3B3B3" w:sz="4"/>
+            </w:tcBorders>
+            <w:tcMar>
+              <w:top w:type="dxa" w:w="60"/>
+              <w:left w:type="dxa" w:w="100"/>
+              <w:bottom w:type="dxa" w:w="60"/>
+              <w:right w:type="dxa" w:w="100"/>
+            </w:tcMar>
+            <w:vAlign w:val="center"/>
+          </w:tcPr>
+          <w:p>
+            <w:pPr>
+              <w:spacing w:after="0" w:line="250"/>
+            </w:pPr>
+            <w:r>
+              <w:rPr>
+                <w:rFonts w:ascii="Arial" w:cs="Arial" w:eastAsia="Arial" w:hAnsi="Arial"/>
+                <w:b w:val="false"/>
+                <w:bCs w:val="false"/>
+                <w:i w:val="false"/>
+                <w:iCs w:val="false"/>
+                <w:color w:val="1A1A1A"/>
+                <w:sz w:val="18"/>
+                <w:szCs w:val="18"/>
+              </w:rPr>
+              <w:t xml:space="preserve">Содержание</w:t>
+            </w:r>
+          </w:p>
+        </w:tc>
+        <w:tc>
+          <w:tcPr>
+            <w:tcW w:type="pct" w:w="39%"/>
+            <w:tcBorders>
+              <w:top w:val="single" w:color="B3B3B3" w:sz="4"/>
+              <w:left w:val="single" w:color="B3B3B3" w:sz="4"/>
+              <w:bottom w:val="single" w:color="B3B3B3" w:sz="4"/>
+              <w:right w:val="single" w:color="B3B3B3" w:sz="4"/>
+            </w:tcBorders>
+            <w:tcMar>
+              <w:top w:type="dxa" w:w="60"/>
+              <w:left w:type="dxa" w:w="100"/>
+              <w:bottom w:type="dxa" w:w="60"/>
+              <w:right w:type="dxa" w:w="100"/>
+            </w:tcMar>
+            <w:vAlign w:val="center"/>
+          </w:tcPr>
+          <w:p>
+            <w:pPr>
+              <w:spacing w:after="0" w:line="250"/>
+            </w:pPr>
+            <w:r>
+              <w:rPr>
+                <w:rFonts w:ascii="Arial" w:cs="Arial" w:eastAsia="Arial" w:hAnsi="Arial"/>
+                <w:b w:val="false"/>
+                <w:bCs w:val="false"/>
+                <w:i w:val="false"/>
+                <w:iCs w:val="false"/>
+                <w:color w:val="1A1A1A"/>
+                <w:sz w:val="18"/>
+                <w:szCs w:val="18"/>
+              </w:rPr>
+              <w:t xml:space="preserve">5.5 Подтверждение содержания; критерии экспертизы фондов и конкурсов</w:t>
+            </w:r>
+          </w:p>
+        </w:tc>
+        <w:tc>
+          <w:tcPr>
+            <w:tcW w:type="pct" w:w="30%"/>
             <w:tcBorders>
               <w:top w:val="single" w:color="B3B3B3" w:sz="4"/>
               <w:left w:val="single" w:color="B3B3B3" w:sz="4"/>
@@ -8141,7 +8165,7 @@
         </w:tc>
         <w:tc>
           <w:tcPr>
-            <w:tcW w:type="pct" w:w="11%"/>
+            <w:tcW w:type="pct" w:w="12%"/>
             <w:tcBorders>
               <w:top w:val="single" w:color="B3B3B3" w:sz="4"/>
               <w:left w:val="single" w:color="B3B3B3" w:sz="4"/>
@@ -8215,43 +8239,43 @@
         </w:tc>
         <w:tc>
           <w:tcPr>
-            <w:tcW w:type="pct" w:w="23%"/>
-            <w:tcBorders>
-              <w:top w:val="single" w:color="B3B3B3" w:sz="4"/>
-              <w:left w:val="single" w:color="B3B3B3" w:sz="4"/>
-              <w:bottom w:val="single" w:color="B3B3B3" w:sz="4"/>
-              <w:right w:val="single" w:color="B3B3B3" w:sz="4"/>
-            </w:tcBorders>
-            <w:tcMar>
-              <w:top w:type="dxa" w:w="60"/>
-              <w:left w:type="dxa" w:w="100"/>
-              <w:bottom w:type="dxa" w:w="60"/>
-              <w:right w:type="dxa" w:w="100"/>
-            </w:tcMar>
-            <w:vAlign w:val="center"/>
-          </w:tcPr>
-          <w:p>
-            <w:pPr>
-              <w:spacing w:after="0" w:line="250"/>
-            </w:pPr>
-            <w:r>
-              <w:rPr>
-                <w:rFonts w:ascii="Arial" w:cs="Arial" w:eastAsia="Arial" w:hAnsi="Arial"/>
-                <w:b w:val="false"/>
-                <w:bCs w:val="false"/>
-                <w:i w:val="false"/>
-                <w:iCs w:val="false"/>
-                <w:color w:val="1A1A1A"/>
-                <w:sz w:val="18"/>
-                <w:szCs w:val="18"/>
-              </w:rPr>
-              <w:t xml:space="preserve">Заинтересованные стороны (Stakeholders)</w:t>
-            </w:r>
-          </w:p>
-        </w:tc>
-        <w:tc>
-          <w:tcPr>
-            <w:tcW w:type="pct" w:w="36%"/>
+            <w:tcW w:type="pct" w:w="16%"/>
+            <w:tcBorders>
+              <w:top w:val="single" w:color="B3B3B3" w:sz="4"/>
+              <w:left w:val="single" w:color="B3B3B3" w:sz="4"/>
+              <w:bottom w:val="single" w:color="B3B3B3" w:sz="4"/>
+              <w:right w:val="single" w:color="B3B3B3" w:sz="4"/>
+            </w:tcBorders>
+            <w:tcMar>
+              <w:top w:type="dxa" w:w="60"/>
+              <w:left w:type="dxa" w:w="100"/>
+              <w:bottom w:type="dxa" w:w="60"/>
+              <w:right w:type="dxa" w:w="100"/>
+            </w:tcMar>
+            <w:vAlign w:val="center"/>
+          </w:tcPr>
+          <w:p>
+            <w:pPr>
+              <w:spacing w:after="0" w:line="250"/>
+            </w:pPr>
+            <w:r>
+              <w:rPr>
+                <w:rFonts w:ascii="Arial" w:cs="Arial" w:eastAsia="Arial" w:hAnsi="Arial"/>
+                <w:b w:val="false"/>
+                <w:bCs w:val="false"/>
+                <w:i w:val="false"/>
+                <w:iCs w:val="false"/>
+                <w:color w:val="1A1A1A"/>
+                <w:sz w:val="18"/>
+                <w:szCs w:val="18"/>
+              </w:rPr>
+              <w:t xml:space="preserve">Заинтересованные стороны</w:t>
+            </w:r>
+          </w:p>
+        </w:tc>
+        <w:tc>
+          <w:tcPr>
+            <w:tcW w:type="pct" w:w="39%"/>
             <w:tcBorders>
               <w:top w:val="single" w:color="B3B3B3" w:sz="4"/>
               <w:left w:val="single" w:color="B3B3B3" w:sz="4"/>
@@ -8287,7 +8311,7 @@
         </w:tc>
         <w:tc>
           <w:tcPr>
-            <w:tcW w:type="pct" w:w="27%"/>
+            <w:tcW w:type="pct" w:w="30%"/>
             <w:tcBorders>
               <w:top w:val="single" w:color="B3B3B3" w:sz="4"/>
               <w:left w:val="single" w:color="B3B3B3" w:sz="4"/>
@@ -8323,7 +8347,7 @@
         </w:tc>
         <w:tc>
           <w:tcPr>
-            <w:tcW w:type="pct" w:w="11%"/>
+            <w:tcW w:type="pct" w:w="12%"/>
             <w:tcBorders>
               <w:top w:val="single" w:color="B3B3B3" w:sz="4"/>
               <w:left w:val="single" w:color="B3B3B3" w:sz="4"/>
@@ -8397,43 +8421,43 @@
         </w:tc>
         <w:tc>
           <w:tcPr>
-            <w:tcW w:type="pct" w:w="23%"/>
-            <w:tcBorders>
-              <w:top w:val="single" w:color="B3B3B3" w:sz="4"/>
-              <w:left w:val="single" w:color="B3B3B3" w:sz="4"/>
-              <w:bottom w:val="single" w:color="B3B3B3" w:sz="4"/>
-              <w:right w:val="single" w:color="B3B3B3" w:sz="4"/>
-            </w:tcBorders>
-            <w:tcMar>
-              <w:top w:type="dxa" w:w="60"/>
-              <w:left w:type="dxa" w:w="100"/>
-              <w:bottom w:type="dxa" w:w="60"/>
-              <w:right w:type="dxa" w:w="100"/>
-            </w:tcMar>
-            <w:vAlign w:val="center"/>
-          </w:tcPr>
-          <w:p>
-            <w:pPr>
-              <w:spacing w:after="0" w:line="250"/>
-            </w:pPr>
-            <w:r>
-              <w:rPr>
-                <w:rFonts w:ascii="Arial" w:cs="Arial" w:eastAsia="Arial" w:hAnsi="Arial"/>
-                <w:b w:val="false"/>
-                <w:bCs w:val="false"/>
-                <w:i w:val="false"/>
-                <w:iCs w:val="false"/>
-                <w:color w:val="1A1A1A"/>
-                <w:sz w:val="18"/>
-                <w:szCs w:val="18"/>
-              </w:rPr>
-              <w:t xml:space="preserve">Заинтересованные стороны (Stakeholders)</w:t>
-            </w:r>
-          </w:p>
-        </w:tc>
-        <w:tc>
-          <w:tcPr>
-            <w:tcW w:type="pct" w:w="36%"/>
+            <w:tcW w:type="pct" w:w="16%"/>
+            <w:tcBorders>
+              <w:top w:val="single" w:color="B3B3B3" w:sz="4"/>
+              <w:left w:val="single" w:color="B3B3B3" w:sz="4"/>
+              <w:bottom w:val="single" w:color="B3B3B3" w:sz="4"/>
+              <w:right w:val="single" w:color="B3B3B3" w:sz="4"/>
+            </w:tcBorders>
+            <w:tcMar>
+              <w:top w:type="dxa" w:w="60"/>
+              <w:left w:type="dxa" w:w="100"/>
+              <w:bottom w:type="dxa" w:w="60"/>
+              <w:right w:type="dxa" w:w="100"/>
+            </w:tcMar>
+            <w:vAlign w:val="center"/>
+          </w:tcPr>
+          <w:p>
+            <w:pPr>
+              <w:spacing w:after="0" w:line="250"/>
+            </w:pPr>
+            <w:r>
+              <w:rPr>
+                <w:rFonts w:ascii="Arial" w:cs="Arial" w:eastAsia="Arial" w:hAnsi="Arial"/>
+                <w:b w:val="false"/>
+                <w:bCs w:val="false"/>
+                <w:i w:val="false"/>
+                <w:iCs w:val="false"/>
+                <w:color w:val="1A1A1A"/>
+                <w:sz w:val="18"/>
+                <w:szCs w:val="18"/>
+              </w:rPr>
+              <w:t xml:space="preserve">Заинтересованные стороны</w:t>
+            </w:r>
+          </w:p>
+        </w:tc>
+        <w:tc>
+          <w:tcPr>
+            <w:tcW w:type="pct" w:w="39%"/>
             <w:tcBorders>
               <w:top w:val="single" w:color="B3B3B3" w:sz="4"/>
               <w:left w:val="single" w:color="B3B3B3" w:sz="4"/>
@@ -8469,7 +8493,7 @@
         </w:tc>
         <w:tc>
           <w:tcPr>
-            <w:tcW w:type="pct" w:w="27%"/>
+            <w:tcW w:type="pct" w:w="30%"/>
             <w:tcBorders>
               <w:top w:val="single" w:color="B3B3B3" w:sz="4"/>
               <w:left w:val="single" w:color="B3B3B3" w:sz="4"/>
@@ -8505,7 +8529,7 @@
         </w:tc>
         <w:tc>
           <w:tcPr>
-            <w:tcW w:type="pct" w:w="11%"/>
+            <w:tcW w:type="pct" w:w="12%"/>
             <w:tcBorders>
               <w:top w:val="single" w:color="B3B3B3" w:sz="4"/>
               <w:left w:val="single" w:color="B3B3B3" w:sz="4"/>
@@ -8592,79 +8616,79 @@
         </w:tc>
         <w:tc>
           <w:tcPr>
-            <w:tcW w:type="pct" w:w="23%"/>
-            <w:tcBorders>
-              <w:top w:val="single" w:color="B3B3B3" w:sz="4"/>
-              <w:left w:val="single" w:color="B3B3B3" w:sz="4"/>
-              <w:bottom w:val="single" w:color="B3B3B3" w:sz="4"/>
-              <w:right w:val="single" w:color="B3B3B3" w:sz="4"/>
-            </w:tcBorders>
-            <w:tcMar>
-              <w:top w:type="dxa" w:w="60"/>
-              <w:left w:type="dxa" w:w="100"/>
-              <w:bottom w:type="dxa" w:w="60"/>
-              <w:right w:type="dxa" w:w="100"/>
-            </w:tcMar>
-            <w:vAlign w:val="center"/>
-          </w:tcPr>
-          <w:p>
-            <w:pPr>
-              <w:spacing w:after="0" w:line="250"/>
-            </w:pPr>
-            <w:r>
-              <w:rPr>
-                <w:rFonts w:ascii="Arial" w:cs="Arial" w:eastAsia="Arial" w:hAnsi="Arial"/>
-                <w:b w:val="false"/>
-                <w:bCs w:val="false"/>
-                <w:i w:val="false"/>
-                <w:iCs w:val="false"/>
-                <w:color w:val="1A1A1A"/>
-                <w:sz w:val="18"/>
-                <w:szCs w:val="18"/>
-              </w:rPr>
-              <w:t xml:space="preserve">Управление и надзор (Governance)</w:t>
-            </w:r>
-          </w:p>
-        </w:tc>
-        <w:tc>
-          <w:tcPr>
-            <w:tcW w:type="pct" w:w="36%"/>
-            <w:tcBorders>
-              <w:top w:val="single" w:color="B3B3B3" w:sz="4"/>
-              <w:left w:val="single" w:color="B3B3B3" w:sz="4"/>
-              <w:bottom w:val="single" w:color="B3B3B3" w:sz="4"/>
-              <w:right w:val="single" w:color="B3B3B3" w:sz="4"/>
-            </w:tcBorders>
-            <w:tcMar>
-              <w:top w:type="dxa" w:w="60"/>
-              <w:left w:type="dxa" w:w="100"/>
-              <w:bottom w:type="dxa" w:w="60"/>
-              <w:right w:type="dxa" w:w="100"/>
-            </w:tcMar>
-            <w:vAlign w:val="center"/>
-          </w:tcPr>
-          <w:p>
-            <w:pPr>
-              <w:spacing w:after="0" w:line="250"/>
-            </w:pPr>
-            <w:r>
-              <w:rPr>
-                <w:rFonts w:ascii="Arial" w:cs="Arial" w:eastAsia="Arial" w:hAnsi="Arial"/>
-                <w:b w:val="false"/>
-                <w:bCs w:val="false"/>
-                <w:i w:val="false"/>
-                <w:iCs w:val="false"/>
-                <w:color w:val="1A1A1A"/>
-                <w:sz w:val="18"/>
-                <w:szCs w:val="18"/>
-              </w:rPr>
-              <w:t xml:space="preserve">4.7 Close Project or Phase; извлечённые уроки (lessons learned)</w:t>
-            </w:r>
-          </w:p>
-        </w:tc>
-        <w:tc>
-          <w:tcPr>
-            <w:tcW w:type="pct" w:w="27%"/>
+            <w:tcW w:type="pct" w:w="16%"/>
+            <w:tcBorders>
+              <w:top w:val="single" w:color="B3B3B3" w:sz="4"/>
+              <w:left w:val="single" w:color="B3B3B3" w:sz="4"/>
+              <w:bottom w:val="single" w:color="B3B3B3" w:sz="4"/>
+              <w:right w:val="single" w:color="B3B3B3" w:sz="4"/>
+            </w:tcBorders>
+            <w:tcMar>
+              <w:top w:type="dxa" w:w="60"/>
+              <w:left w:type="dxa" w:w="100"/>
+              <w:bottom w:type="dxa" w:w="60"/>
+              <w:right w:type="dxa" w:w="100"/>
+            </w:tcMar>
+            <w:vAlign w:val="center"/>
+          </w:tcPr>
+          <w:p>
+            <w:pPr>
+              <w:spacing w:after="0" w:line="250"/>
+            </w:pPr>
+            <w:r>
+              <w:rPr>
+                <w:rFonts w:ascii="Arial" w:cs="Arial" w:eastAsia="Arial" w:hAnsi="Arial"/>
+                <w:b w:val="false"/>
+                <w:bCs w:val="false"/>
+                <w:i w:val="false"/>
+                <w:iCs w:val="false"/>
+                <w:color w:val="1A1A1A"/>
+                <w:sz w:val="18"/>
+                <w:szCs w:val="18"/>
+              </w:rPr>
+              <w:t xml:space="preserve">Руководство</w:t>
+            </w:r>
+          </w:p>
+        </w:tc>
+        <w:tc>
+          <w:tcPr>
+            <w:tcW w:type="pct" w:w="39%"/>
+            <w:tcBorders>
+              <w:top w:val="single" w:color="B3B3B3" w:sz="4"/>
+              <w:left w:val="single" w:color="B3B3B3" w:sz="4"/>
+              <w:bottom w:val="single" w:color="B3B3B3" w:sz="4"/>
+              <w:right w:val="single" w:color="B3B3B3" w:sz="4"/>
+            </w:tcBorders>
+            <w:tcMar>
+              <w:top w:type="dxa" w:w="60"/>
+              <w:left w:type="dxa" w:w="100"/>
+              <w:bottom w:type="dxa" w:w="60"/>
+              <w:right w:type="dxa" w:w="100"/>
+            </w:tcMar>
+            <w:vAlign w:val="center"/>
+          </w:tcPr>
+          <w:p>
+            <w:pPr>
+              <w:spacing w:after="0" w:line="250"/>
+            </w:pPr>
+            <w:r>
+              <w:rPr>
+                <w:rFonts w:ascii="Arial" w:cs="Arial" w:eastAsia="Arial" w:hAnsi="Arial"/>
+                <w:b w:val="false"/>
+                <w:bCs w:val="false"/>
+                <w:i w:val="false"/>
+                <w:iCs w:val="false"/>
+                <w:color w:val="1A1A1A"/>
+                <w:sz w:val="18"/>
+                <w:szCs w:val="18"/>
+              </w:rPr>
+              <w:t xml:space="preserve">4.7 Закрытие проекта или фазы; извлечённые уроки</w:t>
+            </w:r>
+          </w:p>
+        </w:tc>
+        <w:tc>
+          <w:tcPr>
+            <w:tcW w:type="pct" w:w="30%"/>
             <w:tcBorders>
               <w:top w:val="single" w:color="B3B3B3" w:sz="4"/>
               <w:left w:val="single" w:color="B3B3B3" w:sz="4"/>
@@ -8700,7 +8724,7 @@
         </w:tc>
         <w:tc>
           <w:tcPr>
-            <w:tcW w:type="pct" w:w="11%"/>
+            <w:tcW w:type="pct" w:w="12%"/>
             <w:tcBorders>
               <w:top w:val="single" w:color="B3B3B3" w:sz="4"/>
               <w:left w:val="single" w:color="B3B3B3" w:sz="4"/>
@@ -8756,7 +8780,7 @@
           <w:sz w:val="20"/>
           <w:szCs w:val="20"/>
         </w:rPr>
-        <w:t xml:space="preserve">Опорные принципы: 6.1 — ориентация на ценность; 6.4 — учёт устойчивого развития (что станет с результатом после курса).</w:t>
+        <w:t xml:space="preserve">Опорные принципы: 6.1 — фокусироваться на ценности; 6.4 — интегрировать устойчивость (что станет с результатом после курса).</w:t>
       </w:r>
     </w:p>
     <w:p>
@@ -8862,7 +8886,7 @@
       <w:tr>
         <w:tc>
           <w:tcPr>
-            <w:tcW w:type="pct" w:w="67%"/>
+            <w:tcW w:type="pct" w:w="62%"/>
             <w:tcBorders>
               <w:top w:val="single" w:color="B3B3B3" w:sz="4"/>
               <w:left w:val="single" w:color="B3B3B3" w:sz="4"/>
@@ -8899,7 +8923,7 @@
         </w:tc>
         <w:tc>
           <w:tcPr>
-            <w:tcW w:type="pct" w:w="13%"/>
+            <w:tcW w:type="pct" w:w="15%"/>
             <w:tcBorders>
               <w:top w:val="single" w:color="B3B3B3" w:sz="4"/>
               <w:left w:val="single" w:color="B3B3B3" w:sz="4"/>
@@ -8936,7 +8960,7 @@
         </w:tc>
         <w:tc>
           <w:tcPr>
-            <w:tcW w:type="pct" w:w="20%"/>
+            <w:tcW w:type="pct" w:w="23%"/>
             <w:tcBorders>
               <w:top w:val="single" w:color="B3B3B3" w:sz="4"/>
               <w:left w:val="single" w:color="B3B3B3" w:sz="4"/>
@@ -8975,43 +8999,43 @@
       <w:tr>
         <w:tc>
           <w:tcPr>
-            <w:tcW w:type="pct" w:w="67%"/>
-            <w:tcBorders>
-              <w:top w:val="single" w:color="B3B3B3" w:sz="4"/>
-              <w:left w:val="single" w:color="B3B3B3" w:sz="4"/>
-              <w:bottom w:val="single" w:color="B3B3B3" w:sz="4"/>
-              <w:right w:val="single" w:color="B3B3B3" w:sz="4"/>
-            </w:tcBorders>
-            <w:tcMar>
-              <w:top w:type="dxa" w:w="60"/>
-              <w:left w:type="dxa" w:w="100"/>
-              <w:bottom w:type="dxa" w:w="60"/>
-              <w:right w:type="dxa" w:w="100"/>
-            </w:tcMar>
-            <w:vAlign w:val="center"/>
-          </w:tcPr>
-          <w:p>
-            <w:pPr>
-              <w:spacing w:after="0" w:line="250"/>
-            </w:pPr>
-            <w:r>
-              <w:rPr>
-                <w:rFonts w:ascii="Arial" w:cs="Arial" w:eastAsia="Arial" w:hAnsi="Arial"/>
-                <w:b w:val="false"/>
-                <w:bCs w:val="false"/>
-                <w:i w:val="false"/>
-                <w:iCs w:val="false"/>
-                <w:color w:val="1A1A1A"/>
-                <w:sz w:val="18"/>
-                <w:szCs w:val="18"/>
-              </w:rPr>
-              <w:t xml:space="preserve">Целостный взгляд (Adopt a Holistic View)</w:t>
-            </w:r>
-          </w:p>
-        </w:tc>
-        <w:tc>
-          <w:tcPr>
-            <w:tcW w:type="pct" w:w="13%"/>
+            <w:tcW w:type="pct" w:w="62%"/>
+            <w:tcBorders>
+              <w:top w:val="single" w:color="B3B3B3" w:sz="4"/>
+              <w:left w:val="single" w:color="B3B3B3" w:sz="4"/>
+              <w:bottom w:val="single" w:color="B3B3B3" w:sz="4"/>
+              <w:right w:val="single" w:color="B3B3B3" w:sz="4"/>
+            </w:tcBorders>
+            <w:tcMar>
+              <w:top w:type="dxa" w:w="60"/>
+              <w:left w:type="dxa" w:w="100"/>
+              <w:bottom w:type="dxa" w:w="60"/>
+              <w:right w:type="dxa" w:w="100"/>
+            </w:tcMar>
+            <w:vAlign w:val="center"/>
+          </w:tcPr>
+          <w:p>
+            <w:pPr>
+              <w:spacing w:after="0" w:line="250"/>
+            </w:pPr>
+            <w:r>
+              <w:rPr>
+                <w:rFonts w:ascii="Arial" w:cs="Arial" w:eastAsia="Arial" w:hAnsi="Arial"/>
+                <w:b w:val="false"/>
+                <w:bCs w:val="false"/>
+                <w:i w:val="false"/>
+                <w:iCs w:val="false"/>
+                <w:color w:val="1A1A1A"/>
+                <w:sz w:val="18"/>
+                <w:szCs w:val="18"/>
+              </w:rPr>
+              <w:t xml:space="preserve">Принимать целостный взгляд</w:t>
+            </w:r>
+          </w:p>
+        </w:tc>
+        <w:tc>
+          <w:tcPr>
+            <w:tcW w:type="pct" w:w="15%"/>
             <w:tcBorders>
               <w:top w:val="single" w:color="B3B3B3" w:sz="4"/>
               <w:left w:val="single" w:color="B3B3B3" w:sz="4"/>
@@ -9047,7 +9071,7 @@
         </w:tc>
         <w:tc>
           <w:tcPr>
-            <w:tcW w:type="pct" w:w="20%"/>
+            <w:tcW w:type="pct" w:w="23%"/>
             <w:tcBorders>
               <w:top w:val="single" w:color="B3B3B3" w:sz="4"/>
               <w:left w:val="single" w:color="B3B3B3" w:sz="4"/>
@@ -9085,43 +9109,43 @@
       <w:tr>
         <w:tc>
           <w:tcPr>
-            <w:tcW w:type="pct" w:w="67%"/>
-            <w:tcBorders>
-              <w:top w:val="single" w:color="B3B3B3" w:sz="4"/>
-              <w:left w:val="single" w:color="B3B3B3" w:sz="4"/>
-              <w:bottom w:val="single" w:color="B3B3B3" w:sz="4"/>
-              <w:right w:val="single" w:color="B3B3B3" w:sz="4"/>
-            </w:tcBorders>
-            <w:tcMar>
-              <w:top w:type="dxa" w:w="60"/>
-              <w:left w:type="dxa" w:w="100"/>
-              <w:bottom w:type="dxa" w:w="60"/>
-              <w:right w:type="dxa" w:w="100"/>
-            </w:tcMar>
-            <w:vAlign w:val="center"/>
-          </w:tcPr>
-          <w:p>
-            <w:pPr>
-              <w:spacing w:after="0" w:line="250"/>
-            </w:pPr>
-            <w:r>
-              <w:rPr>
-                <w:rFonts w:ascii="Arial" w:cs="Arial" w:eastAsia="Arial" w:hAnsi="Arial"/>
-                <w:b w:val="false"/>
-                <w:bCs w:val="false"/>
-                <w:i w:val="false"/>
-                <w:iCs w:val="false"/>
-                <w:color w:val="1A1A1A"/>
-                <w:sz w:val="18"/>
-                <w:szCs w:val="18"/>
-              </w:rPr>
-              <w:t xml:space="preserve">Ориентация на ценность (Focus on Value)</w:t>
-            </w:r>
-          </w:p>
-        </w:tc>
-        <w:tc>
-          <w:tcPr>
-            <w:tcW w:type="pct" w:w="13%"/>
+            <w:tcW w:type="pct" w:w="62%"/>
+            <w:tcBorders>
+              <w:top w:val="single" w:color="B3B3B3" w:sz="4"/>
+              <w:left w:val="single" w:color="B3B3B3" w:sz="4"/>
+              <w:bottom w:val="single" w:color="B3B3B3" w:sz="4"/>
+              <w:right w:val="single" w:color="B3B3B3" w:sz="4"/>
+            </w:tcBorders>
+            <w:tcMar>
+              <w:top w:type="dxa" w:w="60"/>
+              <w:left w:type="dxa" w:w="100"/>
+              <w:bottom w:type="dxa" w:w="60"/>
+              <w:right w:type="dxa" w:w="100"/>
+            </w:tcMar>
+            <w:vAlign w:val="center"/>
+          </w:tcPr>
+          <w:p>
+            <w:pPr>
+              <w:spacing w:after="0" w:line="250"/>
+            </w:pPr>
+            <w:r>
+              <w:rPr>
+                <w:rFonts w:ascii="Arial" w:cs="Arial" w:eastAsia="Arial" w:hAnsi="Arial"/>
+                <w:b w:val="false"/>
+                <w:bCs w:val="false"/>
+                <w:i w:val="false"/>
+                <w:iCs w:val="false"/>
+                <w:color w:val="1A1A1A"/>
+                <w:sz w:val="18"/>
+                <w:szCs w:val="18"/>
+              </w:rPr>
+              <w:t xml:space="preserve">Фокусироваться на ценности</w:t>
+            </w:r>
+          </w:p>
+        </w:tc>
+        <w:tc>
+          <w:tcPr>
+            <w:tcW w:type="pct" w:w="15%"/>
             <w:tcBorders>
               <w:top w:val="single" w:color="B3B3B3" w:sz="4"/>
               <w:left w:val="single" w:color="B3B3B3" w:sz="4"/>
@@ -9157,7 +9181,7 @@
         </w:tc>
         <w:tc>
           <w:tcPr>
-            <w:tcW w:type="pct" w:w="20%"/>
+            <w:tcW w:type="pct" w:w="23%"/>
             <w:tcBorders>
               <w:top w:val="single" w:color="B3B3B3" w:sz="4"/>
               <w:left w:val="single" w:color="B3B3B3" w:sz="4"/>
@@ -9195,43 +9219,43 @@
       <w:tr>
         <w:tc>
           <w:tcPr>
-            <w:tcW w:type="pct" w:w="67%"/>
-            <w:tcBorders>
-              <w:top w:val="single" w:color="B3B3B3" w:sz="4"/>
-              <w:left w:val="single" w:color="B3B3B3" w:sz="4"/>
-              <w:bottom w:val="single" w:color="B3B3B3" w:sz="4"/>
-              <w:right w:val="single" w:color="B3B3B3" w:sz="4"/>
-            </w:tcBorders>
-            <w:tcMar>
-              <w:top w:type="dxa" w:w="60"/>
-              <w:left w:type="dxa" w:w="100"/>
-              <w:bottom w:type="dxa" w:w="60"/>
-              <w:right w:type="dxa" w:w="100"/>
-            </w:tcMar>
-            <w:vAlign w:val="center"/>
-          </w:tcPr>
-          <w:p>
-            <w:pPr>
-              <w:spacing w:after="0" w:line="250"/>
-            </w:pPr>
-            <w:r>
-              <w:rPr>
-                <w:rFonts w:ascii="Arial" w:cs="Arial" w:eastAsia="Arial" w:hAnsi="Arial"/>
-                <w:b w:val="false"/>
-                <w:bCs w:val="false"/>
-                <w:i w:val="false"/>
-                <w:iCs w:val="false"/>
-                <w:color w:val="1A1A1A"/>
-                <w:sz w:val="18"/>
-                <w:szCs w:val="18"/>
-              </w:rPr>
-              <w:t xml:space="preserve">Встроенное качество (Embed Quality)</w:t>
-            </w:r>
-          </w:p>
-        </w:tc>
-        <w:tc>
-          <w:tcPr>
-            <w:tcW w:type="pct" w:w="13%"/>
+            <w:tcW w:type="pct" w:w="62%"/>
+            <w:tcBorders>
+              <w:top w:val="single" w:color="B3B3B3" w:sz="4"/>
+              <w:left w:val="single" w:color="B3B3B3" w:sz="4"/>
+              <w:bottom w:val="single" w:color="B3B3B3" w:sz="4"/>
+              <w:right w:val="single" w:color="B3B3B3" w:sz="4"/>
+            </w:tcBorders>
+            <w:tcMar>
+              <w:top w:type="dxa" w:w="60"/>
+              <w:left w:type="dxa" w:w="100"/>
+              <w:bottom w:type="dxa" w:w="60"/>
+              <w:right w:type="dxa" w:w="100"/>
+            </w:tcMar>
+            <w:vAlign w:val="center"/>
+          </w:tcPr>
+          <w:p>
+            <w:pPr>
+              <w:spacing w:after="0" w:line="250"/>
+            </w:pPr>
+            <w:r>
+              <w:rPr>
+                <w:rFonts w:ascii="Arial" w:cs="Arial" w:eastAsia="Arial" w:hAnsi="Arial"/>
+                <w:b w:val="false"/>
+                <w:bCs w:val="false"/>
+                <w:i w:val="false"/>
+                <w:iCs w:val="false"/>
+                <w:color w:val="1A1A1A"/>
+                <w:sz w:val="18"/>
+                <w:szCs w:val="18"/>
+              </w:rPr>
+              <w:t xml:space="preserve">Встраивать качество в процессы и результаты</w:t>
+            </w:r>
+          </w:p>
+        </w:tc>
+        <w:tc>
+          <w:tcPr>
+            <w:tcW w:type="pct" w:w="15%"/>
             <w:tcBorders>
               <w:top w:val="single" w:color="B3B3B3" w:sz="4"/>
               <w:left w:val="single" w:color="B3B3B3" w:sz="4"/>
@@ -9267,7 +9291,7 @@
         </w:tc>
         <w:tc>
           <w:tcPr>
-            <w:tcW w:type="pct" w:w="20%"/>
+            <w:tcW w:type="pct" w:w="23%"/>
             <w:tcBorders>
               <w:top w:val="single" w:color="B3B3B3" w:sz="4"/>
               <w:left w:val="single" w:color="B3B3B3" w:sz="4"/>
@@ -9305,43 +9329,43 @@
       <w:tr>
         <w:tc>
           <w:tcPr>
-            <w:tcW w:type="pct" w:w="67%"/>
-            <w:tcBorders>
-              <w:top w:val="single" w:color="B3B3B3" w:sz="4"/>
-              <w:left w:val="single" w:color="B3B3B3" w:sz="4"/>
-              <w:bottom w:val="single" w:color="B3B3B3" w:sz="4"/>
-              <w:right w:val="single" w:color="B3B3B3" w:sz="4"/>
-            </w:tcBorders>
-            <w:tcMar>
-              <w:top w:type="dxa" w:w="60"/>
-              <w:left w:type="dxa" w:w="100"/>
-              <w:bottom w:type="dxa" w:w="60"/>
-              <w:right w:type="dxa" w:w="100"/>
-            </w:tcMar>
-            <w:vAlign w:val="center"/>
-          </w:tcPr>
-          <w:p>
-            <w:pPr>
-              <w:spacing w:after="0" w:line="250"/>
-            </w:pPr>
-            <w:r>
-              <w:rPr>
-                <w:rFonts w:ascii="Arial" w:cs="Arial" w:eastAsia="Arial" w:hAnsi="Arial"/>
-                <w:b w:val="false"/>
-                <w:bCs w:val="false"/>
-                <w:i w:val="false"/>
-                <w:iCs w:val="false"/>
-                <w:color w:val="1A1A1A"/>
-                <w:sz w:val="18"/>
-                <w:szCs w:val="18"/>
-              </w:rPr>
-              <w:t xml:space="preserve">Ответственное лидерство (Be an Accountable Leader)</w:t>
-            </w:r>
-          </w:p>
-        </w:tc>
-        <w:tc>
-          <w:tcPr>
-            <w:tcW w:type="pct" w:w="13%"/>
+            <w:tcW w:type="pct" w:w="62%"/>
+            <w:tcBorders>
+              <w:top w:val="single" w:color="B3B3B3" w:sz="4"/>
+              <w:left w:val="single" w:color="B3B3B3" w:sz="4"/>
+              <w:bottom w:val="single" w:color="B3B3B3" w:sz="4"/>
+              <w:right w:val="single" w:color="B3B3B3" w:sz="4"/>
+            </w:tcBorders>
+            <w:tcMar>
+              <w:top w:type="dxa" w:w="60"/>
+              <w:left w:type="dxa" w:w="100"/>
+              <w:bottom w:type="dxa" w:w="60"/>
+              <w:right w:type="dxa" w:w="100"/>
+            </w:tcMar>
+            <w:vAlign w:val="center"/>
+          </w:tcPr>
+          <w:p>
+            <w:pPr>
+              <w:spacing w:after="0" w:line="250"/>
+            </w:pPr>
+            <w:r>
+              <w:rPr>
+                <w:rFonts w:ascii="Arial" w:cs="Arial" w:eastAsia="Arial" w:hAnsi="Arial"/>
+                <w:b w:val="false"/>
+                <w:bCs w:val="false"/>
+                <w:i w:val="false"/>
+                <w:iCs w:val="false"/>
+                <w:color w:val="1A1A1A"/>
+                <w:sz w:val="18"/>
+                <w:szCs w:val="18"/>
+              </w:rPr>
+              <w:t xml:space="preserve">Быть подотчётным лидером</w:t>
+            </w:r>
+          </w:p>
+        </w:tc>
+        <w:tc>
+          <w:tcPr>
+            <w:tcW w:type="pct" w:w="15%"/>
             <w:tcBorders>
               <w:top w:val="single" w:color="B3B3B3" w:sz="4"/>
               <w:left w:val="single" w:color="B3B3B3" w:sz="4"/>
@@ -9377,7 +9401,7 @@
         </w:tc>
         <w:tc>
           <w:tcPr>
-            <w:tcW w:type="pct" w:w="20%"/>
+            <w:tcW w:type="pct" w:w="23%"/>
             <w:tcBorders>
               <w:top w:val="single" w:color="B3B3B3" w:sz="4"/>
               <w:left w:val="single" w:color="B3B3B3" w:sz="4"/>
@@ -9415,43 +9439,43 @@
       <w:tr>
         <w:tc>
           <w:tcPr>
-            <w:tcW w:type="pct" w:w="67%"/>
-            <w:tcBorders>
-              <w:top w:val="single" w:color="B3B3B3" w:sz="4"/>
-              <w:left w:val="single" w:color="B3B3B3" w:sz="4"/>
-              <w:bottom w:val="single" w:color="B3B3B3" w:sz="4"/>
-              <w:right w:val="single" w:color="B3B3B3" w:sz="4"/>
-            </w:tcBorders>
-            <w:tcMar>
-              <w:top w:type="dxa" w:w="60"/>
-              <w:left w:type="dxa" w:w="100"/>
-              <w:bottom w:type="dxa" w:w="60"/>
-              <w:right w:type="dxa" w:w="100"/>
-            </w:tcMar>
-            <w:vAlign w:val="center"/>
-          </w:tcPr>
-          <w:p>
-            <w:pPr>
-              <w:spacing w:after="0" w:line="250"/>
-            </w:pPr>
-            <w:r>
-              <w:rPr>
-                <w:rFonts w:ascii="Arial" w:cs="Arial" w:eastAsia="Arial" w:hAnsi="Arial"/>
-                <w:b w:val="false"/>
-                <w:bCs w:val="false"/>
-                <w:i w:val="false"/>
-                <w:iCs w:val="false"/>
-                <w:color w:val="1A1A1A"/>
-                <w:sz w:val="18"/>
-                <w:szCs w:val="18"/>
-              </w:rPr>
-              <w:t xml:space="preserve">Учёт устойчивого развития (Integrate Sustainability)</w:t>
-            </w:r>
-          </w:p>
-        </w:tc>
-        <w:tc>
-          <w:tcPr>
-            <w:tcW w:type="pct" w:w="13%"/>
+            <w:tcW w:type="pct" w:w="62%"/>
+            <w:tcBorders>
+              <w:top w:val="single" w:color="B3B3B3" w:sz="4"/>
+              <w:left w:val="single" w:color="B3B3B3" w:sz="4"/>
+              <w:bottom w:val="single" w:color="B3B3B3" w:sz="4"/>
+              <w:right w:val="single" w:color="B3B3B3" w:sz="4"/>
+            </w:tcBorders>
+            <w:tcMar>
+              <w:top w:type="dxa" w:w="60"/>
+              <w:left w:type="dxa" w:w="100"/>
+              <w:bottom w:type="dxa" w:w="60"/>
+              <w:right w:type="dxa" w:w="100"/>
+            </w:tcMar>
+            <w:vAlign w:val="center"/>
+          </w:tcPr>
+          <w:p>
+            <w:pPr>
+              <w:spacing w:after="0" w:line="250"/>
+            </w:pPr>
+            <w:r>
+              <w:rPr>
+                <w:rFonts w:ascii="Arial" w:cs="Arial" w:eastAsia="Arial" w:hAnsi="Arial"/>
+                <w:b w:val="false"/>
+                <w:bCs w:val="false"/>
+                <w:i w:val="false"/>
+                <w:iCs w:val="false"/>
+                <w:color w:val="1A1A1A"/>
+                <w:sz w:val="18"/>
+                <w:szCs w:val="18"/>
+              </w:rPr>
+              <w:t xml:space="preserve">Интегрировать устойчивость во все области проекта</w:t>
+            </w:r>
+          </w:p>
+        </w:tc>
+        <w:tc>
+          <w:tcPr>
+            <w:tcW w:type="pct" w:w="15%"/>
             <w:tcBorders>
               <w:top w:val="single" w:color="B3B3B3" w:sz="4"/>
               <w:left w:val="single" w:color="B3B3B3" w:sz="4"/>
@@ -9487,7 +9511,7 @@
         </w:tc>
         <w:tc>
           <w:tcPr>
-            <w:tcW w:type="pct" w:w="20%"/>
+            <w:tcW w:type="pct" w:w="23%"/>
             <w:tcBorders>
               <w:top w:val="single" w:color="B3B3B3" w:sz="4"/>
               <w:left w:val="single" w:color="B3B3B3" w:sz="4"/>
@@ -9525,43 +9549,43 @@
       <w:tr>
         <w:tc>
           <w:tcPr>
-            <w:tcW w:type="pct" w:w="67%"/>
-            <w:tcBorders>
-              <w:top w:val="single" w:color="B3B3B3" w:sz="4"/>
-              <w:left w:val="single" w:color="B3B3B3" w:sz="4"/>
-              <w:bottom w:val="single" w:color="B3B3B3" w:sz="4"/>
-              <w:right w:val="single" w:color="B3B3B3" w:sz="4"/>
-            </w:tcBorders>
-            <w:tcMar>
-              <w:top w:type="dxa" w:w="60"/>
-              <w:left w:type="dxa" w:w="100"/>
-              <w:bottom w:type="dxa" w:w="60"/>
-              <w:right w:type="dxa" w:w="100"/>
-            </w:tcMar>
-            <w:vAlign w:val="center"/>
-          </w:tcPr>
-          <w:p>
-            <w:pPr>
-              <w:spacing w:after="0" w:line="250"/>
-            </w:pPr>
-            <w:r>
-              <w:rPr>
-                <w:rFonts w:ascii="Arial" w:cs="Arial" w:eastAsia="Arial" w:hAnsi="Arial"/>
-                <w:b w:val="false"/>
-                <w:bCs w:val="false"/>
-                <w:i w:val="false"/>
-                <w:iCs w:val="false"/>
-                <w:color w:val="1A1A1A"/>
-                <w:sz w:val="18"/>
-                <w:szCs w:val="18"/>
-              </w:rPr>
-              <w:t xml:space="preserve">Культура доверия и самостоятельности (Build an Empowered Culture)</w:t>
-            </w:r>
-          </w:p>
-        </w:tc>
-        <w:tc>
-          <w:tcPr>
-            <w:tcW w:type="pct" w:w="13%"/>
+            <w:tcW w:type="pct" w:w="62%"/>
+            <w:tcBorders>
+              <w:top w:val="single" w:color="B3B3B3" w:sz="4"/>
+              <w:left w:val="single" w:color="B3B3B3" w:sz="4"/>
+              <w:bottom w:val="single" w:color="B3B3B3" w:sz="4"/>
+              <w:right w:val="single" w:color="B3B3B3" w:sz="4"/>
+            </w:tcBorders>
+            <w:tcMar>
+              <w:top w:type="dxa" w:w="60"/>
+              <w:left w:type="dxa" w:w="100"/>
+              <w:bottom w:type="dxa" w:w="60"/>
+              <w:right w:type="dxa" w:w="100"/>
+            </w:tcMar>
+            <w:vAlign w:val="center"/>
+          </w:tcPr>
+          <w:p>
+            <w:pPr>
+              <w:spacing w:after="0" w:line="250"/>
+            </w:pPr>
+            <w:r>
+              <w:rPr>
+                <w:rFonts w:ascii="Arial" w:cs="Arial" w:eastAsia="Arial" w:hAnsi="Arial"/>
+                <w:b w:val="false"/>
+                <w:bCs w:val="false"/>
+                <w:i w:val="false"/>
+                <w:iCs w:val="false"/>
+                <w:color w:val="1A1A1A"/>
+                <w:sz w:val="18"/>
+                <w:szCs w:val="18"/>
+              </w:rPr>
+              <w:t xml:space="preserve">Формировать культуру полномочий</w:t>
+            </w:r>
+          </w:p>
+        </w:tc>
+        <w:tc>
+          <w:tcPr>
+            <w:tcW w:type="pct" w:w="15%"/>
             <w:tcBorders>
               <w:top w:val="single" w:color="B3B3B3" w:sz="4"/>
               <w:left w:val="single" w:color="B3B3B3" w:sz="4"/>
@@ -9597,7 +9621,7 @@
         </w:tc>
         <w:tc>
           <w:tcPr>
-            <w:tcW w:type="pct" w:w="20%"/>
+            <w:tcW w:type="pct" w:w="23%"/>
             <w:tcBorders>
               <w:top w:val="single" w:color="B3B3B3" w:sz="4"/>
               <w:left w:val="single" w:color="B3B3B3" w:sz="4"/>
@@ -9653,7 +9677,7 @@
           <w:sz w:val="20"/>
           <w:szCs w:val="20"/>
         </w:rPr>
-        <w:t xml:space="preserve">Домены по главам: управление и надзор — 1.2, 2.3, 2.5, 3.6, 5.2, 6.4; содержание — 2.1, 2.2, 3.1, 3.2, 6.1; расписание — 3.3, 5.1; финансы — 3.4; заинтересованные стороны — 2.4, 4.2, 6.2, 6.3; ресурсы — 1.4, 3.4, 4.1; риски — 3.5. Все семь доменов покрыты.</w:t>
+        <w:t xml:space="preserve">Домены исполнения по главам: руководство — 1.2, 2.3, 2.5, 3.6, 5.2, 6.4; содержание — 2.1, 2.2, 3.1, 3.2, 6.1; расписание — 3.3, 5.1; финансы — 3.4; заинтересованные стороны — 2.4, 4.2, 6.2, 6.3; ресурсы — 1.4, 3.4, 4.1; риски — 3.5. Все семь доменов покрыты.</w:t>
       </w:r>
     </w:p>
     <w:p>
@@ -9876,7 +9900,7 @@
                 <w:sz w:val="18"/>
                 <w:szCs w:val="18"/>
               </w:rPr>
-              <w:t xml:space="preserve">мини-карта: область фокуса (глава) и домен шага</w:t>
+              <w:t xml:space="preserve">мини-карта: фокусная область (глава) и домен шага</w:t>
             </w:r>
           </w:p>
         </w:tc>
@@ -10096,7 +10120,7 @@
                 <w:sz w:val="18"/>
                 <w:szCs w:val="18"/>
               </w:rPr>
-              <w:t xml:space="preserve">2–4 определения с источником; русский термин и английский оригинал при первом упоминании</w:t>
+              <w:t xml:space="preserve">2–4 определения с источником; русский термин, английский оригинал — один раз в главе «(англ. …)»</w:t>
             </w:r>
           </w:p>
         </w:tc>
@@ -11763,7 +11787,7 @@
           <w:sz w:val="20"/>
           <w:szCs w:val="20"/>
         </w:rPr>
-        <w:t xml:space="preserve"> — по пяти областям фокуса PMBOK 8. Завершение стало главой 6.</w:t>
+        <w:t xml:space="preserve"> — по пяти фокусным областям PMBOK 8. Закрытие (в концепции — завершение) стало главой 6.</w:t>
       </w:r>
     </w:p>
     <w:p>

--- a/docs/metodichka/STRUKTURA.docx
+++ b/docs/metodichka/STRUKTURA.docx
@@ -629,7 +629,7 @@
                 <w:sz w:val="18"/>
                 <w:szCs w:val="18"/>
               </w:rPr>
-              <w:t xml:space="preserve">глава 1 вводит все шесть на жизненных примерах; дальше каждый шаг опирается на один принцип — одной фразой в блоке «Зачем»</w:t>
+              <w:t xml:space="preserve">глава 1 вводит все шесть на жизненных примерах; дальше каждый шаг опирается на один принцип — одной фразой в блоке «Зачем», короткой меткой</w:t>
             </w:r>
           </w:p>
         </w:tc>
@@ -4953,7 +4953,7 @@
           <w:sz w:val="20"/>
           <w:szCs w:val="20"/>
         </w:rPr>
-        <w:t xml:space="preserve">Опорные принципы: 2.1 — фокусироваться на ценности; 2.3 и 2.5 — быть подотчётным лидером; 2.4 — принимать целостный взгляд.</w:t>
+        <w:t xml:space="preserve">Опорные принципы: 2.1 — ценность; 2.3 и 2.5 — подотчётность; 2.4 — целостный взгляд.</w:t>
       </w:r>
     </w:p>
     <w:p>
@@ -6368,7 +6368,7 @@
           <w:sz w:val="20"/>
           <w:szCs w:val="20"/>
         </w:rPr>
-        <w:t xml:space="preserve">Опорные принципы: 3.1 — фокусироваться на ценности; 3.2 — принимать целостный взгляд (правило 100 %); 3.3 — быть подотчётным лидером (честные оценки); 3.5 — интегрировать устойчивость; 3.6 — встраивать качество.</w:t>
+        <w:t xml:space="preserve">Опорные принципы: 3.1 — ценность; 3.2 — целостный взгляд (правило 100 %); 3.3 — подотчётность (честные оценки); 3.5 — устойчивость; 3.6 — качество.</w:t>
       </w:r>
     </w:p>
     <w:p>
@@ -7042,7 +7042,7 @@
           <w:sz w:val="20"/>
           <w:szCs w:val="20"/>
         </w:rPr>
-        <w:t xml:space="preserve">Опорные принципы: 4.1 — формировать культуру полномочий; 4.2 — быть подотчётным лидером. Здесь же — ИИ в работе команды: что можно поручить, что проверять самим.</w:t>
+        <w:t xml:space="preserve">Опорные принципы: 4.1 — культура полномочий; 4.2 — подотчётность. Здесь же — ИИ в работе команды: что можно поручить, что проверять самим.</w:t>
       </w:r>
     </w:p>
     <w:p>
@@ -7729,7 +7729,7 @@
           <w:sz w:val="20"/>
           <w:szCs w:val="20"/>
         </w:rPr>
-        <w:t xml:space="preserve">Опорные принципы: 5.1 — встраивать качество; 5.2 — принимать целостный взгляд (изменение в одном месте задевает сроки, деньги и риски).</w:t>
+        <w:t xml:space="preserve">Опорные принципы: 5.1 — качество; 5.2 — целостный взгляд (изменение в одном месте задевает сроки, деньги и риски).</w:t>
       </w:r>
     </w:p>
     <w:p>
@@ -8780,7 +8780,7 @@
           <w:sz w:val="20"/>
           <w:szCs w:val="20"/>
         </w:rPr>
-        <w:t xml:space="preserve">Опорные принципы: 6.1 — фокусироваться на ценности; 6.4 — интегрировать устойчивость (что станет с результатом после курса).</w:t>
+        <w:t xml:space="preserve">Опорные принципы: 6.1 — ценность; 6.4 — устойчивость (что станет с результатом после курса).</w:t>
       </w:r>
     </w:p>
     <w:p>
